--- a/docs/BCSE497J_Project_Report_Final.docx
+++ b/docs/BCSE497J_Project_Report_Final.docx
@@ -4,7 +4,7 @@
   <w:body>
     <w:p>
       <w:pPr>
-        <w:spacing w:before="57"/>
+        <w:spacing w:before="57" w:line="276" w:lineRule="auto"/>
         <w:jc w:val="center"/>
         <w:rPr>
           <w:b/>
@@ -15,6 +15,7 @@
       </w:pPr>
       <w:r>
         <w:rPr>
+          <w:rFonts w:ascii="Times New Roman" w:hAnsi="Times New Roman"/>
           <w:b/>
           <w:bCs/>
           <w:sz w:val="36"/>
@@ -24,6 +25,7 @@
       </w:r>
       <w:r>
         <w:rPr>
+          <w:rFonts w:ascii="Times New Roman" w:hAnsi="Times New Roman"/>
           <w:b/>
           <w:bCs/>
           <w:sz w:val="36"/>
@@ -96,6 +98,7 @@
     </w:p>
     <w:p>
       <w:pPr>
+        <w:spacing w:line="276" w:lineRule="auto"/>
         <w:jc w:val="center"/>
         <w:rPr>
           <w:i/>
@@ -104,6 +107,7 @@
       </w:pPr>
       <w:r>
         <w:rPr>
+          <w:rFonts w:ascii="Times New Roman" w:hAnsi="Times New Roman"/>
           <w:i/>
           <w:sz w:val="28"/>
         </w:rPr>
@@ -111,6 +115,7 @@
       </w:r>
       <w:r>
         <w:rPr>
+          <w:rFonts w:ascii="Times New Roman" w:hAnsi="Times New Roman"/>
           <w:i/>
           <w:spacing w:val="-2"/>
           <w:sz w:val="28"/>
@@ -119,6 +124,7 @@
       </w:r>
       <w:r>
         <w:rPr>
+          <w:rFonts w:ascii="Times New Roman" w:hAnsi="Times New Roman"/>
           <w:i/>
           <w:sz w:val="28"/>
         </w:rPr>
@@ -126,6 +132,7 @@
       </w:r>
       <w:r>
         <w:rPr>
+          <w:rFonts w:ascii="Times New Roman" w:hAnsi="Times New Roman"/>
           <w:i/>
           <w:spacing w:val="-3"/>
           <w:sz w:val="28"/>
@@ -134,6 +141,7 @@
       </w:r>
       <w:r>
         <w:rPr>
+          <w:rFonts w:ascii="Times New Roman" w:hAnsi="Times New Roman"/>
           <w:i/>
           <w:sz w:val="28"/>
         </w:rPr>
@@ -141,6 +149,7 @@
       </w:r>
       <w:r>
         <w:rPr>
+          <w:rFonts w:ascii="Times New Roman" w:hAnsi="Times New Roman"/>
           <w:i/>
           <w:spacing w:val="-3"/>
           <w:sz w:val="28"/>
@@ -149,6 +158,7 @@
       </w:r>
       <w:r>
         <w:rPr>
+          <w:rFonts w:ascii="Times New Roman" w:hAnsi="Times New Roman"/>
           <w:i/>
           <w:sz w:val="28"/>
         </w:rPr>
@@ -156,6 +166,7 @@
       </w:r>
       <w:r>
         <w:rPr>
+          <w:rFonts w:ascii="Times New Roman" w:hAnsi="Times New Roman"/>
           <w:i/>
           <w:spacing w:val="-3"/>
           <w:sz w:val="28"/>
@@ -164,6 +175,7 @@
       </w:r>
       <w:r>
         <w:rPr>
+          <w:rFonts w:ascii="Times New Roman" w:hAnsi="Times New Roman"/>
           <w:i/>
           <w:sz w:val="28"/>
         </w:rPr>
@@ -171,6 +183,7 @@
       </w:r>
       <w:r>
         <w:rPr>
+          <w:rFonts w:ascii="Times New Roman" w:hAnsi="Times New Roman"/>
           <w:i/>
           <w:spacing w:val="-3"/>
           <w:sz w:val="28"/>
@@ -179,6 +192,7 @@
       </w:r>
       <w:r>
         <w:rPr>
+          <w:rFonts w:ascii="Times New Roman" w:hAnsi="Times New Roman"/>
           <w:i/>
           <w:sz w:val="28"/>
         </w:rPr>
@@ -186,6 +200,7 @@
       </w:r>
       <w:r>
         <w:rPr>
+          <w:rFonts w:ascii="Times New Roman" w:hAnsi="Times New Roman"/>
           <w:i/>
           <w:spacing w:val="-1"/>
           <w:sz w:val="28"/>
@@ -194,6 +209,7 @@
       </w:r>
       <w:r>
         <w:rPr>
+          <w:rFonts w:ascii="Times New Roman" w:hAnsi="Times New Roman"/>
           <w:i/>
           <w:sz w:val="28"/>
         </w:rPr>
@@ -201,6 +217,7 @@
       </w:r>
       <w:r>
         <w:rPr>
+          <w:rFonts w:ascii="Times New Roman" w:hAnsi="Times New Roman"/>
           <w:i/>
           <w:spacing w:val="-1"/>
           <w:sz w:val="28"/>
@@ -209,6 +226,7 @@
       </w:r>
       <w:r>
         <w:rPr>
+          <w:rFonts w:ascii="Times New Roman" w:hAnsi="Times New Roman"/>
           <w:i/>
           <w:sz w:val="28"/>
         </w:rPr>
@@ -216,6 +234,7 @@
       </w:r>
       <w:r>
         <w:rPr>
+          <w:rFonts w:ascii="Times New Roman" w:hAnsi="Times New Roman"/>
           <w:i/>
           <w:spacing w:val="-1"/>
           <w:sz w:val="28"/>
@@ -224,6 +243,7 @@
       </w:r>
       <w:r>
         <w:rPr>
+          <w:rFonts w:ascii="Times New Roman" w:hAnsi="Times New Roman"/>
           <w:i/>
           <w:sz w:val="28"/>
         </w:rPr>
@@ -231,6 +251,7 @@
       </w:r>
       <w:r>
         <w:rPr>
+          <w:rFonts w:ascii="Times New Roman" w:hAnsi="Times New Roman"/>
           <w:i/>
           <w:spacing w:val="-2"/>
           <w:sz w:val="28"/>
@@ -239,6 +260,7 @@
       </w:r>
       <w:r>
         <w:rPr>
+          <w:rFonts w:ascii="Times New Roman" w:hAnsi="Times New Roman"/>
           <w:i/>
           <w:sz w:val="28"/>
         </w:rPr>
@@ -246,6 +268,7 @@
       </w:r>
       <w:r>
         <w:rPr>
+          <w:rFonts w:ascii="Times New Roman" w:hAnsi="Times New Roman"/>
           <w:i/>
           <w:spacing w:val="-2"/>
           <w:sz w:val="28"/>
@@ -254,6 +277,7 @@
       </w:r>
       <w:r>
         <w:rPr>
+          <w:rFonts w:ascii="Times New Roman" w:hAnsi="Times New Roman"/>
           <w:i/>
           <w:sz w:val="28"/>
         </w:rPr>
@@ -272,6 +296,7 @@
     </w:p>
     <w:p>
       <w:pPr>
+        <w:spacing w:line="276" w:lineRule="auto"/>
         <w:jc w:val="center"/>
         <w:rPr>
           <w:b/>
@@ -281,6 +306,7 @@
       </w:pPr>
       <w:r>
         <w:rPr>
+          <w:rFonts w:ascii="Times New Roman" w:hAnsi="Times New Roman"/>
           <w:b/>
           <w:sz w:val="38"/>
           <w:szCs w:val="38"/>
@@ -300,6 +326,7 @@
     </w:p>
     <w:p>
       <w:pPr>
+        <w:spacing w:line="276" w:lineRule="auto"/>
         <w:jc w:val="center"/>
         <w:rPr>
           <w:i/>
@@ -309,6 +336,7 @@
       </w:pPr>
       <w:r>
         <w:rPr>
+          <w:rFonts w:ascii="Times New Roman" w:hAnsi="Times New Roman"/>
           <w:i/>
           <w:sz w:val="38"/>
           <w:szCs w:val="38"/>
@@ -338,6 +366,7 @@
     </w:p>
     <w:p>
       <w:pPr>
+        <w:spacing w:line="276" w:lineRule="auto"/>
         <w:jc w:val="center"/>
         <w:rPr>
           <w:b/>
@@ -368,6 +397,7 @@
     </w:p>
     <w:p>
       <w:pPr>
+        <w:spacing w:line="276" w:lineRule="auto"/>
         <w:jc w:val="center"/>
         <w:rPr>
           <w:i/>
@@ -376,6 +406,7 @@
       </w:pPr>
       <w:r>
         <w:rPr>
+          <w:rFonts w:ascii="Times New Roman" w:hAnsi="Times New Roman"/>
           <w:i/>
           <w:sz w:val="28"/>
         </w:rPr>
@@ -766,6 +797,7 @@
     <w:p>
       <w:pPr>
         <w:pStyle w:val="BodyText"/>
+        <w:spacing w:line="276" w:lineRule="auto"/>
         <w:ind w:left="372"/>
         <w:jc w:val="center"/>
         <w:rPr>
@@ -825,11 +857,13 @@
     <w:p>
       <w:pPr>
         <w:pStyle w:val="BodyText"/>
+        <w:spacing w:line="276" w:lineRule="auto"/>
         <w:ind w:left="372"/>
         <w:jc w:val="center"/>
       </w:pPr>
       <w:r>
         <w:rPr>
+          <w:rFonts w:ascii="Times New Roman" w:hAnsi="Times New Roman"/>
           <w:b/>
           <w:sz w:val="28"/>
           <w:u w:val="thick"/>
@@ -873,105 +907,175 @@
         <w:jc w:val="both"/>
       </w:pPr>
       <w:r>
+        <w:rPr>
+          <w:rFonts w:ascii="Times New Roman" w:hAnsi="Times New Roman"/>
+          <w:sz w:val="24"/>
+        </w:rPr>
         <w:t>I further declare that the work reported in this project has not been submitted</w:t>
       </w:r>
       <w:r>
         <w:rPr>
+          <w:rFonts w:ascii="Times New Roman" w:hAnsi="Times New Roman"/>
           <w:spacing w:val="1"/>
+          <w:sz w:val="24"/>
         </w:rPr>
         <w:t xml:space="preserve"> </w:t>
       </w:r>
       <w:r>
+        <w:rPr>
+          <w:rFonts w:ascii="Times New Roman" w:hAnsi="Times New Roman"/>
+          <w:sz w:val="24"/>
+        </w:rPr>
         <w:t>and will not be submitted, either in part or in full, for the award of any other degree or</w:t>
       </w:r>
       <w:r>
         <w:rPr>
+          <w:rFonts w:ascii="Times New Roman" w:hAnsi="Times New Roman"/>
           <w:spacing w:val="-57"/>
+          <w:sz w:val="24"/>
         </w:rPr>
         <w:t xml:space="preserve"> </w:t>
       </w:r>
       <w:r>
+        <w:rPr>
+          <w:rFonts w:ascii="Times New Roman" w:hAnsi="Times New Roman"/>
+          <w:sz w:val="24"/>
+        </w:rPr>
         <w:t>diploma</w:t>
       </w:r>
       <w:r>
         <w:rPr>
+          <w:rFonts w:ascii="Times New Roman" w:hAnsi="Times New Roman"/>
           <w:spacing w:val="5"/>
+          <w:sz w:val="24"/>
         </w:rPr>
         <w:t xml:space="preserve"> </w:t>
       </w:r>
       <w:r>
+        <w:rPr>
+          <w:rFonts w:ascii="Times New Roman" w:hAnsi="Times New Roman"/>
+          <w:sz w:val="24"/>
+        </w:rPr>
         <w:t>in</w:t>
       </w:r>
       <w:r>
         <w:rPr>
+          <w:rFonts w:ascii="Times New Roman" w:hAnsi="Times New Roman"/>
           <w:spacing w:val="-4"/>
+          <w:sz w:val="24"/>
         </w:rPr>
         <w:t xml:space="preserve"> </w:t>
       </w:r>
       <w:r>
+        <w:rPr>
+          <w:rFonts w:ascii="Times New Roman" w:hAnsi="Times New Roman"/>
+          <w:sz w:val="24"/>
+        </w:rPr>
         <w:t>this</w:t>
       </w:r>
       <w:r>
         <w:rPr>
+          <w:rFonts w:ascii="Times New Roman" w:hAnsi="Times New Roman"/>
           <w:spacing w:val="5"/>
+          <w:sz w:val="24"/>
         </w:rPr>
         <w:t xml:space="preserve"> </w:t>
       </w:r>
       <w:r>
+        <w:rPr>
+          <w:rFonts w:ascii="Times New Roman" w:hAnsi="Times New Roman"/>
+          <w:sz w:val="24"/>
+        </w:rPr>
         <w:t>institute</w:t>
       </w:r>
       <w:r>
         <w:rPr>
+          <w:rFonts w:ascii="Times New Roman" w:hAnsi="Times New Roman"/>
           <w:spacing w:val="-4"/>
+          <w:sz w:val="24"/>
         </w:rPr>
         <w:t xml:space="preserve"> </w:t>
       </w:r>
       <w:r>
+        <w:rPr>
+          <w:rFonts w:ascii="Times New Roman" w:hAnsi="Times New Roman"/>
+          <w:sz w:val="24"/>
+        </w:rPr>
         <w:t>or</w:t>
       </w:r>
       <w:r>
         <w:rPr>
+          <w:rFonts w:ascii="Times New Roman" w:hAnsi="Times New Roman"/>
           <w:spacing w:val="-1"/>
+          <w:sz w:val="24"/>
         </w:rPr>
         <w:t xml:space="preserve"> </w:t>
       </w:r>
       <w:r>
+        <w:rPr>
+          <w:rFonts w:ascii="Times New Roman" w:hAnsi="Times New Roman"/>
+          <w:sz w:val="24"/>
+        </w:rPr>
         <w:t>any</w:t>
       </w:r>
       <w:r>
         <w:rPr>
+          <w:rFonts w:ascii="Times New Roman" w:hAnsi="Times New Roman"/>
           <w:spacing w:val="-8"/>
+          <w:sz w:val="24"/>
         </w:rPr>
         <w:t xml:space="preserve"> </w:t>
       </w:r>
       <w:r>
+        <w:rPr>
+          <w:rFonts w:ascii="Times New Roman" w:hAnsi="Times New Roman"/>
+          <w:sz w:val="24"/>
+        </w:rPr>
         <w:t>other</w:t>
       </w:r>
       <w:r>
         <w:rPr>
+          <w:rFonts w:ascii="Times New Roman" w:hAnsi="Times New Roman"/>
           <w:spacing w:val="4"/>
+          <w:sz w:val="24"/>
         </w:rPr>
         <w:t xml:space="preserve"> </w:t>
       </w:r>
       <w:r>
+        <w:rPr>
+          <w:rFonts w:ascii="Times New Roman" w:hAnsi="Times New Roman"/>
+          <w:sz w:val="24"/>
+        </w:rPr>
         <w:t>institute</w:t>
       </w:r>
       <w:r>
         <w:rPr>
+          <w:rFonts w:ascii="Times New Roman" w:hAnsi="Times New Roman"/>
           <w:spacing w:val="-4"/>
+          <w:sz w:val="24"/>
         </w:rPr>
         <w:t xml:space="preserve"> </w:t>
       </w:r>
       <w:r>
+        <w:rPr>
+          <w:rFonts w:ascii="Times New Roman" w:hAnsi="Times New Roman"/>
+          <w:sz w:val="24"/>
+        </w:rPr>
         <w:t>or</w:t>
       </w:r>
       <w:r>
         <w:rPr>
+          <w:rFonts w:ascii="Times New Roman" w:hAnsi="Times New Roman"/>
           <w:spacing w:val="4"/>
+          <w:sz w:val="24"/>
         </w:rPr>
         <w:t xml:space="preserve"> </w:t>
       </w:r>
       <w:r>
+        <w:rPr>
+          <w:rFonts w:ascii="Times New Roman" w:hAnsi="Times New Roman"/>
+          <w:sz w:val="24"/>
+        </w:rPr>
         <w:t>university.</w:t>
       </w:r>
     </w:p>
@@ -1042,29 +1146,47 @@
         <w:ind w:left="480" w:right="6851"/>
       </w:pPr>
       <w:r>
+        <w:rPr>
+          <w:rFonts w:ascii="Times New Roman" w:hAnsi="Times New Roman"/>
+          <w:sz w:val="24"/>
+        </w:rPr>
         <w:t>Place</w:t>
       </w:r>
       <w:r>
+        <w:rPr>
+          <w:rFonts w:ascii="Times New Roman" w:hAnsi="Times New Roman"/>
+          <w:sz w:val="24"/>
+        </w:rPr>
         <w:tab/>
         <w:t>: Vellore</w:t>
       </w:r>
       <w:r>
         <w:rPr>
+          <w:rFonts w:ascii="Times New Roman" w:hAnsi="Times New Roman"/>
           <w:spacing w:val="-57"/>
+          <w:sz w:val="24"/>
         </w:rPr>
         <w:t xml:space="preserve"> </w:t>
       </w:r>
       <w:r>
+        <w:rPr>
+          <w:rFonts w:ascii="Times New Roman" w:hAnsi="Times New Roman"/>
+          <w:sz w:val="24"/>
+        </w:rPr>
         <w:t>Date</w:t>
       </w:r>
       <w:r>
+        <w:rPr>
+          <w:rFonts w:ascii="Times New Roman" w:hAnsi="Times New Roman"/>
+          <w:sz w:val="24"/>
+        </w:rPr>
         <w:tab/>
         <w:t>:</w:t>
       </w:r>
     </w:p>
     <w:p>
       <w:pPr>
-        <w:spacing w:before="2"/>
+        <w:spacing w:before="2" w:line="276" w:lineRule="auto"/>
         <w:ind w:left="6024"/>
         <w:rPr>
           <w:b/>
@@ -1146,6 +1268,7 @@
     <w:p>
       <w:pPr>
         <w:pStyle w:val="BodyText"/>
+        <w:spacing w:line="276" w:lineRule="auto"/>
         <w:ind w:left="372"/>
         <w:jc w:val="center"/>
         <w:rPr>
@@ -1156,6 +1279,7 @@
       </w:pPr>
       <w:r>
         <w:rPr>
+          <w:rFonts w:ascii="Times New Roman" w:hAnsi="Times New Roman"/>
           <w:b/>
           <w:sz w:val="28"/>
           <w:u w:val="thick"/>
@@ -1208,123 +1332,205 @@
         <w:jc w:val="both"/>
       </w:pPr>
       <w:r>
+        <w:rPr>
+          <w:rFonts w:ascii="Times New Roman" w:hAnsi="Times New Roman"/>
+          <w:sz w:val="24"/>
+        </w:rPr>
         <w:t>The contents of this report have not been submitted and will not be submitted</w:t>
       </w:r>
       <w:r>
         <w:rPr>
+          <w:rFonts w:ascii="Times New Roman" w:hAnsi="Times New Roman"/>
           <w:spacing w:val="1"/>
+          <w:sz w:val="24"/>
         </w:rPr>
         <w:t xml:space="preserve"> </w:t>
       </w:r>
       <w:r>
+        <w:rPr>
+          <w:rFonts w:ascii="Times New Roman" w:hAnsi="Times New Roman"/>
+          <w:sz w:val="24"/>
+        </w:rPr>
         <w:t>either in part or in full, for the award of any other degree or diploma in this institute or</w:t>
       </w:r>
       <w:r>
         <w:rPr>
+          <w:rFonts w:ascii="Times New Roman" w:hAnsi="Times New Roman"/>
           <w:spacing w:val="-57"/>
+          <w:sz w:val="24"/>
         </w:rPr>
         <w:t xml:space="preserve"> </w:t>
       </w:r>
       <w:r>
+        <w:rPr>
+          <w:rFonts w:ascii="Times New Roman" w:hAnsi="Times New Roman"/>
+          <w:sz w:val="24"/>
+        </w:rPr>
         <w:t>any other institute or university. The project fulfills the requirements and regulations of</w:t>
       </w:r>
       <w:r>
         <w:rPr>
+          <w:rFonts w:ascii="Times New Roman" w:hAnsi="Times New Roman"/>
           <w:spacing w:val="-57"/>
+          <w:sz w:val="24"/>
         </w:rPr>
         <w:t xml:space="preserve"> </w:t>
       </w:r>
       <w:r>
+        <w:rPr>
+          <w:rFonts w:ascii="Times New Roman" w:hAnsi="Times New Roman"/>
+          <w:sz w:val="24"/>
+        </w:rPr>
         <w:t>the</w:t>
       </w:r>
       <w:r>
         <w:rPr>
+          <w:rFonts w:ascii="Times New Roman" w:hAnsi="Times New Roman"/>
           <w:spacing w:val="-1"/>
+          <w:sz w:val="24"/>
         </w:rPr>
         <w:t xml:space="preserve"> </w:t>
       </w:r>
       <w:r>
+        <w:rPr>
+          <w:rFonts w:ascii="Times New Roman" w:hAnsi="Times New Roman"/>
+          <w:sz w:val="24"/>
+        </w:rPr>
         <w:t>University</w:t>
       </w:r>
       <w:r>
         <w:rPr>
+          <w:rFonts w:ascii="Times New Roman" w:hAnsi="Times New Roman"/>
           <w:spacing w:val="-8"/>
+          <w:sz w:val="24"/>
         </w:rPr>
         <w:t xml:space="preserve"> </w:t>
       </w:r>
       <w:r>
+        <w:rPr>
+          <w:rFonts w:ascii="Times New Roman" w:hAnsi="Times New Roman"/>
+          <w:sz w:val="24"/>
+        </w:rPr>
         <w:t>and</w:t>
       </w:r>
       <w:r>
         <w:rPr>
+          <w:rFonts w:ascii="Times New Roman" w:hAnsi="Times New Roman"/>
           <w:spacing w:val="5"/>
+          <w:sz w:val="24"/>
         </w:rPr>
         <w:t xml:space="preserve"> </w:t>
       </w:r>
       <w:r>
+        <w:rPr>
+          <w:rFonts w:ascii="Times New Roman" w:hAnsi="Times New Roman"/>
+          <w:sz w:val="24"/>
+        </w:rPr>
         <w:t>in my</w:t>
       </w:r>
       <w:r>
         <w:rPr>
+          <w:rFonts w:ascii="Times New Roman" w:hAnsi="Times New Roman"/>
           <w:spacing w:val="-4"/>
+          <w:sz w:val="24"/>
         </w:rPr>
         <w:t xml:space="preserve"> </w:t>
       </w:r>
       <w:r>
+        <w:rPr>
+          <w:rFonts w:ascii="Times New Roman" w:hAnsi="Times New Roman"/>
+          <w:sz w:val="24"/>
+        </w:rPr>
         <w:t>opinion</w:t>
       </w:r>
       <w:r>
         <w:rPr>
+          <w:rFonts w:ascii="Times New Roman" w:hAnsi="Times New Roman"/>
           <w:spacing w:val="1"/>
+          <w:sz w:val="24"/>
         </w:rPr>
         <w:t xml:space="preserve"> </w:t>
       </w:r>
       <w:r>
+        <w:rPr>
+          <w:rFonts w:ascii="Times New Roman" w:hAnsi="Times New Roman"/>
+          <w:sz w:val="24"/>
+        </w:rPr>
         <w:t>meets</w:t>
       </w:r>
       <w:r>
         <w:rPr>
+          <w:rFonts w:ascii="Times New Roman" w:hAnsi="Times New Roman"/>
           <w:spacing w:val="-2"/>
+          <w:sz w:val="24"/>
         </w:rPr>
         <w:t xml:space="preserve"> </w:t>
       </w:r>
       <w:r>
+        <w:rPr>
+          <w:rFonts w:ascii="Times New Roman" w:hAnsi="Times New Roman"/>
+          <w:sz w:val="24"/>
+        </w:rPr>
         <w:t>the</w:t>
       </w:r>
       <w:r>
         <w:rPr>
+          <w:rFonts w:ascii="Times New Roman" w:hAnsi="Times New Roman"/>
           <w:spacing w:val="-1"/>
+          <w:sz w:val="24"/>
         </w:rPr>
         <w:t xml:space="preserve"> </w:t>
       </w:r>
       <w:r>
+        <w:rPr>
+          <w:rFonts w:ascii="Times New Roman" w:hAnsi="Times New Roman"/>
+          <w:sz w:val="24"/>
+        </w:rPr>
         <w:t>necessary</w:t>
       </w:r>
       <w:r>
         <w:rPr>
+          <w:rFonts w:ascii="Times New Roman" w:hAnsi="Times New Roman"/>
           <w:spacing w:val="-8"/>
+          <w:sz w:val="24"/>
         </w:rPr>
         <w:t xml:space="preserve"> </w:t>
       </w:r>
       <w:r>
+        <w:rPr>
+          <w:rFonts w:ascii="Times New Roman" w:hAnsi="Times New Roman"/>
+          <w:sz w:val="24"/>
+        </w:rPr>
         <w:t>standards</w:t>
       </w:r>
       <w:r>
         <w:rPr>
+          <w:rFonts w:ascii="Times New Roman" w:hAnsi="Times New Roman"/>
           <w:spacing w:val="4"/>
+          <w:sz w:val="24"/>
         </w:rPr>
         <w:t xml:space="preserve"> </w:t>
       </w:r>
       <w:r>
+        <w:rPr>
+          <w:rFonts w:ascii="Times New Roman" w:hAnsi="Times New Roman"/>
+          <w:sz w:val="24"/>
+        </w:rPr>
         <w:t>for</w:t>
       </w:r>
       <w:r>
         <w:rPr>
+          <w:rFonts w:ascii="Times New Roman" w:hAnsi="Times New Roman"/>
           <w:spacing w:val="2"/>
+          <w:sz w:val="24"/>
         </w:rPr>
         <w:t xml:space="preserve"> </w:t>
       </w:r>
       <w:r>
+        <w:rPr>
+          <w:rFonts w:ascii="Times New Roman" w:hAnsi="Times New Roman"/>
+          <w:sz w:val="24"/>
+        </w:rPr>
         <w:t>submission.</w:t>
       </w:r>
     </w:p>
@@ -1374,24 +1580,73 @@
         <w:tabs>
           <w:tab w:val="left" w:pos="1199"/>
         </w:tabs>
-        <w:spacing w:before="161"/>
+        <w:spacing w:before="161" w:line="276" w:lineRule="auto"/>
         <w:ind w:left="480"/>
       </w:pPr>
       <w:r>
+        <w:rPr>
+          <w:rFonts w:ascii="Times New Roman" w:hAnsi="Times New Roman"/>
+          <w:sz w:val="24"/>
+        </w:rPr>
         <w:t>Place</w:t>
       </w:r>
       <w:r>
+        <w:rPr>
+          <w:rFonts w:ascii="Times New Roman" w:hAnsi="Times New Roman"/>
+          <w:sz w:val="24"/>
+        </w:rPr>
         <w:tab/>
         <w:t>:</w:t>
       </w:r>
       <w:r>
         <w:rPr>
+          <w:rFonts w:ascii="Times New Roman" w:hAnsi="Times New Roman"/>
           <w:spacing w:val="58"/>
+          <w:sz w:val="24"/>
         </w:rPr>
         <w:t xml:space="preserve"> </w:t>
       </w:r>
       <w:r>
+        <w:rPr>
+          <w:rFonts w:ascii="Times New Roman" w:hAnsi="Times New Roman"/>
+          <w:sz w:val="24"/>
+        </w:rPr>
         <w:t>Vellore</w:t>
+      </w:r>
+    </w:p>
+    <w:p>
+      <w:pPr>
+        <w:tabs>
+          <w:tab w:val="left" w:pos="1199"/>
+          <w:tab w:val="left" w:pos="6239"/>
+        </w:tabs>
+        <w:spacing w:before="137" w:line="276" w:lineRule="auto"/>
+        <w:ind w:left="480"/>
+        <w:rPr>
+          <w:sz w:val="24"/>
+        </w:rPr>
+      </w:pPr>
+      <w:r>
+        <w:rPr>
+          <w:rFonts w:ascii="Times New Roman" w:hAnsi="Times New Roman"/>
+          <w:sz w:val="24"/>
+        </w:rPr>
+        <w:t>Date</w:t>
+      </w:r>
+      <w:r>
+        <w:rPr>
+          <w:rFonts w:ascii="Times New Roman" w:hAnsi="Times New Roman"/>
+          <w:sz w:val="24"/>
+        </w:rPr>
+        <w:tab/>
+        <w:t>:</w:t>
+      </w:r>
+      <w:r>
+        <w:rPr>
+          <w:rFonts w:ascii="Times New Roman" w:hAnsi="Times New Roman"/>
+          <w:sz w:val="24"/>
+        </w:rPr>
+        <w:tab/>
       </w:r>
     </w:p>
     <w:p>
@@ -1406,25 +1661,6 @@
           <w:sz w:val="24"/>
         </w:rPr>
       </w:pPr>
-      <w:r>
-        <w:rPr>
-          <w:sz w:val="24"/>
-        </w:rPr>
-        <w:t>Date</w:t>
-      </w:r>
-      <w:r>
-        <w:rPr>
-          <w:sz w:val="24"/>
-        </w:rPr>
-        <w:tab/>
-        <w:t>:</w:t>
-      </w:r>
-      <w:r>
-        <w:rPr>
-          <w:sz w:val="24"/>
-        </w:rPr>
-        <w:tab/>
-      </w:r>
     </w:p>
     <w:p>
       <w:pPr>
@@ -1432,20 +1668,7 @@
           <w:tab w:val="left" w:pos="1199"/>
           <w:tab w:val="left" w:pos="6239"/>
         </w:tabs>
-        <w:spacing w:before="137"/>
-        <w:ind w:left="480"/>
-        <w:rPr>
-          <w:sz w:val="24"/>
-        </w:rPr>
-      </w:pPr>
-    </w:p>
-    <w:p>
-      <w:pPr>
-        <w:tabs>
-          <w:tab w:val="left" w:pos="1199"/>
-          <w:tab w:val="left" w:pos="6239"/>
-        </w:tabs>
-        <w:spacing w:before="137"/>
+        <w:spacing w:before="137" w:line="276" w:lineRule="auto"/>
         <w:ind w:left="480"/>
         <w:rPr>
           <w:b/>
@@ -1541,6 +1764,7 @@
     </w:p>
     <w:p>
       <w:pPr>
+        <w:spacing w:line="276" w:lineRule="auto"/>
         <w:jc w:val="right"/>
         <w:rPr>
           <w:b/>
@@ -1550,6 +1774,7 @@
       </w:pPr>
       <w:r>
         <w:rPr>
+          <w:rFonts w:ascii="Times New Roman" w:hAnsi="Times New Roman"/>
           <w:b/>
           <w:sz w:val="24"/>
           <w:szCs w:val="24"/>
@@ -1558,6 +1783,7 @@
       </w:r>
       <w:r>
         <w:rPr>
+          <w:rFonts w:ascii="Times New Roman" w:hAnsi="Times New Roman"/>
           <w:b/>
           <w:sz w:val="24"/>
           <w:szCs w:val="24"/>
@@ -1566,6 +1792,7 @@
       </w:r>
       <w:r>
         <w:rPr>
+          <w:rFonts w:ascii="Times New Roman" w:hAnsi="Times New Roman"/>
           <w:b/>
           <w:sz w:val="24"/>
           <w:szCs w:val="24"/>
@@ -1574,6 +1801,7 @@
       </w:r>
       <w:r>
         <w:rPr>
+          <w:rFonts w:ascii="Times New Roman" w:hAnsi="Times New Roman"/>
           <w:b/>
           <w:sz w:val="24"/>
           <w:szCs w:val="24"/>
@@ -1582,6 +1810,7 @@
       </w:r>
       <w:r>
         <w:rPr>
+          <w:rFonts w:ascii="Times New Roman" w:hAnsi="Times New Roman"/>
           <w:b/>
           <w:sz w:val="24"/>
           <w:szCs w:val="24"/>
@@ -1590,6 +1819,7 @@
       </w:r>
       <w:r>
         <w:rPr>
+          <w:rFonts w:ascii="Times New Roman" w:hAnsi="Times New Roman"/>
           <w:b/>
           <w:sz w:val="24"/>
           <w:szCs w:val="24"/>
@@ -1598,6 +1828,7 @@
       </w:r>
       <w:r>
         <w:rPr>
+          <w:rFonts w:ascii="Times New Roman" w:hAnsi="Times New Roman"/>
           <w:b/>
           <w:sz w:val="24"/>
           <w:szCs w:val="24"/>
@@ -1607,6 +1838,7 @@
       </w:r>
       <w:r>
         <w:rPr>
+          <w:rFonts w:ascii="Times New Roman" w:hAnsi="Times New Roman"/>
           <w:b/>
           <w:sz w:val="24"/>
           <w:szCs w:val="24"/>
@@ -1615,6 +1847,7 @@
       </w:r>
       <w:r>
         <w:rPr>
+          <w:rFonts w:ascii="Times New Roman" w:hAnsi="Times New Roman"/>
           <w:b/>
           <w:sz w:val="24"/>
           <w:szCs w:val="24"/>
@@ -1718,6 +1951,7 @@
     <w:p>
       <w:pPr>
         <w:pStyle w:val="BodyText"/>
+        <w:spacing w:line="276" w:lineRule="auto"/>
         <w:ind w:left="372"/>
         <w:jc w:val="center"/>
         <w:rPr>
@@ -1731,11 +1965,13 @@
       <w:r>
         <w:rPr>
           <w:rFonts w:ascii="Verdana"/>
+          <w:sz w:val="24"/>
         </w:rPr>
         <w:br w:type="page"/>
       </w:r>
       <w:r>
         <w:rPr>
+          <w:rFonts w:ascii="Times New Roman" w:hAnsi="Times New Roman"/>
           <w:b/>
           <w:sz w:val="28"/>
           <w:u w:val="thick"/>
@@ -1787,6 +2023,7 @@
       </w:pPr>
       <w:r>
         <w:rPr>
+          <w:rFonts w:ascii="Times New Roman" w:hAnsi="Times New Roman"/>
           <w:sz w:val="24"/>
           <w:szCs w:val="24"/>
           <w:lang w:val="en-IN" w:eastAsia="en-IN"/>
@@ -1825,6 +2062,7 @@
       </w:pPr>
       <w:r>
         <w:rPr>
+          <w:rFonts w:ascii="Times New Roman" w:hAnsi="Times New Roman"/>
           <w:sz w:val="24"/>
           <w:szCs w:val="24"/>
           <w:lang w:val="en-IN" w:eastAsia="en-IN"/>
@@ -1833,6 +2071,7 @@
       </w:r>
       <w:r>
         <w:rPr>
+          <w:rFonts w:ascii="Times New Roman" w:hAnsi="Times New Roman"/>
           <w:sz w:val="24"/>
           <w:szCs w:val="24"/>
           <w:lang w:val="en-IN" w:eastAsia="en-IN"/>
@@ -1841,6 +2080,7 @@
       </w:r>
       <w:r>
         <w:rPr>
+          <w:rFonts w:ascii="Times New Roman" w:hAnsi="Times New Roman"/>
           <w:sz w:val="24"/>
           <w:szCs w:val="24"/>
           <w:lang w:val="en-IN" w:eastAsia="en-IN"/>
@@ -1956,6 +2196,7 @@
       </w:pPr>
       <w:r>
         <w:rPr>
+          <w:rFonts w:ascii="Times New Roman" w:hAnsi="Times New Roman"/>
           <w:sz w:val="24"/>
           <w:szCs w:val="24"/>
           <w:lang w:val="en-IN" w:eastAsia="en-IN"/>
@@ -1995,7 +2236,7 @@
     </w:p>
     <w:p>
       <w:pPr>
-        <w:spacing w:before="2"/>
+        <w:spacing w:before="2" w:line="276" w:lineRule="auto"/>
         <w:ind w:left="6024"/>
         <w:rPr>
           <w:b/>
@@ -2035,7 +2276,7 @@
     </w:p>
     <w:p>
       <w:pPr>
-        <w:spacing w:before="2"/>
+        <w:spacing w:before="2" w:line="276" w:lineRule="auto"/>
         <w:jc w:val="center"/>
         <w:rPr>
           <w:b/>
@@ -2044,6 +2285,7 @@
       </w:pPr>
       <w:r>
         <w:rPr>
+          <w:rFonts w:ascii="Times New Roman" w:hAnsi="Times New Roman"/>
           <w:b/>
           <w:sz w:val="28"/>
         </w:rPr>
@@ -2052,6 +2294,7 @@
       </w:r>
       <w:r>
         <w:rPr>
+          <w:rFonts w:ascii="Times New Roman" w:hAnsi="Times New Roman"/>
           <w:b/>
           <w:spacing w:val="-1"/>
           <w:sz w:val="28"/>
@@ -2060,6 +2303,7 @@
       </w:r>
       <w:r>
         <w:rPr>
+          <w:rFonts w:ascii="Times New Roman" w:hAnsi="Times New Roman"/>
           <w:b/>
           <w:sz w:val="28"/>
         </w:rPr>
@@ -2067,6 +2311,7 @@
       </w:r>
       <w:r>
         <w:rPr>
+          <w:rFonts w:ascii="Times New Roman" w:hAnsi="Times New Roman"/>
           <w:b/>
           <w:spacing w:val="-2"/>
           <w:sz w:val="28"/>
@@ -2075,6 +2320,7 @@
       </w:r>
       <w:r>
         <w:rPr>
+          <w:rFonts w:ascii="Times New Roman" w:hAnsi="Times New Roman"/>
           <w:b/>
           <w:sz w:val="28"/>
         </w:rPr>
@@ -2097,71 +2343,60 @@
         <w:rPr>
           <w:sz w:val="24"/>
         </w:rPr>
-        <w:tab/>
-      </w:r>
-      <w:r>
-        <w:rPr>
-          <w:sz w:val="24"/>
-        </w:rPr>
-        <w:t>&lt;Contents,</w:t>
+      </w:r>
+      <w:r>
+        <w:rPr>
+          <w:sz w:val="24"/>
+        </w:rPr>
       </w:r>
       <w:r>
         <w:rPr>
           <w:spacing w:val="-1"/>
           <w:sz w:val="24"/>
         </w:rPr>
-        <w:t xml:space="preserve"> </w:t>
-      </w:r>
-      <w:r>
-        <w:rPr>
-          <w:sz w:val="24"/>
-        </w:rPr>
-        <w:t>Times</w:t>
+      </w:r>
+      <w:r>
+        <w:rPr>
+          <w:sz w:val="24"/>
+        </w:rPr>
       </w:r>
       <w:r>
         <w:rPr>
           <w:spacing w:val="1"/>
           <w:sz w:val="24"/>
         </w:rPr>
-        <w:t xml:space="preserve"> </w:t>
-      </w:r>
-      <w:r>
-        <w:rPr>
-          <w:sz w:val="24"/>
-        </w:rPr>
-        <w:t>New</w:t>
+      </w:r>
+      <w:r>
+        <w:rPr>
+          <w:sz w:val="24"/>
+        </w:rPr>
       </w:r>
       <w:r>
         <w:rPr>
           <w:spacing w:val="-1"/>
           <w:sz w:val="24"/>
         </w:rPr>
-        <w:t xml:space="preserve"> </w:t>
-      </w:r>
-      <w:r>
-        <w:rPr>
-          <w:sz w:val="24"/>
-        </w:rPr>
-        <w:t>Roman 12, Line spacing</w:t>
+      </w:r>
+      <w:r>
+        <w:rPr>
+          <w:sz w:val="24"/>
+        </w:rPr>
       </w:r>
       <w:r>
         <w:rPr>
           <w:spacing w:val="-4"/>
           <w:sz w:val="24"/>
         </w:rPr>
-        <w:t xml:space="preserve"> </w:t>
-      </w:r>
-      <w:r>
-        <w:rPr>
-          <w:sz w:val="24"/>
-        </w:rPr>
-        <w:t>1.5&gt;</w:t>
-      </w:r>
-      <w:r>
-        <w:rPr>
-          <w:sz w:val="24"/>
-        </w:rPr>
-        <w:tab/>
+      </w:r>
+      <w:r>
+        <w:rPr>
+          <w:sz w:val="24"/>
+        </w:rPr>
+      </w:r>
+      <w:r>
+        <w:rPr>
+          <w:sz w:val="24"/>
+        </w:rPr>
       </w:r>
     </w:p>
     <w:p>
@@ -2213,6 +2448,7 @@
             </w:pPr>
             <w:r>
               <w:rPr>
+                <w:rFonts w:ascii="Times New Roman" w:hAnsi="Times New Roman"/>
                 <w:b/>
                 <w:sz w:val="24"/>
                 <w:szCs w:val="24"/>
@@ -2237,6 +2473,7 @@
             </w:pPr>
             <w:r>
               <w:rPr>
+                <w:rFonts w:ascii="Times New Roman" w:hAnsi="Times New Roman"/>
                 <w:b/>
                 <w:sz w:val="24"/>
                 <w:szCs w:val="24"/>
@@ -2261,6 +2498,7 @@
             </w:pPr>
             <w:r>
               <w:rPr>
+                <w:rFonts w:ascii="Times New Roman" w:hAnsi="Times New Roman"/>
                 <w:b/>
                 <w:sz w:val="24"/>
                 <w:szCs w:val="24"/>
@@ -2273,57 +2511,52 @@
       <w:tr>
         <w:tc>
           <w:tcPr>
-            <w:tcW w:w="1271" w:type="dxa"/>
-          </w:tcPr>
-          <w:p>
-            <w:pPr>
-              <w:spacing w:after="20" w:line="276" w:lineRule="auto"/>
-              <w:jc w:val="center"/>
-            </w:pPr>
-            <w:r>
-              <w:rPr>
-                <w:rFonts w:ascii="Times New Roman" w:hAnsi="Times New Roman"/>
-                <w:b/>
-                <w:i w:val="0"/>
-                <w:sz w:val="22"/>
-              </w:rPr>
-            </w:r>
-          </w:p>
-        </w:tc>
-        <w:tc>
-          <w:tcPr>
-            <w:tcW w:w="5954" w:type="dxa"/>
-          </w:tcPr>
-          <w:p>
-            <w:pPr>
-              <w:spacing w:after="20" w:line="276" w:lineRule="auto"/>
-            </w:pPr>
-            <w:r>
-              <w:rPr>
-                <w:rFonts w:ascii="Times New Roman" w:hAnsi="Times New Roman"/>
-                <w:b/>
-                <w:i w:val="0"/>
-                <w:sz w:val="22"/>
-              </w:rPr>
-              <w:t>Abstract</w:t>
-            </w:r>
-          </w:p>
-        </w:tc>
-        <w:tc>
-          <w:tcPr>
-            <w:tcW w:w="1791" w:type="dxa"/>
-          </w:tcPr>
-          <w:p>
-            <w:pPr>
-              <w:spacing w:after="20" w:line="276" w:lineRule="auto"/>
-              <w:jc w:val="center"/>
-            </w:pPr>
-            <w:r>
-              <w:rPr>
-                <w:rFonts w:ascii="Times New Roman" w:hAnsi="Times New Roman"/>
-                <w:b/>
-                <w:i w:val="0"/>
-                <w:sz w:val="22"/>
+            <w:tcW w:type="dxa" w:w="1271"/>
+          </w:tcPr>
+          <w:p>
+            <w:pPr>
+              <w:spacing w:before="20" w:after="20"/>
+            </w:pPr>
+            <w:r>
+              <w:rPr>
+                <w:rFonts w:ascii="Times New Roman" w:hAnsi="Times New Roman"/>
+                <w:b/>
+                <w:sz w:val="24"/>
+              </w:rPr>
+            </w:r>
+          </w:p>
+        </w:tc>
+        <w:tc>
+          <w:tcPr>
+            <w:tcW w:type="dxa" w:w="5954"/>
+          </w:tcPr>
+          <w:p>
+            <w:pPr>
+              <w:spacing w:before="20" w:after="20"/>
+            </w:pPr>
+            <w:r>
+              <w:rPr>
+                <w:rFonts w:ascii="Times New Roman" w:hAnsi="Times New Roman"/>
+                <w:b/>
+                <w:sz w:val="24"/>
+              </w:rPr>
+              <w:t>Declaration</w:t>
+            </w:r>
+          </w:p>
+        </w:tc>
+        <w:tc>
+          <w:tcPr>
+            <w:tcW w:type="dxa" w:w="1791"/>
+          </w:tcPr>
+          <w:p>
+            <w:pPr>
+              <w:spacing w:before="20" w:after="20"/>
+            </w:pPr>
+            <w:r>
+              <w:rPr>
+                <w:rFonts w:ascii="Times New Roman" w:hAnsi="Times New Roman"/>
+                <w:b/>
+                <w:sz w:val="24"/>
               </w:rPr>
               <w:t>i</w:t>
             </w:r>
@@ -2333,60 +2566,54 @@
       <w:tr>
         <w:tc>
           <w:tcPr>
-            <w:tcW w:w="1271" w:type="dxa"/>
-          </w:tcPr>
-          <w:p>
-            <w:pPr>
-              <w:spacing w:after="20" w:line="276" w:lineRule="auto"/>
-              <w:jc w:val="center"/>
-            </w:pPr>
-            <w:r>
-              <w:rPr>
-                <w:rFonts w:ascii="Times New Roman" w:hAnsi="Times New Roman"/>
-                <w:b/>
-                <w:i w:val="0"/>
-                <w:sz w:val="22"/>
-              </w:rPr>
-              <w:t>1.</w:t>
-            </w:r>
-          </w:p>
-        </w:tc>
-        <w:tc>
-          <w:tcPr>
-            <w:tcW w:w="5954" w:type="dxa"/>
-          </w:tcPr>
-          <w:p>
-            <w:pPr>
-              <w:spacing w:after="20" w:line="276" w:lineRule="auto"/>
-            </w:pPr>
-            <w:r>
-              <w:rPr>
-                <w:rFonts w:ascii="Times New Roman" w:hAnsi="Times New Roman"/>
-                <w:b/>
-                <w:i w:val="0"/>
-                <w:sz w:val="22"/>
-              </w:rPr>
-              <w:t>INTRODUCTION</w:t>
-            </w:r>
-          </w:p>
-        </w:tc>
-        <w:tc>
-          <w:tcPr>
-            <w:tcW w:w="1791" w:type="dxa"/>
-          </w:tcPr>
-          <w:p>
-            <w:pPr>
-              <w:spacing w:after="20" w:line="276" w:lineRule="auto"/>
-              <w:jc w:val="center"/>
-            </w:pPr>
-            <w:r>
-              <w:rPr>
-                <w:rFonts w:ascii="Times New Roman" w:hAnsi="Times New Roman"/>
-                <w:b/>
-                <w:i w:val="0"/>
-                <w:sz w:val="22"/>
-              </w:rPr>
-              <w:t>1</w:t>
+            <w:tcW w:type="dxa" w:w="1271"/>
+          </w:tcPr>
+          <w:p>
+            <w:pPr>
+              <w:spacing w:before="20" w:after="20"/>
+            </w:pPr>
+            <w:r>
+              <w:rPr>
+                <w:rFonts w:ascii="Times New Roman" w:hAnsi="Times New Roman"/>
+                <w:b/>
+                <w:sz w:val="24"/>
+              </w:rPr>
+            </w:r>
+          </w:p>
+        </w:tc>
+        <w:tc>
+          <w:tcPr>
+            <w:tcW w:type="dxa" w:w="5954"/>
+          </w:tcPr>
+          <w:p>
+            <w:pPr>
+              <w:spacing w:before="20" w:after="20"/>
+            </w:pPr>
+            <w:r>
+              <w:rPr>
+                <w:rFonts w:ascii="Times New Roman" w:hAnsi="Times New Roman"/>
+                <w:b/>
+                <w:sz w:val="24"/>
+              </w:rPr>
+              <w:t>Certificate</w:t>
+            </w:r>
+          </w:p>
+        </w:tc>
+        <w:tc>
+          <w:tcPr>
+            <w:tcW w:type="dxa" w:w="1791"/>
+          </w:tcPr>
+          <w:p>
+            <w:pPr>
+              <w:spacing w:before="20" w:after="20"/>
+            </w:pPr>
+            <w:r>
+              <w:rPr>
+                <w:rFonts w:ascii="Times New Roman" w:hAnsi="Times New Roman"/>
+                <w:b/>
+                <w:sz w:val="24"/>
+              </w:rPr>
+              <w:t>ii</w:t>
             </w:r>
           </w:p>
         </w:tc>
@@ -2394,59 +2621,54 @@
       <w:tr>
         <w:tc>
           <w:tcPr>
-            <w:tcW w:w="1271" w:type="dxa"/>
-          </w:tcPr>
-          <w:p>
-            <w:pPr>
-              <w:spacing w:after="20" w:line="276" w:lineRule="auto"/>
-              <w:jc w:val="center"/>
-            </w:pPr>
-            <w:r>
-              <w:rPr>
-                <w:rFonts w:ascii="Times New Roman" w:hAnsi="Times New Roman"/>
-                <w:b w:val="0"/>
-                <w:i w:val="0"/>
-                <w:sz w:val="22"/>
-              </w:rPr>
-            </w:r>
-          </w:p>
-        </w:tc>
-        <w:tc>
-          <w:tcPr>
-            <w:tcW w:w="5954" w:type="dxa"/>
-          </w:tcPr>
-          <w:p>
-            <w:pPr>
-              <w:spacing w:after="20" w:line="276" w:lineRule="auto"/>
-            </w:pPr>
-            <w:r>
-              <w:rPr>
-                <w:rFonts w:ascii="Times New Roman" w:hAnsi="Times New Roman"/>
-                <w:b w:val="0"/>
-                <w:i w:val="0"/>
-                <w:sz w:val="22"/>
-              </w:rPr>
-              <w:t>1.1 Background</w:t>
-            </w:r>
-          </w:p>
-        </w:tc>
-        <w:tc>
-          <w:tcPr>
-            <w:tcW w:w="1791" w:type="dxa"/>
-          </w:tcPr>
-          <w:p>
-            <w:pPr>
-              <w:spacing w:after="20" w:line="276" w:lineRule="auto"/>
-              <w:jc w:val="center"/>
-            </w:pPr>
-            <w:r>
-              <w:rPr>
-                <w:rFonts w:ascii="Times New Roman" w:hAnsi="Times New Roman"/>
-                <w:b w:val="0"/>
-                <w:i w:val="0"/>
-                <w:sz w:val="22"/>
-              </w:rPr>
-              <w:t>1</w:t>
+            <w:tcW w:type="dxa" w:w="1271"/>
+          </w:tcPr>
+          <w:p>
+            <w:pPr>
+              <w:spacing w:before="20" w:after="20"/>
+            </w:pPr>
+            <w:r>
+              <w:rPr>
+                <w:rFonts w:ascii="Times New Roman" w:hAnsi="Times New Roman"/>
+                <w:b/>
+                <w:sz w:val="24"/>
+              </w:rPr>
+            </w:r>
+          </w:p>
+        </w:tc>
+        <w:tc>
+          <w:tcPr>
+            <w:tcW w:type="dxa" w:w="5954"/>
+          </w:tcPr>
+          <w:p>
+            <w:pPr>
+              <w:spacing w:before="20" w:after="20"/>
+            </w:pPr>
+            <w:r>
+              <w:rPr>
+                <w:rFonts w:ascii="Times New Roman" w:hAnsi="Times New Roman"/>
+                <w:b/>
+                <w:sz w:val="24"/>
+              </w:rPr>
+              <w:t>Acknowledgements</w:t>
+            </w:r>
+          </w:p>
+        </w:tc>
+        <w:tc>
+          <w:tcPr>
+            <w:tcW w:type="dxa" w:w="1791"/>
+          </w:tcPr>
+          <w:p>
+            <w:pPr>
+              <w:spacing w:before="20" w:after="20"/>
+            </w:pPr>
+            <w:r>
+              <w:rPr>
+                <w:rFonts w:ascii="Times New Roman" w:hAnsi="Times New Roman"/>
+                <w:b/>
+                <w:sz w:val="24"/>
+              </w:rPr>
+              <w:t>iii</w:t>
             </w:r>
           </w:p>
         </w:tc>
@@ -2454,59 +2676,54 @@
       <w:tr>
         <w:tc>
           <w:tcPr>
-            <w:tcW w:w="1271" w:type="dxa"/>
-          </w:tcPr>
-          <w:p>
-            <w:pPr>
-              <w:spacing w:after="20" w:line="276" w:lineRule="auto"/>
-              <w:jc w:val="center"/>
-            </w:pPr>
-            <w:r>
-              <w:rPr>
-                <w:rFonts w:ascii="Times New Roman" w:hAnsi="Times New Roman"/>
-                <w:b w:val="0"/>
-                <w:i w:val="0"/>
-                <w:sz w:val="22"/>
-              </w:rPr>
-            </w:r>
-          </w:p>
-        </w:tc>
-        <w:tc>
-          <w:tcPr>
-            <w:tcW w:w="5954" w:type="dxa"/>
-          </w:tcPr>
-          <w:p>
-            <w:pPr>
-              <w:spacing w:after="20" w:line="276" w:lineRule="auto"/>
-            </w:pPr>
-            <w:r>
-              <w:rPr>
-                <w:rFonts w:ascii="Times New Roman" w:hAnsi="Times New Roman"/>
-                <w:b w:val="0"/>
-                <w:i w:val="0"/>
-                <w:sz w:val="22"/>
-              </w:rPr>
-              <w:t>1.2 Motivations</w:t>
-            </w:r>
-          </w:p>
-        </w:tc>
-        <w:tc>
-          <w:tcPr>
-            <w:tcW w:w="1791" w:type="dxa"/>
-          </w:tcPr>
-          <w:p>
-            <w:pPr>
-              <w:spacing w:after="20" w:line="276" w:lineRule="auto"/>
-              <w:jc w:val="center"/>
-            </w:pPr>
-            <w:r>
-              <w:rPr>
-                <w:rFonts w:ascii="Times New Roman" w:hAnsi="Times New Roman"/>
-                <w:b w:val="0"/>
-                <w:i w:val="0"/>
-                <w:sz w:val="22"/>
-              </w:rPr>
-              <w:t>2</w:t>
+            <w:tcW w:type="dxa" w:w="1271"/>
+          </w:tcPr>
+          <w:p>
+            <w:pPr>
+              <w:spacing w:before="20" w:after="20"/>
+            </w:pPr>
+            <w:r>
+              <w:rPr>
+                <w:rFonts w:ascii="Times New Roman" w:hAnsi="Times New Roman"/>
+                <w:b/>
+                <w:sz w:val="24"/>
+              </w:rPr>
+            </w:r>
+          </w:p>
+        </w:tc>
+        <w:tc>
+          <w:tcPr>
+            <w:tcW w:type="dxa" w:w="5954"/>
+          </w:tcPr>
+          <w:p>
+            <w:pPr>
+              <w:spacing w:before="20" w:after="20"/>
+            </w:pPr>
+            <w:r>
+              <w:rPr>
+                <w:rFonts w:ascii="Times New Roman" w:hAnsi="Times New Roman"/>
+                <w:b/>
+                <w:sz w:val="24"/>
+              </w:rPr>
+              <w:t>Table of Contents</w:t>
+            </w:r>
+          </w:p>
+        </w:tc>
+        <w:tc>
+          <w:tcPr>
+            <w:tcW w:type="dxa" w:w="1791"/>
+          </w:tcPr>
+          <w:p>
+            <w:pPr>
+              <w:spacing w:before="20" w:after="20"/>
+            </w:pPr>
+            <w:r>
+              <w:rPr>
+                <w:rFonts w:ascii="Times New Roman" w:hAnsi="Times New Roman"/>
+                <w:b/>
+                <w:sz w:val="24"/>
+              </w:rPr>
+              <w:t>iv</w:t>
             </w:r>
           </w:p>
         </w:tc>
@@ -2514,59 +2731,54 @@
       <w:tr>
         <w:tc>
           <w:tcPr>
-            <w:tcW w:w="1271" w:type="dxa"/>
-          </w:tcPr>
-          <w:p>
-            <w:pPr>
-              <w:spacing w:after="20" w:line="276" w:lineRule="auto"/>
-              <w:jc w:val="center"/>
-            </w:pPr>
-            <w:r>
-              <w:rPr>
-                <w:rFonts w:ascii="Times New Roman" w:hAnsi="Times New Roman"/>
-                <w:b w:val="0"/>
-                <w:i w:val="0"/>
-                <w:sz w:val="22"/>
-              </w:rPr>
-            </w:r>
-          </w:p>
-        </w:tc>
-        <w:tc>
-          <w:tcPr>
-            <w:tcW w:w="5954" w:type="dxa"/>
-          </w:tcPr>
-          <w:p>
-            <w:pPr>
-              <w:spacing w:after="20" w:line="276" w:lineRule="auto"/>
-            </w:pPr>
-            <w:r>
-              <w:rPr>
-                <w:rFonts w:ascii="Times New Roman" w:hAnsi="Times New Roman"/>
-                <w:b w:val="0"/>
-                <w:i w:val="0"/>
-                <w:sz w:val="22"/>
-              </w:rPr>
-              <w:t>1.3 Scope of the Project</w:t>
-            </w:r>
-          </w:p>
-        </w:tc>
-        <w:tc>
-          <w:tcPr>
-            <w:tcW w:w="1791" w:type="dxa"/>
-          </w:tcPr>
-          <w:p>
-            <w:pPr>
-              <w:spacing w:after="20" w:line="276" w:lineRule="auto"/>
-              <w:jc w:val="center"/>
-            </w:pPr>
-            <w:r>
-              <w:rPr>
-                <w:rFonts w:ascii="Times New Roman" w:hAnsi="Times New Roman"/>
-                <w:b w:val="0"/>
-                <w:i w:val="0"/>
-                <w:sz w:val="22"/>
-              </w:rPr>
-              <w:t>3</w:t>
+            <w:tcW w:type="dxa" w:w="1271"/>
+          </w:tcPr>
+          <w:p>
+            <w:pPr>
+              <w:spacing w:before="20" w:after="20"/>
+            </w:pPr>
+            <w:r>
+              <w:rPr>
+                <w:rFonts w:ascii="Times New Roman" w:hAnsi="Times New Roman"/>
+                <w:b/>
+                <w:sz w:val="24"/>
+              </w:rPr>
+            </w:r>
+          </w:p>
+        </w:tc>
+        <w:tc>
+          <w:tcPr>
+            <w:tcW w:type="dxa" w:w="5954"/>
+          </w:tcPr>
+          <w:p>
+            <w:pPr>
+              <w:spacing w:before="20" w:after="20"/>
+            </w:pPr>
+            <w:r>
+              <w:rPr>
+                <w:rFonts w:ascii="Times New Roman" w:hAnsi="Times New Roman"/>
+                <w:b/>
+                <w:sz w:val="24"/>
+              </w:rPr>
+              <w:t>List of Figures</w:t>
+            </w:r>
+          </w:p>
+        </w:tc>
+        <w:tc>
+          <w:tcPr>
+            <w:tcW w:type="dxa" w:w="1791"/>
+          </w:tcPr>
+          <w:p>
+            <w:pPr>
+              <w:spacing w:before="20" w:after="20"/>
+            </w:pPr>
+            <w:r>
+              <w:rPr>
+                <w:rFonts w:ascii="Times New Roman" w:hAnsi="Times New Roman"/>
+                <w:b/>
+                <w:sz w:val="24"/>
+              </w:rPr>
+              <w:t>v</w:t>
             </w:r>
           </w:p>
         </w:tc>
@@ -2574,60 +2786,54 @@
       <w:tr>
         <w:tc>
           <w:tcPr>
-            <w:tcW w:w="1271" w:type="dxa"/>
-          </w:tcPr>
-          <w:p>
-            <w:pPr>
-              <w:spacing w:after="20" w:line="276" w:lineRule="auto"/>
-              <w:jc w:val="center"/>
-            </w:pPr>
-            <w:r>
-              <w:rPr>
-                <w:rFonts w:ascii="Times New Roman" w:hAnsi="Times New Roman"/>
-                <w:b/>
-                <w:i w:val="0"/>
-                <w:sz w:val="22"/>
-              </w:rPr>
-              <w:t>2.</w:t>
-            </w:r>
-          </w:p>
-        </w:tc>
-        <w:tc>
-          <w:tcPr>
-            <w:tcW w:w="5954" w:type="dxa"/>
-          </w:tcPr>
-          <w:p>
-            <w:pPr>
-              <w:spacing w:after="20" w:line="276" w:lineRule="auto"/>
-            </w:pPr>
-            <w:r>
-              <w:rPr>
-                <w:rFonts w:ascii="Times New Roman" w:hAnsi="Times New Roman"/>
-                <w:b/>
-                <w:i w:val="0"/>
-                <w:sz w:val="22"/>
-              </w:rPr>
-              <w:t>PROJECT DESCRIPTION AND GOALS</w:t>
-            </w:r>
-          </w:p>
-        </w:tc>
-        <w:tc>
-          <w:tcPr>
-            <w:tcW w:w="1791" w:type="dxa"/>
-          </w:tcPr>
-          <w:p>
-            <w:pPr>
-              <w:spacing w:after="20" w:line="276" w:lineRule="auto"/>
-              <w:jc w:val="center"/>
-            </w:pPr>
-            <w:r>
-              <w:rPr>
-                <w:rFonts w:ascii="Times New Roman" w:hAnsi="Times New Roman"/>
-                <w:b/>
-                <w:i w:val="0"/>
-                <w:sz w:val="22"/>
-              </w:rPr>
-              <w:t>4</w:t>
+            <w:tcW w:type="dxa" w:w="1271"/>
+          </w:tcPr>
+          <w:p>
+            <w:pPr>
+              <w:spacing w:before="20" w:after="20"/>
+            </w:pPr>
+            <w:r>
+              <w:rPr>
+                <w:rFonts w:ascii="Times New Roman" w:hAnsi="Times New Roman"/>
+                <w:b/>
+                <w:sz w:val="24"/>
+              </w:rPr>
+            </w:r>
+          </w:p>
+        </w:tc>
+        <w:tc>
+          <w:tcPr>
+            <w:tcW w:type="dxa" w:w="5954"/>
+          </w:tcPr>
+          <w:p>
+            <w:pPr>
+              <w:spacing w:before="20" w:after="20"/>
+            </w:pPr>
+            <w:r>
+              <w:rPr>
+                <w:rFonts w:ascii="Times New Roman" w:hAnsi="Times New Roman"/>
+                <w:b/>
+                <w:sz w:val="24"/>
+              </w:rPr>
+              <w:t>List of Tables</w:t>
+            </w:r>
+          </w:p>
+        </w:tc>
+        <w:tc>
+          <w:tcPr>
+            <w:tcW w:type="dxa" w:w="1791"/>
+          </w:tcPr>
+          <w:p>
+            <w:pPr>
+              <w:spacing w:before="20" w:after="20"/>
+            </w:pPr>
+            <w:r>
+              <w:rPr>
+                <w:rFonts w:ascii="Times New Roman" w:hAnsi="Times New Roman"/>
+                <w:b/>
+                <w:sz w:val="24"/>
+              </w:rPr>
+              <w:t>vi</w:t>
             </w:r>
           </w:p>
         </w:tc>
@@ -2635,59 +2841,54 @@
       <w:tr>
         <w:tc>
           <w:tcPr>
-            <w:tcW w:w="1271" w:type="dxa"/>
-          </w:tcPr>
-          <w:p>
-            <w:pPr>
-              <w:spacing w:after="20" w:line="276" w:lineRule="auto"/>
-              <w:jc w:val="center"/>
-            </w:pPr>
-            <w:r>
-              <w:rPr>
-                <w:rFonts w:ascii="Times New Roman" w:hAnsi="Times New Roman"/>
-                <w:b w:val="0"/>
-                <w:i w:val="0"/>
-                <w:sz w:val="22"/>
-              </w:rPr>
-            </w:r>
-          </w:p>
-        </w:tc>
-        <w:tc>
-          <w:tcPr>
-            <w:tcW w:w="5954" w:type="dxa"/>
-          </w:tcPr>
-          <w:p>
-            <w:pPr>
-              <w:spacing w:after="20" w:line="276" w:lineRule="auto"/>
-            </w:pPr>
-            <w:r>
-              <w:rPr>
-                <w:rFonts w:ascii="Times New Roman" w:hAnsi="Times New Roman"/>
-                <w:b w:val="0"/>
-                <w:i w:val="0"/>
-                <w:sz w:val="22"/>
-              </w:rPr>
-              <w:t>2.1 Literature Review</w:t>
-            </w:r>
-          </w:p>
-        </w:tc>
-        <w:tc>
-          <w:tcPr>
-            <w:tcW w:w="1791" w:type="dxa"/>
-          </w:tcPr>
-          <w:p>
-            <w:pPr>
-              <w:spacing w:after="20" w:line="276" w:lineRule="auto"/>
-              <w:jc w:val="center"/>
-            </w:pPr>
-            <w:r>
-              <w:rPr>
-                <w:rFonts w:ascii="Times New Roman" w:hAnsi="Times New Roman"/>
-                <w:b w:val="0"/>
-                <w:i w:val="0"/>
-                <w:sz w:val="22"/>
-              </w:rPr>
-              <w:t>4</w:t>
+            <w:tcW w:type="dxa" w:w="1271"/>
+          </w:tcPr>
+          <w:p>
+            <w:pPr>
+              <w:spacing w:before="20" w:after="20"/>
+            </w:pPr>
+            <w:r>
+              <w:rPr>
+                <w:rFonts w:ascii="Times New Roman" w:hAnsi="Times New Roman"/>
+                <w:b/>
+                <w:sz w:val="24"/>
+              </w:rPr>
+            </w:r>
+          </w:p>
+        </w:tc>
+        <w:tc>
+          <w:tcPr>
+            <w:tcW w:type="dxa" w:w="5954"/>
+          </w:tcPr>
+          <w:p>
+            <w:pPr>
+              <w:spacing w:before="20" w:after="20"/>
+            </w:pPr>
+            <w:r>
+              <w:rPr>
+                <w:rFonts w:ascii="Times New Roman" w:hAnsi="Times New Roman"/>
+                <w:b/>
+                <w:sz w:val="24"/>
+              </w:rPr>
+              <w:t>List of Abbreviations</w:t>
+            </w:r>
+          </w:p>
+        </w:tc>
+        <w:tc>
+          <w:tcPr>
+            <w:tcW w:type="dxa" w:w="1791"/>
+          </w:tcPr>
+          <w:p>
+            <w:pPr>
+              <w:spacing w:before="20" w:after="20"/>
+            </w:pPr>
+            <w:r>
+              <w:rPr>
+                <w:rFonts w:ascii="Times New Roman" w:hAnsi="Times New Roman"/>
+                <w:b/>
+                <w:sz w:val="24"/>
+              </w:rPr>
+              <w:t>vii</w:t>
             </w:r>
           </w:p>
         </w:tc>
@@ -2695,59 +2896,54 @@
       <w:tr>
         <w:tc>
           <w:tcPr>
-            <w:tcW w:w="1271" w:type="dxa"/>
-          </w:tcPr>
-          <w:p>
-            <w:pPr>
-              <w:spacing w:after="20" w:line="276" w:lineRule="auto"/>
-              <w:jc w:val="center"/>
-            </w:pPr>
-            <w:r>
-              <w:rPr>
-                <w:rFonts w:ascii="Times New Roman" w:hAnsi="Times New Roman"/>
-                <w:b w:val="0"/>
-                <w:i w:val="0"/>
-                <w:sz w:val="22"/>
-              </w:rPr>
-            </w:r>
-          </w:p>
-        </w:tc>
-        <w:tc>
-          <w:tcPr>
-            <w:tcW w:w="5954" w:type="dxa"/>
-          </w:tcPr>
-          <w:p>
-            <w:pPr>
-              <w:spacing w:after="20" w:line="276" w:lineRule="auto"/>
-            </w:pPr>
-            <w:r>
-              <w:rPr>
-                <w:rFonts w:ascii="Times New Roman" w:hAnsi="Times New Roman"/>
-                <w:b w:val="0"/>
-                <w:i w:val="0"/>
-                <w:sz w:val="22"/>
-              </w:rPr>
-              <w:t>2.2 Research Gap</w:t>
-            </w:r>
-          </w:p>
-        </w:tc>
-        <w:tc>
-          <w:tcPr>
-            <w:tcW w:w="1791" w:type="dxa"/>
-          </w:tcPr>
-          <w:p>
-            <w:pPr>
-              <w:spacing w:after="20" w:line="276" w:lineRule="auto"/>
-              <w:jc w:val="center"/>
-            </w:pPr>
-            <w:r>
-              <w:rPr>
-                <w:rFonts w:ascii="Times New Roman" w:hAnsi="Times New Roman"/>
-                <w:b w:val="0"/>
-                <w:i w:val="0"/>
-                <w:sz w:val="22"/>
-              </w:rPr>
-              <w:t>7</w:t>
+            <w:tcW w:type="dxa" w:w="1271"/>
+          </w:tcPr>
+          <w:p>
+            <w:pPr>
+              <w:spacing w:before="20" w:after="20"/>
+            </w:pPr>
+            <w:r>
+              <w:rPr>
+                <w:rFonts w:ascii="Times New Roman" w:hAnsi="Times New Roman"/>
+                <w:b/>
+                <w:sz w:val="24"/>
+              </w:rPr>
+            </w:r>
+          </w:p>
+        </w:tc>
+        <w:tc>
+          <w:tcPr>
+            <w:tcW w:type="dxa" w:w="5954"/>
+          </w:tcPr>
+          <w:p>
+            <w:pPr>
+              <w:spacing w:before="20" w:after="20"/>
+            </w:pPr>
+            <w:r>
+              <w:rPr>
+                <w:rFonts w:ascii="Times New Roman" w:hAnsi="Times New Roman"/>
+                <w:b/>
+                <w:sz w:val="24"/>
+              </w:rPr>
+              <w:t>Symbols and Notations</w:t>
+            </w:r>
+          </w:p>
+        </w:tc>
+        <w:tc>
+          <w:tcPr>
+            <w:tcW w:type="dxa" w:w="1791"/>
+          </w:tcPr>
+          <w:p>
+            <w:pPr>
+              <w:spacing w:before="20" w:after="20"/>
+            </w:pPr>
+            <w:r>
+              <w:rPr>
+                <w:rFonts w:ascii="Times New Roman" w:hAnsi="Times New Roman"/>
+                <w:b/>
+                <w:sz w:val="24"/>
+              </w:rPr>
+              <w:t>viii</w:t>
             </w:r>
           </w:p>
         </w:tc>
@@ -2755,59 +2951,54 @@
       <w:tr>
         <w:tc>
           <w:tcPr>
-            <w:tcW w:w="1271" w:type="dxa"/>
-          </w:tcPr>
-          <w:p>
-            <w:pPr>
-              <w:spacing w:after="20" w:line="276" w:lineRule="auto"/>
-              <w:jc w:val="center"/>
-            </w:pPr>
-            <w:r>
-              <w:rPr>
-                <w:rFonts w:ascii="Times New Roman" w:hAnsi="Times New Roman"/>
-                <w:b w:val="0"/>
-                <w:i w:val="0"/>
-                <w:sz w:val="22"/>
-              </w:rPr>
-            </w:r>
-          </w:p>
-        </w:tc>
-        <w:tc>
-          <w:tcPr>
-            <w:tcW w:w="5954" w:type="dxa"/>
-          </w:tcPr>
-          <w:p>
-            <w:pPr>
-              <w:spacing w:after="20" w:line="276" w:lineRule="auto"/>
-            </w:pPr>
-            <w:r>
-              <w:rPr>
-                <w:rFonts w:ascii="Times New Roman" w:hAnsi="Times New Roman"/>
-                <w:b w:val="0"/>
-                <w:i w:val="0"/>
-                <w:sz w:val="22"/>
-              </w:rPr>
-              <w:t>2.3 Objectives</w:t>
-            </w:r>
-          </w:p>
-        </w:tc>
-        <w:tc>
-          <w:tcPr>
-            <w:tcW w:w="1791" w:type="dxa"/>
-          </w:tcPr>
-          <w:p>
-            <w:pPr>
-              <w:spacing w:after="20" w:line="276" w:lineRule="auto"/>
-              <w:jc w:val="center"/>
-            </w:pPr>
-            <w:r>
-              <w:rPr>
-                <w:rFonts w:ascii="Times New Roman" w:hAnsi="Times New Roman"/>
-                <w:b w:val="0"/>
-                <w:i w:val="0"/>
-                <w:sz w:val="22"/>
-              </w:rPr>
-              <w:t>8</w:t>
+            <w:tcW w:type="dxa" w:w="1271"/>
+          </w:tcPr>
+          <w:p>
+            <w:pPr>
+              <w:spacing w:before="20" w:after="20"/>
+            </w:pPr>
+            <w:r>
+              <w:rPr>
+                <w:rFonts w:ascii="Times New Roman" w:hAnsi="Times New Roman"/>
+                <w:b/>
+                <w:sz w:val="24"/>
+              </w:rPr>
+            </w:r>
+          </w:p>
+        </w:tc>
+        <w:tc>
+          <w:tcPr>
+            <w:tcW w:type="dxa" w:w="5954"/>
+          </w:tcPr>
+          <w:p>
+            <w:pPr>
+              <w:spacing w:before="20" w:after="20"/>
+            </w:pPr>
+            <w:r>
+              <w:rPr>
+                <w:rFonts w:ascii="Times New Roman" w:hAnsi="Times New Roman"/>
+                <w:b/>
+                <w:sz w:val="24"/>
+              </w:rPr>
+              <w:t>Abstract</w:t>
+            </w:r>
+          </w:p>
+        </w:tc>
+        <w:tc>
+          <w:tcPr>
+            <w:tcW w:type="dxa" w:w="1791"/>
+          </w:tcPr>
+          <w:p>
+            <w:pPr>
+              <w:spacing w:before="20" w:after="20"/>
+            </w:pPr>
+            <w:r>
+              <w:rPr>
+                <w:rFonts w:ascii="Times New Roman" w:hAnsi="Times New Roman"/>
+                <w:b/>
+                <w:sz w:val="24"/>
+              </w:rPr>
+              <w:t>ix</w:t>
             </w:r>
           </w:p>
         </w:tc>
@@ -2815,59 +3006,55 @@
       <w:tr>
         <w:tc>
           <w:tcPr>
-            <w:tcW w:w="1271" w:type="dxa"/>
-          </w:tcPr>
-          <w:p>
-            <w:pPr>
-              <w:spacing w:after="20" w:line="276" w:lineRule="auto"/>
-              <w:jc w:val="center"/>
-            </w:pPr>
-            <w:r>
-              <w:rPr>
-                <w:rFonts w:ascii="Times New Roman" w:hAnsi="Times New Roman"/>
-                <w:b w:val="0"/>
-                <w:i w:val="0"/>
-                <w:sz w:val="22"/>
-              </w:rPr>
-            </w:r>
-          </w:p>
-        </w:tc>
-        <w:tc>
-          <w:tcPr>
-            <w:tcW w:w="5954" w:type="dxa"/>
-          </w:tcPr>
-          <w:p>
-            <w:pPr>
-              <w:spacing w:after="20" w:line="276" w:lineRule="auto"/>
-            </w:pPr>
-            <w:r>
-              <w:rPr>
-                <w:rFonts w:ascii="Times New Roman" w:hAnsi="Times New Roman"/>
-                <w:b w:val="0"/>
-                <w:i w:val="0"/>
-                <w:sz w:val="22"/>
-              </w:rPr>
-              <w:t>2.4 Problem Statement</w:t>
-            </w:r>
-          </w:p>
-        </w:tc>
-        <w:tc>
-          <w:tcPr>
-            <w:tcW w:w="1791" w:type="dxa"/>
-          </w:tcPr>
-          <w:p>
-            <w:pPr>
-              <w:spacing w:after="20" w:line="276" w:lineRule="auto"/>
-              <w:jc w:val="center"/>
-            </w:pPr>
-            <w:r>
-              <w:rPr>
-                <w:rFonts w:ascii="Times New Roman" w:hAnsi="Times New Roman"/>
-                <w:b w:val="0"/>
-                <w:i w:val="0"/>
-                <w:sz w:val="22"/>
-              </w:rPr>
-              <w:t>8</w:t>
+            <w:tcW w:type="dxa" w:w="1271"/>
+          </w:tcPr>
+          <w:p>
+            <w:pPr>
+              <w:spacing w:before="20" w:after="20"/>
+            </w:pPr>
+            <w:r>
+              <w:rPr>
+                <w:rFonts w:ascii="Times New Roman" w:hAnsi="Times New Roman"/>
+                <w:b/>
+                <w:sz w:val="24"/>
+              </w:rPr>
+              <w:t>1</w:t>
+            </w:r>
+          </w:p>
+        </w:tc>
+        <w:tc>
+          <w:tcPr>
+            <w:tcW w:type="dxa" w:w="5954"/>
+          </w:tcPr>
+          <w:p>
+            <w:pPr>
+              <w:spacing w:before="20" w:after="20"/>
+            </w:pPr>
+            <w:r>
+              <w:rPr>
+                <w:rFonts w:ascii="Times New Roman" w:hAnsi="Times New Roman"/>
+                <w:b/>
+                <w:sz w:val="24"/>
+              </w:rPr>
+              <w:t>Introduction</w:t>
+            </w:r>
+          </w:p>
+        </w:tc>
+        <w:tc>
+          <w:tcPr>
+            <w:tcW w:type="dxa" w:w="1791"/>
+          </w:tcPr>
+          <w:p>
+            <w:pPr>
+              <w:spacing w:before="20" w:after="20"/>
+            </w:pPr>
+            <w:r>
+              <w:rPr>
+                <w:rFonts w:ascii="Times New Roman" w:hAnsi="Times New Roman"/>
+                <w:b/>
+                <w:sz w:val="24"/>
+              </w:rPr>
+              <w:t>1</w:t>
             </w:r>
           </w:p>
         </w:tc>
@@ -2875,59 +3062,55 @@
       <w:tr>
         <w:tc>
           <w:tcPr>
-            <w:tcW w:w="1271" w:type="dxa"/>
-          </w:tcPr>
-          <w:p>
-            <w:pPr>
-              <w:spacing w:after="20" w:line="276" w:lineRule="auto"/>
-              <w:jc w:val="center"/>
-            </w:pPr>
-            <w:r>
-              <w:rPr>
-                <w:rFonts w:ascii="Times New Roman" w:hAnsi="Times New Roman"/>
-                <w:b w:val="0"/>
-                <w:i w:val="0"/>
-                <w:sz w:val="22"/>
-              </w:rPr>
-            </w:r>
-          </w:p>
-        </w:tc>
-        <w:tc>
-          <w:tcPr>
-            <w:tcW w:w="5954" w:type="dxa"/>
-          </w:tcPr>
-          <w:p>
-            <w:pPr>
-              <w:spacing w:after="20" w:line="276" w:lineRule="auto"/>
-            </w:pPr>
-            <w:r>
-              <w:rPr>
-                <w:rFonts w:ascii="Times New Roman" w:hAnsi="Times New Roman"/>
-                <w:b w:val="0"/>
-                <w:i w:val="0"/>
-                <w:sz w:val="22"/>
-              </w:rPr>
-              <w:t>2.5 Project Plan</w:t>
-            </w:r>
-          </w:p>
-        </w:tc>
-        <w:tc>
-          <w:tcPr>
-            <w:tcW w:w="1791" w:type="dxa"/>
-          </w:tcPr>
-          <w:p>
-            <w:pPr>
-              <w:spacing w:after="20" w:line="276" w:lineRule="auto"/>
-              <w:jc w:val="center"/>
-            </w:pPr>
-            <w:r>
-              <w:rPr>
-                <w:rFonts w:ascii="Times New Roman" w:hAnsi="Times New Roman"/>
-                <w:b w:val="0"/>
-                <w:i w:val="0"/>
-                <w:sz w:val="22"/>
-              </w:rPr>
-              <w:t>9</w:t>
+            <w:tcW w:type="dxa" w:w="1271"/>
+          </w:tcPr>
+          <w:p>
+            <w:pPr>
+              <w:spacing w:before="20" w:after="20"/>
+            </w:pPr>
+            <w:r>
+              <w:rPr>
+                <w:rFonts w:ascii="Times New Roman" w:hAnsi="Times New Roman"/>
+                <w:b w:val="0"/>
+                <w:sz w:val="24"/>
+              </w:rPr>
+              <w:t>1.1</w:t>
+            </w:r>
+          </w:p>
+        </w:tc>
+        <w:tc>
+          <w:tcPr>
+            <w:tcW w:type="dxa" w:w="5954"/>
+          </w:tcPr>
+          <w:p>
+            <w:pPr>
+              <w:spacing w:before="20" w:after="20"/>
+            </w:pPr>
+            <w:r>
+              <w:rPr>
+                <w:rFonts w:ascii="Times New Roman" w:hAnsi="Times New Roman"/>
+                <w:b w:val="0"/>
+                <w:sz w:val="24"/>
+              </w:rPr>
+              <w:t>Background</w:t>
+            </w:r>
+          </w:p>
+        </w:tc>
+        <w:tc>
+          <w:tcPr>
+            <w:tcW w:type="dxa" w:w="1791"/>
+          </w:tcPr>
+          <w:p>
+            <w:pPr>
+              <w:spacing w:before="20" w:after="20"/>
+            </w:pPr>
+            <w:r>
+              <w:rPr>
+                <w:rFonts w:ascii="Times New Roman" w:hAnsi="Times New Roman"/>
+                <w:b w:val="0"/>
+                <w:sz w:val="24"/>
+              </w:rPr>
+              <w:t>1</w:t>
             </w:r>
           </w:p>
         </w:tc>
@@ -2935,60 +3118,55 @@
       <w:tr>
         <w:tc>
           <w:tcPr>
-            <w:tcW w:w="1271" w:type="dxa"/>
-          </w:tcPr>
-          <w:p>
-            <w:pPr>
-              <w:spacing w:after="20" w:line="276" w:lineRule="auto"/>
-              <w:jc w:val="center"/>
-            </w:pPr>
-            <w:r>
-              <w:rPr>
-                <w:rFonts w:ascii="Times New Roman" w:hAnsi="Times New Roman"/>
-                <w:b/>
-                <w:i w:val="0"/>
-                <w:sz w:val="22"/>
-              </w:rPr>
-              <w:t>3.</w:t>
-            </w:r>
-          </w:p>
-        </w:tc>
-        <w:tc>
-          <w:tcPr>
-            <w:tcW w:w="5954" w:type="dxa"/>
-          </w:tcPr>
-          <w:p>
-            <w:pPr>
-              <w:spacing w:after="20" w:line="276" w:lineRule="auto"/>
-            </w:pPr>
-            <w:r>
-              <w:rPr>
-                <w:rFonts w:ascii="Times New Roman" w:hAnsi="Times New Roman"/>
-                <w:b/>
-                <w:i w:val="0"/>
-                <w:sz w:val="22"/>
-              </w:rPr>
-              <w:t>TECHNICAL SPECIFICATION</w:t>
-            </w:r>
-          </w:p>
-        </w:tc>
-        <w:tc>
-          <w:tcPr>
-            <w:tcW w:w="1791" w:type="dxa"/>
-          </w:tcPr>
-          <w:p>
-            <w:pPr>
-              <w:spacing w:after="20" w:line="276" w:lineRule="auto"/>
-              <w:jc w:val="center"/>
-            </w:pPr>
-            <w:r>
-              <w:rPr>
-                <w:rFonts w:ascii="Times New Roman" w:hAnsi="Times New Roman"/>
-                <w:b/>
-                <w:i w:val="0"/>
-                <w:sz w:val="22"/>
-              </w:rPr>
-              <w:t>11</w:t>
+            <w:tcW w:type="dxa" w:w="1271"/>
+          </w:tcPr>
+          <w:p>
+            <w:pPr>
+              <w:spacing w:before="20" w:after="20"/>
+            </w:pPr>
+            <w:r>
+              <w:rPr>
+                <w:rFonts w:ascii="Times New Roman" w:hAnsi="Times New Roman"/>
+                <w:b w:val="0"/>
+                <w:sz w:val="24"/>
+              </w:rPr>
+              <w:t>1.2</w:t>
+            </w:r>
+          </w:p>
+        </w:tc>
+        <w:tc>
+          <w:tcPr>
+            <w:tcW w:type="dxa" w:w="5954"/>
+          </w:tcPr>
+          <w:p>
+            <w:pPr>
+              <w:spacing w:before="20" w:after="20"/>
+            </w:pPr>
+            <w:r>
+              <w:rPr>
+                <w:rFonts w:ascii="Times New Roman" w:hAnsi="Times New Roman"/>
+                <w:b w:val="0"/>
+                <w:sz w:val="24"/>
+              </w:rPr>
+              <w:t>Motivations</w:t>
+            </w:r>
+          </w:p>
+        </w:tc>
+        <w:tc>
+          <w:tcPr>
+            <w:tcW w:type="dxa" w:w="1791"/>
+          </w:tcPr>
+          <w:p>
+            <w:pPr>
+              <w:spacing w:before="20" w:after="20"/>
+            </w:pPr>
+            <w:r>
+              <w:rPr>
+                <w:rFonts w:ascii="Times New Roman" w:hAnsi="Times New Roman"/>
+                <w:b w:val="0"/>
+                <w:sz w:val="24"/>
+              </w:rPr>
+              <w:t>2</w:t>
             </w:r>
           </w:p>
         </w:tc>
@@ -2996,59 +3174,55 @@
       <w:tr>
         <w:tc>
           <w:tcPr>
-            <w:tcW w:w="1271" w:type="dxa"/>
-          </w:tcPr>
-          <w:p>
-            <w:pPr>
-              <w:spacing w:after="20" w:line="276" w:lineRule="auto"/>
-              <w:jc w:val="center"/>
-            </w:pPr>
-            <w:r>
-              <w:rPr>
-                <w:rFonts w:ascii="Times New Roman" w:hAnsi="Times New Roman"/>
-                <w:b w:val="0"/>
-                <w:i w:val="0"/>
-                <w:sz w:val="22"/>
-              </w:rPr>
-            </w:r>
-          </w:p>
-        </w:tc>
-        <w:tc>
-          <w:tcPr>
-            <w:tcW w:w="5954" w:type="dxa"/>
-          </w:tcPr>
-          <w:p>
-            <w:pPr>
-              <w:spacing w:after="20" w:line="276" w:lineRule="auto"/>
-            </w:pPr>
-            <w:r>
-              <w:rPr>
-                <w:rFonts w:ascii="Times New Roman" w:hAnsi="Times New Roman"/>
-                <w:b w:val="0"/>
-                <w:i w:val="0"/>
-                <w:sz w:val="22"/>
-              </w:rPr>
-              <w:t>3.1 Requirements</w:t>
-            </w:r>
-          </w:p>
-        </w:tc>
-        <w:tc>
-          <w:tcPr>
-            <w:tcW w:w="1791" w:type="dxa"/>
-          </w:tcPr>
-          <w:p>
-            <w:pPr>
-              <w:spacing w:after="20" w:line="276" w:lineRule="auto"/>
-              <w:jc w:val="center"/>
-            </w:pPr>
-            <w:r>
-              <w:rPr>
-                <w:rFonts w:ascii="Times New Roman" w:hAnsi="Times New Roman"/>
-                <w:b w:val="0"/>
-                <w:i w:val="0"/>
-                <w:sz w:val="22"/>
-              </w:rPr>
-              <w:t>11</w:t>
+            <w:tcW w:type="dxa" w:w="1271"/>
+          </w:tcPr>
+          <w:p>
+            <w:pPr>
+              <w:spacing w:before="20" w:after="20"/>
+            </w:pPr>
+            <w:r>
+              <w:rPr>
+                <w:rFonts w:ascii="Times New Roman" w:hAnsi="Times New Roman"/>
+                <w:b w:val="0"/>
+                <w:sz w:val="24"/>
+              </w:rPr>
+              <w:t>1.3</w:t>
+            </w:r>
+          </w:p>
+        </w:tc>
+        <w:tc>
+          <w:tcPr>
+            <w:tcW w:type="dxa" w:w="5954"/>
+          </w:tcPr>
+          <w:p>
+            <w:pPr>
+              <w:spacing w:before="20" w:after="20"/>
+            </w:pPr>
+            <w:r>
+              <w:rPr>
+                <w:rFonts w:ascii="Times New Roman" w:hAnsi="Times New Roman"/>
+                <w:b w:val="0"/>
+                <w:sz w:val="24"/>
+              </w:rPr>
+              <w:t>Scope of the Project</w:t>
+            </w:r>
+          </w:p>
+        </w:tc>
+        <w:tc>
+          <w:tcPr>
+            <w:tcW w:type="dxa" w:w="1791"/>
+          </w:tcPr>
+          <w:p>
+            <w:pPr>
+              <w:spacing w:before="20" w:after="20"/>
+            </w:pPr>
+            <w:r>
+              <w:rPr>
+                <w:rFonts w:ascii="Times New Roman" w:hAnsi="Times New Roman"/>
+                <w:b w:val="0"/>
+                <w:sz w:val="24"/>
+              </w:rPr>
+              <w:t>3</w:t>
             </w:r>
           </w:p>
         </w:tc>
@@ -3056,59 +3230,55 @@
       <w:tr>
         <w:tc>
           <w:tcPr>
-            <w:tcW w:w="1271" w:type="dxa"/>
-          </w:tcPr>
-          <w:p>
-            <w:pPr>
-              <w:spacing w:after="20" w:line="276" w:lineRule="auto"/>
-              <w:jc w:val="center"/>
-            </w:pPr>
-            <w:r>
-              <w:rPr>
-                <w:rFonts w:ascii="Times New Roman" w:hAnsi="Times New Roman"/>
-                <w:b w:val="0"/>
-                <w:i w:val="0"/>
-                <w:sz w:val="22"/>
-              </w:rPr>
-            </w:r>
-          </w:p>
-        </w:tc>
-        <w:tc>
-          <w:tcPr>
-            <w:tcW w:w="5954" w:type="dxa"/>
-          </w:tcPr>
-          <w:p>
-            <w:pPr>
-              <w:spacing w:after="20" w:line="276" w:lineRule="auto"/>
-            </w:pPr>
-            <w:r>
-              <w:rPr>
-                <w:rFonts w:ascii="Times New Roman" w:hAnsi="Times New Roman"/>
-                <w:b w:val="0"/>
-                <w:i w:val="0"/>
-                <w:sz w:val="22"/>
-              </w:rPr>
-              <w:t xml:space="preserve">  3.1.1 Functional Requirements</w:t>
-            </w:r>
-          </w:p>
-        </w:tc>
-        <w:tc>
-          <w:tcPr>
-            <w:tcW w:w="1791" w:type="dxa"/>
-          </w:tcPr>
-          <w:p>
-            <w:pPr>
-              <w:spacing w:after="20" w:line="276" w:lineRule="auto"/>
-              <w:jc w:val="center"/>
-            </w:pPr>
-            <w:r>
-              <w:rPr>
-                <w:rFonts w:ascii="Times New Roman" w:hAnsi="Times New Roman"/>
-                <w:b w:val="0"/>
-                <w:i w:val="0"/>
-                <w:sz w:val="22"/>
-              </w:rPr>
-              <w:t>11</w:t>
+            <w:tcW w:type="dxa" w:w="1271"/>
+          </w:tcPr>
+          <w:p>
+            <w:pPr>
+              <w:spacing w:before="20" w:after="20"/>
+            </w:pPr>
+            <w:r>
+              <w:rPr>
+                <w:rFonts w:ascii="Times New Roman" w:hAnsi="Times New Roman"/>
+                <w:b/>
+                <w:sz w:val="24"/>
+              </w:rPr>
+              <w:t>2</w:t>
+            </w:r>
+          </w:p>
+        </w:tc>
+        <w:tc>
+          <w:tcPr>
+            <w:tcW w:type="dxa" w:w="5954"/>
+          </w:tcPr>
+          <w:p>
+            <w:pPr>
+              <w:spacing w:before="20" w:after="20"/>
+            </w:pPr>
+            <w:r>
+              <w:rPr>
+                <w:rFonts w:ascii="Times New Roman" w:hAnsi="Times New Roman"/>
+                <w:b/>
+                <w:sz w:val="24"/>
+              </w:rPr>
+              <w:t>Project Description and Goals</w:t>
+            </w:r>
+          </w:p>
+        </w:tc>
+        <w:tc>
+          <w:tcPr>
+            <w:tcW w:type="dxa" w:w="1791"/>
+          </w:tcPr>
+          <w:p>
+            <w:pPr>
+              <w:spacing w:before="20" w:after="20"/>
+            </w:pPr>
+            <w:r>
+              <w:rPr>
+                <w:rFonts w:ascii="Times New Roman" w:hAnsi="Times New Roman"/>
+                <w:b/>
+                <w:sz w:val="24"/>
+              </w:rPr>
+              <w:t>5</w:t>
             </w:r>
           </w:p>
         </w:tc>
@@ -3116,59 +3286,55 @@
       <w:tr>
         <w:tc>
           <w:tcPr>
-            <w:tcW w:w="1271" w:type="dxa"/>
-          </w:tcPr>
-          <w:p>
-            <w:pPr>
-              <w:spacing w:after="20" w:line="276" w:lineRule="auto"/>
-              <w:jc w:val="center"/>
-            </w:pPr>
-            <w:r>
-              <w:rPr>
-                <w:rFonts w:ascii="Times New Roman" w:hAnsi="Times New Roman"/>
-                <w:b w:val="0"/>
-                <w:i w:val="0"/>
-                <w:sz w:val="22"/>
-              </w:rPr>
-            </w:r>
-          </w:p>
-        </w:tc>
-        <w:tc>
-          <w:tcPr>
-            <w:tcW w:w="5954" w:type="dxa"/>
-          </w:tcPr>
-          <w:p>
-            <w:pPr>
-              <w:spacing w:after="20" w:line="276" w:lineRule="auto"/>
-            </w:pPr>
-            <w:r>
-              <w:rPr>
-                <w:rFonts w:ascii="Times New Roman" w:hAnsi="Times New Roman"/>
-                <w:b w:val="0"/>
-                <w:i w:val="0"/>
-                <w:sz w:val="22"/>
-              </w:rPr>
-              <w:t xml:space="preserve">  3.1.2 Non-Functional Requirements</w:t>
-            </w:r>
-          </w:p>
-        </w:tc>
-        <w:tc>
-          <w:tcPr>
-            <w:tcW w:w="1791" w:type="dxa"/>
-          </w:tcPr>
-          <w:p>
-            <w:pPr>
-              <w:spacing w:after="20" w:line="276" w:lineRule="auto"/>
-              <w:jc w:val="center"/>
-            </w:pPr>
-            <w:r>
-              <w:rPr>
-                <w:rFonts w:ascii="Times New Roman" w:hAnsi="Times New Roman"/>
-                <w:b w:val="0"/>
-                <w:i w:val="0"/>
-                <w:sz w:val="22"/>
-              </w:rPr>
-              <w:t>12</w:t>
+            <w:tcW w:type="dxa" w:w="1271"/>
+          </w:tcPr>
+          <w:p>
+            <w:pPr>
+              <w:spacing w:before="20" w:after="20"/>
+            </w:pPr>
+            <w:r>
+              <w:rPr>
+                <w:rFonts w:ascii="Times New Roman" w:hAnsi="Times New Roman"/>
+                <w:b w:val="0"/>
+                <w:sz w:val="24"/>
+              </w:rPr>
+              <w:t>2.1</w:t>
+            </w:r>
+          </w:p>
+        </w:tc>
+        <w:tc>
+          <w:tcPr>
+            <w:tcW w:type="dxa" w:w="5954"/>
+          </w:tcPr>
+          <w:p>
+            <w:pPr>
+              <w:spacing w:before="20" w:after="20"/>
+            </w:pPr>
+            <w:r>
+              <w:rPr>
+                <w:rFonts w:ascii="Times New Roman" w:hAnsi="Times New Roman"/>
+                <w:b w:val="0"/>
+                <w:sz w:val="24"/>
+              </w:rPr>
+              <w:t>Literature Review</w:t>
+            </w:r>
+          </w:p>
+        </w:tc>
+        <w:tc>
+          <w:tcPr>
+            <w:tcW w:type="dxa" w:w="1791"/>
+          </w:tcPr>
+          <w:p>
+            <w:pPr>
+              <w:spacing w:before="20" w:after="20"/>
+            </w:pPr>
+            <w:r>
+              <w:rPr>
+                <w:rFonts w:ascii="Times New Roman" w:hAnsi="Times New Roman"/>
+                <w:b w:val="0"/>
+                <w:sz w:val="24"/>
+              </w:rPr>
+              <w:t>5</w:t>
             </w:r>
           </w:p>
         </w:tc>
@@ -3176,59 +3342,55 @@
       <w:tr>
         <w:tc>
           <w:tcPr>
-            <w:tcW w:w="1271" w:type="dxa"/>
-          </w:tcPr>
-          <w:p>
-            <w:pPr>
-              <w:spacing w:after="20" w:line="276" w:lineRule="auto"/>
-              <w:jc w:val="center"/>
-            </w:pPr>
-            <w:r>
-              <w:rPr>
-                <w:rFonts w:ascii="Times New Roman" w:hAnsi="Times New Roman"/>
-                <w:b w:val="0"/>
-                <w:i w:val="0"/>
-                <w:sz w:val="22"/>
-              </w:rPr>
-            </w:r>
-          </w:p>
-        </w:tc>
-        <w:tc>
-          <w:tcPr>
-            <w:tcW w:w="5954" w:type="dxa"/>
-          </w:tcPr>
-          <w:p>
-            <w:pPr>
-              <w:spacing w:after="20" w:line="276" w:lineRule="auto"/>
-            </w:pPr>
-            <w:r>
-              <w:rPr>
-                <w:rFonts w:ascii="Times New Roman" w:hAnsi="Times New Roman"/>
-                <w:b w:val="0"/>
-                <w:i w:val="0"/>
-                <w:sz w:val="22"/>
-              </w:rPr>
-              <w:t>3.2 Feasibility Study</w:t>
-            </w:r>
-          </w:p>
-        </w:tc>
-        <w:tc>
-          <w:tcPr>
-            <w:tcW w:w="1791" w:type="dxa"/>
-          </w:tcPr>
-          <w:p>
-            <w:pPr>
-              <w:spacing w:after="20" w:line="276" w:lineRule="auto"/>
-              <w:jc w:val="center"/>
-            </w:pPr>
-            <w:r>
-              <w:rPr>
-                <w:rFonts w:ascii="Times New Roman" w:hAnsi="Times New Roman"/>
-                <w:b w:val="0"/>
-                <w:i w:val="0"/>
-                <w:sz w:val="22"/>
-              </w:rPr>
-              <w:t>13</w:t>
+            <w:tcW w:type="dxa" w:w="1271"/>
+          </w:tcPr>
+          <w:p>
+            <w:pPr>
+              <w:spacing w:before="20" w:after="20"/>
+            </w:pPr>
+            <w:r>
+              <w:rPr>
+                <w:rFonts w:ascii="Times New Roman" w:hAnsi="Times New Roman"/>
+                <w:b w:val="0"/>
+                <w:sz w:val="24"/>
+              </w:rPr>
+              <w:t>2.2</w:t>
+            </w:r>
+          </w:p>
+        </w:tc>
+        <w:tc>
+          <w:tcPr>
+            <w:tcW w:type="dxa" w:w="5954"/>
+          </w:tcPr>
+          <w:p>
+            <w:pPr>
+              <w:spacing w:before="20" w:after="20"/>
+            </w:pPr>
+            <w:r>
+              <w:rPr>
+                <w:rFonts w:ascii="Times New Roman" w:hAnsi="Times New Roman"/>
+                <w:b w:val="0"/>
+                <w:sz w:val="24"/>
+              </w:rPr>
+              <w:t>Research Gap</w:t>
+            </w:r>
+          </w:p>
+        </w:tc>
+        <w:tc>
+          <w:tcPr>
+            <w:tcW w:type="dxa" w:w="1791"/>
+          </w:tcPr>
+          <w:p>
+            <w:pPr>
+              <w:spacing w:before="20" w:after="20"/>
+            </w:pPr>
+            <w:r>
+              <w:rPr>
+                <w:rFonts w:ascii="Times New Roman" w:hAnsi="Times New Roman"/>
+                <w:b w:val="0"/>
+                <w:sz w:val="24"/>
+              </w:rPr>
+              <w:t>8</w:t>
             </w:r>
           </w:p>
         </w:tc>
@@ -3236,59 +3398,55 @@
       <w:tr>
         <w:tc>
           <w:tcPr>
-            <w:tcW w:w="1271" w:type="dxa"/>
-          </w:tcPr>
-          <w:p>
-            <w:pPr>
-              <w:spacing w:after="20" w:line="276" w:lineRule="auto"/>
-              <w:jc w:val="center"/>
-            </w:pPr>
-            <w:r>
-              <w:rPr>
-                <w:rFonts w:ascii="Times New Roman" w:hAnsi="Times New Roman"/>
-                <w:b w:val="0"/>
-                <w:i w:val="0"/>
-                <w:sz w:val="22"/>
-              </w:rPr>
-            </w:r>
-          </w:p>
-        </w:tc>
-        <w:tc>
-          <w:tcPr>
-            <w:tcW w:w="5954" w:type="dxa"/>
-          </w:tcPr>
-          <w:p>
-            <w:pPr>
-              <w:spacing w:after="20" w:line="276" w:lineRule="auto"/>
-            </w:pPr>
-            <w:r>
-              <w:rPr>
-                <w:rFonts w:ascii="Times New Roman" w:hAnsi="Times New Roman"/>
-                <w:b w:val="0"/>
-                <w:i w:val="0"/>
-                <w:sz w:val="22"/>
-              </w:rPr>
-              <w:t xml:space="preserve">  3.2.1 Technical Feasibility</w:t>
-            </w:r>
-          </w:p>
-        </w:tc>
-        <w:tc>
-          <w:tcPr>
-            <w:tcW w:w="1791" w:type="dxa"/>
-          </w:tcPr>
-          <w:p>
-            <w:pPr>
-              <w:spacing w:after="20" w:line="276" w:lineRule="auto"/>
-              <w:jc w:val="center"/>
-            </w:pPr>
-            <w:r>
-              <w:rPr>
-                <w:rFonts w:ascii="Times New Roman" w:hAnsi="Times New Roman"/>
-                <w:b w:val="0"/>
-                <w:i w:val="0"/>
-                <w:sz w:val="22"/>
-              </w:rPr>
-              <w:t>13</w:t>
+            <w:tcW w:type="dxa" w:w="1271"/>
+          </w:tcPr>
+          <w:p>
+            <w:pPr>
+              <w:spacing w:before="20" w:after="20"/>
+            </w:pPr>
+            <w:r>
+              <w:rPr>
+                <w:rFonts w:ascii="Times New Roman" w:hAnsi="Times New Roman"/>
+                <w:b w:val="0"/>
+                <w:sz w:val="24"/>
+              </w:rPr>
+              <w:t>2.3</w:t>
+            </w:r>
+          </w:p>
+        </w:tc>
+        <w:tc>
+          <w:tcPr>
+            <w:tcW w:type="dxa" w:w="5954"/>
+          </w:tcPr>
+          <w:p>
+            <w:pPr>
+              <w:spacing w:before="20" w:after="20"/>
+            </w:pPr>
+            <w:r>
+              <w:rPr>
+                <w:rFonts w:ascii="Times New Roman" w:hAnsi="Times New Roman"/>
+                <w:b w:val="0"/>
+                <w:sz w:val="24"/>
+              </w:rPr>
+              <w:t>Objectives</w:t>
+            </w:r>
+          </w:p>
+        </w:tc>
+        <w:tc>
+          <w:tcPr>
+            <w:tcW w:type="dxa" w:w="1791"/>
+          </w:tcPr>
+          <w:p>
+            <w:pPr>
+              <w:spacing w:before="20" w:after="20"/>
+            </w:pPr>
+            <w:r>
+              <w:rPr>
+                <w:rFonts w:ascii="Times New Roman" w:hAnsi="Times New Roman"/>
+                <w:b w:val="0"/>
+                <w:sz w:val="24"/>
+              </w:rPr>
+              <w:t>9</w:t>
             </w:r>
           </w:p>
         </w:tc>
@@ -3296,59 +3454,55 @@
       <w:tr>
         <w:tc>
           <w:tcPr>
-            <w:tcW w:w="1271" w:type="dxa"/>
-          </w:tcPr>
-          <w:p>
-            <w:pPr>
-              <w:spacing w:after="20" w:line="276" w:lineRule="auto"/>
-              <w:jc w:val="center"/>
-            </w:pPr>
-            <w:r>
-              <w:rPr>
-                <w:rFonts w:ascii="Times New Roman" w:hAnsi="Times New Roman"/>
-                <w:b w:val="0"/>
-                <w:i w:val="0"/>
-                <w:sz w:val="22"/>
-              </w:rPr>
-            </w:r>
-          </w:p>
-        </w:tc>
-        <w:tc>
-          <w:tcPr>
-            <w:tcW w:w="5954" w:type="dxa"/>
-          </w:tcPr>
-          <w:p>
-            <w:pPr>
-              <w:spacing w:after="20" w:line="276" w:lineRule="auto"/>
-            </w:pPr>
-            <w:r>
-              <w:rPr>
-                <w:rFonts w:ascii="Times New Roman" w:hAnsi="Times New Roman"/>
-                <w:b w:val="0"/>
-                <w:i w:val="0"/>
-                <w:sz w:val="22"/>
-              </w:rPr>
-              <w:t xml:space="preserve">  3.2.2 Economic Feasibility</w:t>
-            </w:r>
-          </w:p>
-        </w:tc>
-        <w:tc>
-          <w:tcPr>
-            <w:tcW w:w="1791" w:type="dxa"/>
-          </w:tcPr>
-          <w:p>
-            <w:pPr>
-              <w:spacing w:after="20" w:line="276" w:lineRule="auto"/>
-              <w:jc w:val="center"/>
-            </w:pPr>
-            <w:r>
-              <w:rPr>
-                <w:rFonts w:ascii="Times New Roman" w:hAnsi="Times New Roman"/>
-                <w:b w:val="0"/>
-                <w:i w:val="0"/>
-                <w:sz w:val="22"/>
-              </w:rPr>
-              <w:t>14</w:t>
+            <w:tcW w:type="dxa" w:w="1271"/>
+          </w:tcPr>
+          <w:p>
+            <w:pPr>
+              <w:spacing w:before="20" w:after="20"/>
+            </w:pPr>
+            <w:r>
+              <w:rPr>
+                <w:rFonts w:ascii="Times New Roman" w:hAnsi="Times New Roman"/>
+                <w:b/>
+                <w:sz w:val="24"/>
+              </w:rPr>
+              <w:t>3</w:t>
+            </w:r>
+          </w:p>
+        </w:tc>
+        <w:tc>
+          <w:tcPr>
+            <w:tcW w:type="dxa" w:w="5954"/>
+          </w:tcPr>
+          <w:p>
+            <w:pPr>
+              <w:spacing w:before="20" w:after="20"/>
+            </w:pPr>
+            <w:r>
+              <w:rPr>
+                <w:rFonts w:ascii="Times New Roman" w:hAnsi="Times New Roman"/>
+                <w:b/>
+                <w:sz w:val="24"/>
+              </w:rPr>
+              <w:t>System Requirements and Specifications</w:t>
+            </w:r>
+          </w:p>
+        </w:tc>
+        <w:tc>
+          <w:tcPr>
+            <w:tcW w:type="dxa" w:w="1791"/>
+          </w:tcPr>
+          <w:p>
+            <w:pPr>
+              <w:spacing w:before="20" w:after="20"/>
+            </w:pPr>
+            <w:r>
+              <w:rPr>
+                <w:rFonts w:ascii="Times New Roman" w:hAnsi="Times New Roman"/>
+                <w:b/>
+                <w:sz w:val="24"/>
+              </w:rPr>
+              <w:t>10</w:t>
             </w:r>
           </w:p>
         </w:tc>
@@ -3356,59 +3510,55 @@
       <w:tr>
         <w:tc>
           <w:tcPr>
-            <w:tcW w:w="1271" w:type="dxa"/>
-          </w:tcPr>
-          <w:p>
-            <w:pPr>
-              <w:spacing w:after="20" w:line="276" w:lineRule="auto"/>
-              <w:jc w:val="center"/>
-            </w:pPr>
-            <w:r>
-              <w:rPr>
-                <w:rFonts w:ascii="Times New Roman" w:hAnsi="Times New Roman"/>
-                <w:b w:val="0"/>
-                <w:i w:val="0"/>
-                <w:sz w:val="22"/>
-              </w:rPr>
-            </w:r>
-          </w:p>
-        </w:tc>
-        <w:tc>
-          <w:tcPr>
-            <w:tcW w:w="5954" w:type="dxa"/>
-          </w:tcPr>
-          <w:p>
-            <w:pPr>
-              <w:spacing w:after="20" w:line="276" w:lineRule="auto"/>
-            </w:pPr>
-            <w:r>
-              <w:rPr>
-                <w:rFonts w:ascii="Times New Roman" w:hAnsi="Times New Roman"/>
-                <w:b w:val="0"/>
-                <w:i w:val="0"/>
-                <w:sz w:val="22"/>
-              </w:rPr>
-              <w:t xml:space="preserve">  3.2.3 Social and Ethical Feasibility</w:t>
-            </w:r>
-          </w:p>
-        </w:tc>
-        <w:tc>
-          <w:tcPr>
-            <w:tcW w:w="1791" w:type="dxa"/>
-          </w:tcPr>
-          <w:p>
-            <w:pPr>
-              <w:spacing w:after="20" w:line="276" w:lineRule="auto"/>
-              <w:jc w:val="center"/>
-            </w:pPr>
-            <w:r>
-              <w:rPr>
-                <w:rFonts w:ascii="Times New Roman" w:hAnsi="Times New Roman"/>
-                <w:b w:val="0"/>
-                <w:i w:val="0"/>
-                <w:sz w:val="22"/>
-              </w:rPr>
-              <w:t>14</w:t>
+            <w:tcW w:type="dxa" w:w="1271"/>
+          </w:tcPr>
+          <w:p>
+            <w:pPr>
+              <w:spacing w:before="20" w:after="20"/>
+            </w:pPr>
+            <w:r>
+              <w:rPr>
+                <w:rFonts w:ascii="Times New Roman" w:hAnsi="Times New Roman"/>
+                <w:b w:val="0"/>
+                <w:sz w:val="24"/>
+              </w:rPr>
+              <w:t>3.1</w:t>
+            </w:r>
+          </w:p>
+        </w:tc>
+        <w:tc>
+          <w:tcPr>
+            <w:tcW w:type="dxa" w:w="5954"/>
+          </w:tcPr>
+          <w:p>
+            <w:pPr>
+              <w:spacing w:before="20" w:after="20"/>
+            </w:pPr>
+            <w:r>
+              <w:rPr>
+                <w:rFonts w:ascii="Times New Roman" w:hAnsi="Times New Roman"/>
+                <w:b w:val="0"/>
+                <w:sz w:val="24"/>
+              </w:rPr>
+              <w:t>Functional Requirements</w:t>
+            </w:r>
+          </w:p>
+        </w:tc>
+        <w:tc>
+          <w:tcPr>
+            <w:tcW w:type="dxa" w:w="1791"/>
+          </w:tcPr>
+          <w:p>
+            <w:pPr>
+              <w:spacing w:before="20" w:after="20"/>
+            </w:pPr>
+            <w:r>
+              <w:rPr>
+                <w:rFonts w:ascii="Times New Roman" w:hAnsi="Times New Roman"/>
+                <w:b w:val="0"/>
+                <w:sz w:val="24"/>
+              </w:rPr>
+              <w:t>10</w:t>
             </w:r>
           </w:p>
         </w:tc>
@@ -3416,59 +3566,55 @@
       <w:tr>
         <w:tc>
           <w:tcPr>
-            <w:tcW w:w="1271" w:type="dxa"/>
-          </w:tcPr>
-          <w:p>
-            <w:pPr>
-              <w:spacing w:after="20" w:line="276" w:lineRule="auto"/>
-              <w:jc w:val="center"/>
-            </w:pPr>
-            <w:r>
-              <w:rPr>
-                <w:rFonts w:ascii="Times New Roman" w:hAnsi="Times New Roman"/>
-                <w:b w:val="0"/>
-                <w:i w:val="0"/>
-                <w:sz w:val="22"/>
-              </w:rPr>
-            </w:r>
-          </w:p>
-        </w:tc>
-        <w:tc>
-          <w:tcPr>
-            <w:tcW w:w="5954" w:type="dxa"/>
-          </w:tcPr>
-          <w:p>
-            <w:pPr>
-              <w:spacing w:after="20" w:line="276" w:lineRule="auto"/>
-            </w:pPr>
-            <w:r>
-              <w:rPr>
-                <w:rFonts w:ascii="Times New Roman" w:hAnsi="Times New Roman"/>
-                <w:b w:val="0"/>
-                <w:i w:val="0"/>
-                <w:sz w:val="22"/>
-              </w:rPr>
-              <w:t>3.3 System Specification</w:t>
-            </w:r>
-          </w:p>
-        </w:tc>
-        <w:tc>
-          <w:tcPr>
-            <w:tcW w:w="1791" w:type="dxa"/>
-          </w:tcPr>
-          <w:p>
-            <w:pPr>
-              <w:spacing w:after="20" w:line="276" w:lineRule="auto"/>
-              <w:jc w:val="center"/>
-            </w:pPr>
-            <w:r>
-              <w:rPr>
-                <w:rFonts w:ascii="Times New Roman" w:hAnsi="Times New Roman"/>
-                <w:b w:val="0"/>
-                <w:i w:val="0"/>
-                <w:sz w:val="22"/>
-              </w:rPr>
-              <w:t>15</w:t>
+            <w:tcW w:type="dxa" w:w="1271"/>
+          </w:tcPr>
+          <w:p>
+            <w:pPr>
+              <w:spacing w:before="20" w:after="20"/>
+            </w:pPr>
+            <w:r>
+              <w:rPr>
+                <w:rFonts w:ascii="Times New Roman" w:hAnsi="Times New Roman"/>
+                <w:b w:val="0"/>
+                <w:sz w:val="24"/>
+              </w:rPr>
+              <w:t>3.2</w:t>
+            </w:r>
+          </w:p>
+        </w:tc>
+        <w:tc>
+          <w:tcPr>
+            <w:tcW w:type="dxa" w:w="5954"/>
+          </w:tcPr>
+          <w:p>
+            <w:pPr>
+              <w:spacing w:before="20" w:after="20"/>
+            </w:pPr>
+            <w:r>
+              <w:rPr>
+                <w:rFonts w:ascii="Times New Roman" w:hAnsi="Times New Roman"/>
+                <w:b w:val="0"/>
+                <w:sz w:val="24"/>
+              </w:rPr>
+              <w:t>Non-Functional Constraints</w:t>
+            </w:r>
+          </w:p>
+        </w:tc>
+        <w:tc>
+          <w:tcPr>
+            <w:tcW w:type="dxa" w:w="1791"/>
+          </w:tcPr>
+          <w:p>
+            <w:pPr>
+              <w:spacing w:before="20" w:after="20"/>
+            </w:pPr>
+            <w:r>
+              <w:rPr>
+                <w:rFonts w:ascii="Times New Roman" w:hAnsi="Times New Roman"/>
+                <w:b w:val="0"/>
+                <w:sz w:val="24"/>
+              </w:rPr>
+              <w:t>12</w:t>
             </w:r>
           </w:p>
         </w:tc>
@@ -3476,59 +3622,55 @@
       <w:tr>
         <w:tc>
           <w:tcPr>
-            <w:tcW w:w="1271" w:type="dxa"/>
-          </w:tcPr>
-          <w:p>
-            <w:pPr>
-              <w:spacing w:after="20" w:line="276" w:lineRule="auto"/>
-              <w:jc w:val="center"/>
-            </w:pPr>
-            <w:r>
-              <w:rPr>
-                <w:rFonts w:ascii="Times New Roman" w:hAnsi="Times New Roman"/>
-                <w:b w:val="0"/>
-                <w:i w:val="0"/>
-                <w:sz w:val="22"/>
-              </w:rPr>
-            </w:r>
-          </w:p>
-        </w:tc>
-        <w:tc>
-          <w:tcPr>
-            <w:tcW w:w="5954" w:type="dxa"/>
-          </w:tcPr>
-          <w:p>
-            <w:pPr>
-              <w:spacing w:after="20" w:line="276" w:lineRule="auto"/>
-            </w:pPr>
-            <w:r>
-              <w:rPr>
-                <w:rFonts w:ascii="Times New Roman" w:hAnsi="Times New Roman"/>
-                <w:b w:val="0"/>
-                <w:i w:val="0"/>
-                <w:sz w:val="22"/>
-              </w:rPr>
-              <w:t xml:space="preserve">  3.3.1 Hardware Specification</w:t>
-            </w:r>
-          </w:p>
-        </w:tc>
-        <w:tc>
-          <w:tcPr>
-            <w:tcW w:w="1791" w:type="dxa"/>
-          </w:tcPr>
-          <w:p>
-            <w:pPr>
-              <w:spacing w:after="20" w:line="276" w:lineRule="auto"/>
-              <w:jc w:val="center"/>
-            </w:pPr>
-            <w:r>
-              <w:rPr>
-                <w:rFonts w:ascii="Times New Roman" w:hAnsi="Times New Roman"/>
-                <w:b w:val="0"/>
-                <w:i w:val="0"/>
-                <w:sz w:val="22"/>
-              </w:rPr>
-              <w:t>15</w:t>
+            <w:tcW w:type="dxa" w:w="1271"/>
+          </w:tcPr>
+          <w:p>
+            <w:pPr>
+              <w:spacing w:before="20" w:after="20"/>
+            </w:pPr>
+            <w:r>
+              <w:rPr>
+                <w:rFonts w:ascii="Times New Roman" w:hAnsi="Times New Roman"/>
+                <w:b w:val="0"/>
+                <w:sz w:val="24"/>
+              </w:rPr>
+              <w:t>3.3</w:t>
+            </w:r>
+          </w:p>
+        </w:tc>
+        <w:tc>
+          <w:tcPr>
+            <w:tcW w:type="dxa" w:w="5954"/>
+          </w:tcPr>
+          <w:p>
+            <w:pPr>
+              <w:spacing w:before="20" w:after="20"/>
+            </w:pPr>
+            <w:r>
+              <w:rPr>
+                <w:rFonts w:ascii="Times New Roman" w:hAnsi="Times New Roman"/>
+                <w:b w:val="0"/>
+                <w:sz w:val="24"/>
+              </w:rPr>
+              <w:t>Hardware Requirements</w:t>
+            </w:r>
+          </w:p>
+        </w:tc>
+        <w:tc>
+          <w:tcPr>
+            <w:tcW w:type="dxa" w:w="1791"/>
+          </w:tcPr>
+          <w:p>
+            <w:pPr>
+              <w:spacing w:before="20" w:after="20"/>
+            </w:pPr>
+            <w:r>
+              <w:rPr>
+                <w:rFonts w:ascii="Times New Roman" w:hAnsi="Times New Roman"/>
+                <w:b w:val="0"/>
+                <w:sz w:val="24"/>
+              </w:rPr>
+              <w:t>13</w:t>
             </w:r>
           </w:p>
         </w:tc>
@@ -3536,59 +3678,55 @@
       <w:tr>
         <w:tc>
           <w:tcPr>
-            <w:tcW w:w="1271" w:type="dxa"/>
-          </w:tcPr>
-          <w:p>
-            <w:pPr>
-              <w:spacing w:after="20" w:line="276" w:lineRule="auto"/>
-              <w:jc w:val="center"/>
-            </w:pPr>
-            <w:r>
-              <w:rPr>
-                <w:rFonts w:ascii="Times New Roman" w:hAnsi="Times New Roman"/>
-                <w:b w:val="0"/>
-                <w:i w:val="0"/>
-                <w:sz w:val="22"/>
-              </w:rPr>
-            </w:r>
-          </w:p>
-        </w:tc>
-        <w:tc>
-          <w:tcPr>
-            <w:tcW w:w="5954" w:type="dxa"/>
-          </w:tcPr>
-          <w:p>
-            <w:pPr>
-              <w:spacing w:after="20" w:line="276" w:lineRule="auto"/>
-            </w:pPr>
-            <w:r>
-              <w:rPr>
-                <w:rFonts w:ascii="Times New Roman" w:hAnsi="Times New Roman"/>
-                <w:b w:val="0"/>
-                <w:i w:val="0"/>
-                <w:sz w:val="22"/>
-              </w:rPr>
-              <w:t xml:space="preserve">  3.3.2 Software Specification</w:t>
-            </w:r>
-          </w:p>
-        </w:tc>
-        <w:tc>
-          <w:tcPr>
-            <w:tcW w:w="1791" w:type="dxa"/>
-          </w:tcPr>
-          <w:p>
-            <w:pPr>
-              <w:spacing w:after="20" w:line="276" w:lineRule="auto"/>
-              <w:jc w:val="center"/>
-            </w:pPr>
-            <w:r>
-              <w:rPr>
-                <w:rFonts w:ascii="Times New Roman" w:hAnsi="Times New Roman"/>
-                <w:b w:val="0"/>
-                <w:i w:val="0"/>
-                <w:sz w:val="22"/>
-              </w:rPr>
-              <w:t>15</w:t>
+            <w:tcW w:type="dxa" w:w="1271"/>
+          </w:tcPr>
+          <w:p>
+            <w:pPr>
+              <w:spacing w:before="20" w:after="20"/>
+            </w:pPr>
+            <w:r>
+              <w:rPr>
+                <w:rFonts w:ascii="Times New Roman" w:hAnsi="Times New Roman"/>
+                <w:b w:val="0"/>
+                <w:sz w:val="24"/>
+              </w:rPr>
+              <w:t>3.4</w:t>
+            </w:r>
+          </w:p>
+        </w:tc>
+        <w:tc>
+          <w:tcPr>
+            <w:tcW w:type="dxa" w:w="5954"/>
+          </w:tcPr>
+          <w:p>
+            <w:pPr>
+              <w:spacing w:before="20" w:after="20"/>
+            </w:pPr>
+            <w:r>
+              <w:rPr>
+                <w:rFonts w:ascii="Times New Roman" w:hAnsi="Times New Roman"/>
+                <w:b w:val="0"/>
+                <w:sz w:val="24"/>
+              </w:rPr>
+              <w:t>Software Requirements</w:t>
+            </w:r>
+          </w:p>
+        </w:tc>
+        <w:tc>
+          <w:tcPr>
+            <w:tcW w:type="dxa" w:w="1791"/>
+          </w:tcPr>
+          <w:p>
+            <w:pPr>
+              <w:spacing w:before="20" w:after="20"/>
+            </w:pPr>
+            <w:r>
+              <w:rPr>
+                <w:rFonts w:ascii="Times New Roman" w:hAnsi="Times New Roman"/>
+                <w:b w:val="0"/>
+                <w:sz w:val="24"/>
+              </w:rPr>
+              <w:t>14</w:t>
             </w:r>
           </w:p>
         </w:tc>
@@ -3596,59 +3734,55 @@
       <w:tr>
         <w:tc>
           <w:tcPr>
-            <w:tcW w:w="1271" w:type="dxa"/>
-          </w:tcPr>
-          <w:p>
-            <w:pPr>
-              <w:spacing w:after="20" w:line="276" w:lineRule="auto"/>
-              <w:jc w:val="center"/>
-            </w:pPr>
-            <w:r>
-              <w:rPr>
-                <w:rFonts w:ascii="Times New Roman" w:hAnsi="Times New Roman"/>
-                <w:b w:val="0"/>
-                <w:i w:val="0"/>
-                <w:sz w:val="22"/>
-              </w:rPr>
-            </w:r>
-          </w:p>
-        </w:tc>
-        <w:tc>
-          <w:tcPr>
-            <w:tcW w:w="5954" w:type="dxa"/>
-          </w:tcPr>
-          <w:p>
-            <w:pPr>
-              <w:spacing w:after="20" w:line="276" w:lineRule="auto"/>
-            </w:pPr>
-            <w:r>
-              <w:rPr>
-                <w:rFonts w:ascii="Times New Roman" w:hAnsi="Times New Roman"/>
-                <w:b w:val="0"/>
-                <w:i w:val="0"/>
-                <w:sz w:val="22"/>
-              </w:rPr>
-              <w:t xml:space="preserve">  3.3.3 Technology Stack Architecture</w:t>
-            </w:r>
-          </w:p>
-        </w:tc>
-        <w:tc>
-          <w:tcPr>
-            <w:tcW w:w="1791" w:type="dxa"/>
-          </w:tcPr>
-          <w:p>
-            <w:pPr>
-              <w:spacing w:after="20" w:line="276" w:lineRule="auto"/>
-              <w:jc w:val="center"/>
-            </w:pPr>
-            <w:r>
-              <w:rPr>
-                <w:rFonts w:ascii="Times New Roman" w:hAnsi="Times New Roman"/>
-                <w:b w:val="0"/>
-                <w:i w:val="0"/>
-                <w:sz w:val="22"/>
-              </w:rPr>
-              <w:t>16</w:t>
+            <w:tcW w:type="dxa" w:w="1271"/>
+          </w:tcPr>
+          <w:p>
+            <w:pPr>
+              <w:spacing w:before="20" w:after="20"/>
+            </w:pPr>
+            <w:r>
+              <w:rPr>
+                <w:rFonts w:ascii="Times New Roman" w:hAnsi="Times New Roman"/>
+                <w:b/>
+                <w:sz w:val="24"/>
+              </w:rPr>
+              <w:t>4</w:t>
+            </w:r>
+          </w:p>
+        </w:tc>
+        <w:tc>
+          <w:tcPr>
+            <w:tcW w:type="dxa" w:w="5954"/>
+          </w:tcPr>
+          <w:p>
+            <w:pPr>
+              <w:spacing w:before="20" w:after="20"/>
+            </w:pPr>
+            <w:r>
+              <w:rPr>
+                <w:rFonts w:ascii="Times New Roman" w:hAnsi="Times New Roman"/>
+                <w:b/>
+                <w:sz w:val="24"/>
+              </w:rPr>
+              <w:t>Design and Architecture</w:t>
+            </w:r>
+          </w:p>
+        </w:tc>
+        <w:tc>
+          <w:tcPr>
+            <w:tcW w:type="dxa" w:w="1791"/>
+          </w:tcPr>
+          <w:p>
+            <w:pPr>
+              <w:spacing w:before="20" w:after="20"/>
+            </w:pPr>
+            <w:r>
+              <w:rPr>
+                <w:rFonts w:ascii="Times New Roman" w:hAnsi="Times New Roman"/>
+                <w:b/>
+                <w:sz w:val="24"/>
+              </w:rPr>
+              <w:t>15</w:t>
             </w:r>
           </w:p>
         </w:tc>
@@ -3656,60 +3790,55 @@
       <w:tr>
         <w:tc>
           <w:tcPr>
-            <w:tcW w:w="1271" w:type="dxa"/>
-          </w:tcPr>
-          <w:p>
-            <w:pPr>
-              <w:spacing w:after="20" w:line="276" w:lineRule="auto"/>
-              <w:jc w:val="center"/>
-            </w:pPr>
-            <w:r>
-              <w:rPr>
-                <w:rFonts w:ascii="Times New Roman" w:hAnsi="Times New Roman"/>
-                <w:b/>
-                <w:i w:val="0"/>
-                <w:sz w:val="22"/>
-              </w:rPr>
-              <w:t>4.</w:t>
-            </w:r>
-          </w:p>
-        </w:tc>
-        <w:tc>
-          <w:tcPr>
-            <w:tcW w:w="5954" w:type="dxa"/>
-          </w:tcPr>
-          <w:p>
-            <w:pPr>
-              <w:spacing w:after="20" w:line="276" w:lineRule="auto"/>
-            </w:pPr>
-            <w:r>
-              <w:rPr>
-                <w:rFonts w:ascii="Times New Roman" w:hAnsi="Times New Roman"/>
-                <w:b/>
-                <w:i w:val="0"/>
-                <w:sz w:val="22"/>
-              </w:rPr>
-              <w:t>DESIGN APPROACH AND DETAILS</w:t>
-            </w:r>
-          </w:p>
-        </w:tc>
-        <w:tc>
-          <w:tcPr>
-            <w:tcW w:w="1791" w:type="dxa"/>
-          </w:tcPr>
-          <w:p>
-            <w:pPr>
-              <w:spacing w:after="20" w:line="276" w:lineRule="auto"/>
-              <w:jc w:val="center"/>
-            </w:pPr>
-            <w:r>
-              <w:rPr>
-                <w:rFonts w:ascii="Times New Roman" w:hAnsi="Times New Roman"/>
-                <w:b/>
-                <w:i w:val="0"/>
-                <w:sz w:val="22"/>
-              </w:rPr>
-              <w:t>17</w:t>
+            <w:tcW w:type="dxa" w:w="1271"/>
+          </w:tcPr>
+          <w:p>
+            <w:pPr>
+              <w:spacing w:before="20" w:after="20"/>
+            </w:pPr>
+            <w:r>
+              <w:rPr>
+                <w:rFonts w:ascii="Times New Roman" w:hAnsi="Times New Roman"/>
+                <w:b w:val="0"/>
+                <w:sz w:val="24"/>
+              </w:rPr>
+              <w:t>4.1</w:t>
+            </w:r>
+          </w:p>
+        </w:tc>
+        <w:tc>
+          <w:tcPr>
+            <w:tcW w:type="dxa" w:w="5954"/>
+          </w:tcPr>
+          <w:p>
+            <w:pPr>
+              <w:spacing w:before="20" w:after="20"/>
+            </w:pPr>
+            <w:r>
+              <w:rPr>
+                <w:rFonts w:ascii="Times New Roman" w:hAnsi="Times New Roman"/>
+                <w:b w:val="0"/>
+                <w:sz w:val="24"/>
+              </w:rPr>
+              <w:t>System Architecture Overview</w:t>
+            </w:r>
+          </w:p>
+        </w:tc>
+        <w:tc>
+          <w:tcPr>
+            <w:tcW w:type="dxa" w:w="1791"/>
+          </w:tcPr>
+          <w:p>
+            <w:pPr>
+              <w:spacing w:before="20" w:after="20"/>
+            </w:pPr>
+            <w:r>
+              <w:rPr>
+                <w:rFonts w:ascii="Times New Roman" w:hAnsi="Times New Roman"/>
+                <w:b w:val="0"/>
+                <w:sz w:val="24"/>
+              </w:rPr>
+              <w:t>15</w:t>
             </w:r>
           </w:p>
         </w:tc>
@@ -3717,59 +3846,55 @@
       <w:tr>
         <w:tc>
           <w:tcPr>
-            <w:tcW w:w="1271" w:type="dxa"/>
-          </w:tcPr>
-          <w:p>
-            <w:pPr>
-              <w:spacing w:after="20" w:line="276" w:lineRule="auto"/>
-              <w:jc w:val="center"/>
-            </w:pPr>
-            <w:r>
-              <w:rPr>
-                <w:rFonts w:ascii="Times New Roman" w:hAnsi="Times New Roman"/>
-                <w:b w:val="0"/>
-                <w:i w:val="0"/>
-                <w:sz w:val="22"/>
-              </w:rPr>
-            </w:r>
-          </w:p>
-        </w:tc>
-        <w:tc>
-          <w:tcPr>
-            <w:tcW w:w="5954" w:type="dxa"/>
-          </w:tcPr>
-          <w:p>
-            <w:pPr>
-              <w:spacing w:after="20" w:line="276" w:lineRule="auto"/>
-            </w:pPr>
-            <w:r>
-              <w:rPr>
-                <w:rFonts w:ascii="Times New Roman" w:hAnsi="Times New Roman"/>
-                <w:b w:val="0"/>
-                <w:i w:val="0"/>
-                <w:sz w:val="22"/>
-              </w:rPr>
-              <w:t>4.1 System Architecture</w:t>
-            </w:r>
-          </w:p>
-        </w:tc>
-        <w:tc>
-          <w:tcPr>
-            <w:tcW w:w="1791" w:type="dxa"/>
-          </w:tcPr>
-          <w:p>
-            <w:pPr>
-              <w:spacing w:after="20" w:line="276" w:lineRule="auto"/>
-              <w:jc w:val="center"/>
-            </w:pPr>
-            <w:r>
-              <w:rPr>
-                <w:rFonts w:ascii="Times New Roman" w:hAnsi="Times New Roman"/>
-                <w:b w:val="0"/>
-                <w:i w:val="0"/>
-                <w:sz w:val="22"/>
-              </w:rPr>
-              <w:t>17</w:t>
+            <w:tcW w:type="dxa" w:w="1271"/>
+          </w:tcPr>
+          <w:p>
+            <w:pPr>
+              <w:spacing w:before="20" w:after="20"/>
+            </w:pPr>
+            <w:r>
+              <w:rPr>
+                <w:rFonts w:ascii="Times New Roman" w:hAnsi="Times New Roman"/>
+                <w:b w:val="0"/>
+                <w:sz w:val="24"/>
+              </w:rPr>
+              <w:t>4.2</w:t>
+            </w:r>
+          </w:p>
+        </w:tc>
+        <w:tc>
+          <w:tcPr>
+            <w:tcW w:type="dxa" w:w="5954"/>
+          </w:tcPr>
+          <w:p>
+            <w:pPr>
+              <w:spacing w:before="20" w:after="20"/>
+            </w:pPr>
+            <w:r>
+              <w:rPr>
+                <w:rFonts w:ascii="Times New Roman" w:hAnsi="Times New Roman"/>
+                <w:b w:val="0"/>
+                <w:sz w:val="24"/>
+              </w:rPr>
+              <w:t>Component Design</w:t>
+            </w:r>
+          </w:p>
+        </w:tc>
+        <w:tc>
+          <w:tcPr>
+            <w:tcW w:type="dxa" w:w="1791"/>
+          </w:tcPr>
+          <w:p>
+            <w:pPr>
+              <w:spacing w:before="20" w:after="20"/>
+            </w:pPr>
+            <w:r>
+              <w:rPr>
+                <w:rFonts w:ascii="Times New Roman" w:hAnsi="Times New Roman"/>
+                <w:b w:val="0"/>
+                <w:sz w:val="24"/>
+              </w:rPr>
+              <w:t>16</w:t>
             </w:r>
           </w:p>
         </w:tc>
@@ -3777,59 +3902,55 @@
       <w:tr>
         <w:tc>
           <w:tcPr>
-            <w:tcW w:w="1271" w:type="dxa"/>
-          </w:tcPr>
-          <w:p>
-            <w:pPr>
-              <w:spacing w:after="20" w:line="276" w:lineRule="auto"/>
-              <w:jc w:val="center"/>
-            </w:pPr>
-            <w:r>
-              <w:rPr>
-                <w:rFonts w:ascii="Times New Roman" w:hAnsi="Times New Roman"/>
-                <w:b w:val="0"/>
-                <w:i w:val="0"/>
-                <w:sz w:val="22"/>
-              </w:rPr>
-            </w:r>
-          </w:p>
-        </w:tc>
-        <w:tc>
-          <w:tcPr>
-            <w:tcW w:w="5954" w:type="dxa"/>
-          </w:tcPr>
-          <w:p>
-            <w:pPr>
-              <w:spacing w:after="20" w:line="276" w:lineRule="auto"/>
-            </w:pPr>
-            <w:r>
-              <w:rPr>
-                <w:rFonts w:ascii="Times New Roman" w:hAnsi="Times New Roman"/>
-                <w:b w:val="0"/>
-                <w:i w:val="0"/>
-                <w:sz w:val="22"/>
-              </w:rPr>
-              <w:t>4.2 Design Models</w:t>
-            </w:r>
-          </w:p>
-        </w:tc>
-        <w:tc>
-          <w:tcPr>
-            <w:tcW w:w="1791" w:type="dxa"/>
-          </w:tcPr>
-          <w:p>
-            <w:pPr>
-              <w:spacing w:after="20" w:line="276" w:lineRule="auto"/>
-              <w:jc w:val="center"/>
-            </w:pPr>
-            <w:r>
-              <w:rPr>
-                <w:rFonts w:ascii="Times New Roman" w:hAnsi="Times New Roman"/>
-                <w:b w:val="0"/>
-                <w:i w:val="0"/>
-                <w:sz w:val="22"/>
-              </w:rPr>
-              <w:t>19</w:t>
+            <w:tcW w:type="dxa" w:w="1271"/>
+          </w:tcPr>
+          <w:p>
+            <w:pPr>
+              <w:spacing w:before="20" w:after="20"/>
+            </w:pPr>
+            <w:r>
+              <w:rPr>
+                <w:rFonts w:ascii="Times New Roman" w:hAnsi="Times New Roman"/>
+                <w:b w:val="0"/>
+                <w:sz w:val="24"/>
+              </w:rPr>
+              <w:t>4.3</w:t>
+            </w:r>
+          </w:p>
+        </w:tc>
+        <w:tc>
+          <w:tcPr>
+            <w:tcW w:type="dxa" w:w="5954"/>
+          </w:tcPr>
+          <w:p>
+            <w:pPr>
+              <w:spacing w:before="20" w:after="20"/>
+            </w:pPr>
+            <w:r>
+              <w:rPr>
+                <w:rFonts w:ascii="Times New Roman" w:hAnsi="Times New Roman"/>
+                <w:b w:val="0"/>
+                <w:sz w:val="24"/>
+              </w:rPr>
+              <w:t>Data Flow Design</w:t>
+            </w:r>
+          </w:p>
+        </w:tc>
+        <w:tc>
+          <w:tcPr>
+            <w:tcW w:type="dxa" w:w="1791"/>
+          </w:tcPr>
+          <w:p>
+            <w:pPr>
+              <w:spacing w:before="20" w:after="20"/>
+            </w:pPr>
+            <w:r>
+              <w:rPr>
+                <w:rFonts w:ascii="Times New Roman" w:hAnsi="Times New Roman"/>
+                <w:b w:val="0"/>
+                <w:sz w:val="24"/>
+              </w:rPr>
+              <w:t>17</w:t>
             </w:r>
           </w:p>
         </w:tc>
@@ -3837,59 +3958,55 @@
       <w:tr>
         <w:tc>
           <w:tcPr>
-            <w:tcW w:w="1271" w:type="dxa"/>
-          </w:tcPr>
-          <w:p>
-            <w:pPr>
-              <w:spacing w:after="20" w:line="276" w:lineRule="auto"/>
-              <w:jc w:val="center"/>
-            </w:pPr>
-            <w:r>
-              <w:rPr>
-                <w:rFonts w:ascii="Times New Roman" w:hAnsi="Times New Roman"/>
-                <w:b w:val="0"/>
-                <w:i w:val="0"/>
-                <w:sz w:val="22"/>
-              </w:rPr>
-            </w:r>
-          </w:p>
-        </w:tc>
-        <w:tc>
-          <w:tcPr>
-            <w:tcW w:w="5954" w:type="dxa"/>
-          </w:tcPr>
-          <w:p>
-            <w:pPr>
-              <w:spacing w:after="20" w:line="276" w:lineRule="auto"/>
-            </w:pPr>
-            <w:r>
-              <w:rPr>
-                <w:rFonts w:ascii="Times New Roman" w:hAnsi="Times New Roman"/>
-                <w:b w:val="0"/>
-                <w:i w:val="0"/>
-                <w:sz w:val="22"/>
-              </w:rPr>
-              <w:t xml:space="preserve">  4.2.1 Data Flow Diagram (Level 0 and Level 1)</w:t>
-            </w:r>
-          </w:p>
-        </w:tc>
-        <w:tc>
-          <w:tcPr>
-            <w:tcW w:w="1791" w:type="dxa"/>
-          </w:tcPr>
-          <w:p>
-            <w:pPr>
-              <w:spacing w:after="20" w:line="276" w:lineRule="auto"/>
-              <w:jc w:val="center"/>
-            </w:pPr>
-            <w:r>
-              <w:rPr>
-                <w:rFonts w:ascii="Times New Roman" w:hAnsi="Times New Roman"/>
-                <w:b w:val="0"/>
-                <w:i w:val="0"/>
-                <w:sz w:val="22"/>
-              </w:rPr>
-              <w:t>19</w:t>
+            <w:tcW w:type="dxa" w:w="1271"/>
+          </w:tcPr>
+          <w:p>
+            <w:pPr>
+              <w:spacing w:before="20" w:after="20"/>
+            </w:pPr>
+            <w:r>
+              <w:rPr>
+                <w:rFonts w:ascii="Times New Roman" w:hAnsi="Times New Roman"/>
+                <w:b w:val="0"/>
+                <w:sz w:val="24"/>
+              </w:rPr>
+              <w:t>4.4</w:t>
+            </w:r>
+          </w:p>
+        </w:tc>
+        <w:tc>
+          <w:tcPr>
+            <w:tcW w:type="dxa" w:w="5954"/>
+          </w:tcPr>
+          <w:p>
+            <w:pPr>
+              <w:spacing w:before="20" w:after="20"/>
+            </w:pPr>
+            <w:r>
+              <w:rPr>
+                <w:rFonts w:ascii="Times New Roman" w:hAnsi="Times New Roman"/>
+                <w:b w:val="0"/>
+                <w:sz w:val="24"/>
+              </w:rPr>
+              <w:t>UML Diagrams</w:t>
+            </w:r>
+          </w:p>
+        </w:tc>
+        <w:tc>
+          <w:tcPr>
+            <w:tcW w:type="dxa" w:w="1791"/>
+          </w:tcPr>
+          <w:p>
+            <w:pPr>
+              <w:spacing w:before="20" w:after="20"/>
+            </w:pPr>
+            <w:r>
+              <w:rPr>
+                <w:rFonts w:ascii="Times New Roman" w:hAnsi="Times New Roman"/>
+                <w:b w:val="0"/>
+                <w:sz w:val="24"/>
+              </w:rPr>
+              <w:t>18</w:t>
             </w:r>
           </w:p>
         </w:tc>
@@ -3897,57 +4014,53 @@
       <w:tr>
         <w:tc>
           <w:tcPr>
-            <w:tcW w:w="1271" w:type="dxa"/>
-          </w:tcPr>
-          <w:p>
-            <w:pPr>
-              <w:spacing w:after="20" w:line="276" w:lineRule="auto"/>
-              <w:jc w:val="center"/>
-            </w:pPr>
-            <w:r>
-              <w:rPr>
-                <w:rFonts w:ascii="Times New Roman" w:hAnsi="Times New Roman"/>
-                <w:b w:val="0"/>
-                <w:i w:val="0"/>
-                <w:sz w:val="22"/>
-              </w:rPr>
-            </w:r>
-          </w:p>
-        </w:tc>
-        <w:tc>
-          <w:tcPr>
-            <w:tcW w:w="5954" w:type="dxa"/>
-          </w:tcPr>
-          <w:p>
-            <w:pPr>
-              <w:spacing w:after="20" w:line="276" w:lineRule="auto"/>
-            </w:pPr>
-            <w:r>
-              <w:rPr>
-                <w:rFonts w:ascii="Times New Roman" w:hAnsi="Times New Roman"/>
-                <w:b w:val="0"/>
-                <w:i w:val="0"/>
-                <w:sz w:val="22"/>
-              </w:rPr>
-              <w:t xml:space="preserve">  4.2.2 Use Case Diagram</w:t>
-            </w:r>
-          </w:p>
-        </w:tc>
-        <w:tc>
-          <w:tcPr>
-            <w:tcW w:w="1791" w:type="dxa"/>
-          </w:tcPr>
-          <w:p>
-            <w:pPr>
-              <w:spacing w:after="20" w:line="276" w:lineRule="auto"/>
-              <w:jc w:val="center"/>
-            </w:pPr>
-            <w:r>
-              <w:rPr>
-                <w:rFonts w:ascii="Times New Roman" w:hAnsi="Times New Roman"/>
-                <w:b w:val="0"/>
-                <w:i w:val="0"/>
-                <w:sz w:val="22"/>
+            <w:tcW w:type="dxa" w:w="1271"/>
+          </w:tcPr>
+          <w:p>
+            <w:pPr>
+              <w:spacing w:before="20" w:after="20"/>
+            </w:pPr>
+            <w:r>
+              <w:rPr>
+                <w:rFonts w:ascii="Times New Roman" w:hAnsi="Times New Roman"/>
+                <w:b/>
+                <w:sz w:val="24"/>
+              </w:rPr>
+              <w:t>5</w:t>
+            </w:r>
+          </w:p>
+        </w:tc>
+        <w:tc>
+          <w:tcPr>
+            <w:tcW w:type="dxa" w:w="5954"/>
+          </w:tcPr>
+          <w:p>
+            <w:pPr>
+              <w:spacing w:before="20" w:after="20"/>
+            </w:pPr>
+            <w:r>
+              <w:rPr>
+                <w:rFonts w:ascii="Times New Roman" w:hAnsi="Times New Roman"/>
+                <w:b/>
+                <w:sz w:val="24"/>
+              </w:rPr>
+              <w:t>Methodology and Testing</w:t>
+            </w:r>
+          </w:p>
+        </w:tc>
+        <w:tc>
+          <w:tcPr>
+            <w:tcW w:type="dxa" w:w="1791"/>
+          </w:tcPr>
+          <w:p>
+            <w:pPr>
+              <w:spacing w:before="20" w:after="20"/>
+            </w:pPr>
+            <w:r>
+              <w:rPr>
+                <w:rFonts w:ascii="Times New Roman" w:hAnsi="Times New Roman"/>
+                <w:b/>
+                <w:sz w:val="24"/>
               </w:rPr>
               <w:t>20</w:t>
             </w:r>
@@ -3957,59 +4070,55 @@
       <w:tr>
         <w:tc>
           <w:tcPr>
-            <w:tcW w:w="1271" w:type="dxa"/>
-          </w:tcPr>
-          <w:p>
-            <w:pPr>
-              <w:spacing w:after="20" w:line="276" w:lineRule="auto"/>
-              <w:jc w:val="center"/>
-            </w:pPr>
-            <w:r>
-              <w:rPr>
-                <w:rFonts w:ascii="Times New Roman" w:hAnsi="Times New Roman"/>
-                <w:b w:val="0"/>
-                <w:i w:val="0"/>
-                <w:sz w:val="22"/>
-              </w:rPr>
-            </w:r>
-          </w:p>
-        </w:tc>
-        <w:tc>
-          <w:tcPr>
-            <w:tcW w:w="5954" w:type="dxa"/>
-          </w:tcPr>
-          <w:p>
-            <w:pPr>
-              <w:spacing w:after="20" w:line="276" w:lineRule="auto"/>
-            </w:pPr>
-            <w:r>
-              <w:rPr>
-                <w:rFonts w:ascii="Times New Roman" w:hAnsi="Times New Roman"/>
-                <w:b w:val="0"/>
-                <w:i w:val="0"/>
-                <w:sz w:val="22"/>
-              </w:rPr>
-              <w:t xml:space="preserve">  4.2.3 Class Diagram</w:t>
-            </w:r>
-          </w:p>
-        </w:tc>
-        <w:tc>
-          <w:tcPr>
-            <w:tcW w:w="1791" w:type="dxa"/>
-          </w:tcPr>
-          <w:p>
-            <w:pPr>
-              <w:spacing w:after="20" w:line="276" w:lineRule="auto"/>
-              <w:jc w:val="center"/>
-            </w:pPr>
-            <w:r>
-              <w:rPr>
-                <w:rFonts w:ascii="Times New Roman" w:hAnsi="Times New Roman"/>
-                <w:b w:val="0"/>
-                <w:i w:val="0"/>
-                <w:sz w:val="22"/>
-              </w:rPr>
-              <w:t>21</w:t>
+            <w:tcW w:type="dxa" w:w="1271"/>
+          </w:tcPr>
+          <w:p>
+            <w:pPr>
+              <w:spacing w:before="20" w:after="20"/>
+            </w:pPr>
+            <w:r>
+              <w:rPr>
+                <w:rFonts w:ascii="Times New Roman" w:hAnsi="Times New Roman"/>
+                <w:b w:val="0"/>
+                <w:sz w:val="24"/>
+              </w:rPr>
+              <w:t>5.1</w:t>
+            </w:r>
+          </w:p>
+        </w:tc>
+        <w:tc>
+          <w:tcPr>
+            <w:tcW w:type="dxa" w:w="5954"/>
+          </w:tcPr>
+          <w:p>
+            <w:pPr>
+              <w:spacing w:before="20" w:after="20"/>
+            </w:pPr>
+            <w:r>
+              <w:rPr>
+                <w:rFonts w:ascii="Times New Roman" w:hAnsi="Times New Roman"/>
+                <w:b w:val="0"/>
+                <w:sz w:val="24"/>
+              </w:rPr>
+              <w:t>Architecture &amp; Core Modules</w:t>
+            </w:r>
+          </w:p>
+        </w:tc>
+        <w:tc>
+          <w:tcPr>
+            <w:tcW w:type="dxa" w:w="1791"/>
+          </w:tcPr>
+          <w:p>
+            <w:pPr>
+              <w:spacing w:before="20" w:after="20"/>
+            </w:pPr>
+            <w:r>
+              <w:rPr>
+                <w:rFonts w:ascii="Times New Roman" w:hAnsi="Times New Roman"/>
+                <w:b w:val="0"/>
+                <w:sz w:val="24"/>
+              </w:rPr>
+              <w:t>20</w:t>
             </w:r>
           </w:p>
         </w:tc>
@@ -4017,59 +4126,55 @@
       <w:tr>
         <w:tc>
           <w:tcPr>
-            <w:tcW w:w="1271" w:type="dxa"/>
-          </w:tcPr>
-          <w:p>
-            <w:pPr>
-              <w:spacing w:after="20" w:line="276" w:lineRule="auto"/>
-              <w:jc w:val="center"/>
-            </w:pPr>
-            <w:r>
-              <w:rPr>
-                <w:rFonts w:ascii="Times New Roman" w:hAnsi="Times New Roman"/>
-                <w:b w:val="0"/>
-                <w:i w:val="0"/>
-                <w:sz w:val="22"/>
-              </w:rPr>
-            </w:r>
-          </w:p>
-        </w:tc>
-        <w:tc>
-          <w:tcPr>
-            <w:tcW w:w="5954" w:type="dxa"/>
-          </w:tcPr>
-          <w:p>
-            <w:pPr>
-              <w:spacing w:after="20" w:line="276" w:lineRule="auto"/>
-            </w:pPr>
-            <w:r>
-              <w:rPr>
-                <w:rFonts w:ascii="Times New Roman" w:hAnsi="Times New Roman"/>
-                <w:b w:val="0"/>
-                <w:i w:val="0"/>
-                <w:sz w:val="22"/>
-              </w:rPr>
-              <w:t xml:space="preserve">  4.2.4 Sequence Diagram</w:t>
-            </w:r>
-          </w:p>
-        </w:tc>
-        <w:tc>
-          <w:tcPr>
-            <w:tcW w:w="1791" w:type="dxa"/>
-          </w:tcPr>
-          <w:p>
-            <w:pPr>
-              <w:spacing w:after="20" w:line="276" w:lineRule="auto"/>
-              <w:jc w:val="center"/>
-            </w:pPr>
-            <w:r>
-              <w:rPr>
-                <w:rFonts w:ascii="Times New Roman" w:hAnsi="Times New Roman"/>
-                <w:b w:val="0"/>
-                <w:i w:val="0"/>
-                <w:sz w:val="22"/>
-              </w:rPr>
-              <w:t>22</w:t>
+            <w:tcW w:type="dxa" w:w="1271"/>
+          </w:tcPr>
+          <w:p>
+            <w:pPr>
+              <w:spacing w:before="20" w:after="20"/>
+            </w:pPr>
+            <w:r>
+              <w:rPr>
+                <w:rFonts w:ascii="Times New Roman" w:hAnsi="Times New Roman"/>
+                <w:b w:val="0"/>
+                <w:sz w:val="24"/>
+              </w:rPr>
+              <w:t>5.2</w:t>
+            </w:r>
+          </w:p>
+        </w:tc>
+        <w:tc>
+          <w:tcPr>
+            <w:tcW w:type="dxa" w:w="5954"/>
+          </w:tcPr>
+          <w:p>
+            <w:pPr>
+              <w:spacing w:before="20" w:after="20"/>
+            </w:pPr>
+            <w:r>
+              <w:rPr>
+                <w:rFonts w:ascii="Times New Roman" w:hAnsi="Times New Roman"/>
+                <w:b w:val="0"/>
+                <w:sz w:val="24"/>
+              </w:rPr>
+              <w:t>Implementation Details &amp; Empirical Testing</w:t>
+            </w:r>
+          </w:p>
+        </w:tc>
+        <w:tc>
+          <w:tcPr>
+            <w:tcW w:type="dxa" w:w="1791"/>
+          </w:tcPr>
+          <w:p>
+            <w:pPr>
+              <w:spacing w:before="20" w:after="20"/>
+            </w:pPr>
+            <w:r>
+              <w:rPr>
+                <w:rFonts w:ascii="Times New Roman" w:hAnsi="Times New Roman"/>
+                <w:b w:val="0"/>
+                <w:sz w:val="24"/>
+              </w:rPr>
+              <w:t>25</w:t>
             </w:r>
           </w:p>
         </w:tc>
@@ -4077,60 +4182,55 @@
       <w:tr>
         <w:tc>
           <w:tcPr>
-            <w:tcW w:w="1271" w:type="dxa"/>
-          </w:tcPr>
-          <w:p>
-            <w:pPr>
-              <w:spacing w:after="20" w:line="276" w:lineRule="auto"/>
-              <w:jc w:val="center"/>
-            </w:pPr>
-            <w:r>
-              <w:rPr>
-                <w:rFonts w:ascii="Times New Roman" w:hAnsi="Times New Roman"/>
-                <w:b/>
-                <w:i w:val="0"/>
-                <w:sz w:val="22"/>
-              </w:rPr>
-              <w:t>5.</w:t>
-            </w:r>
-          </w:p>
-        </w:tc>
-        <w:tc>
-          <w:tcPr>
-            <w:tcW w:w="5954" w:type="dxa"/>
-          </w:tcPr>
-          <w:p>
-            <w:pPr>
-              <w:spacing w:after="20" w:line="276" w:lineRule="auto"/>
-            </w:pPr>
-            <w:r>
-              <w:rPr>
-                <w:rFonts w:ascii="Times New Roman" w:hAnsi="Times New Roman"/>
-                <w:b/>
-                <w:i w:val="0"/>
-                <w:sz w:val="22"/>
-              </w:rPr>
-              <w:t>METHODOLOGY AND TESTING</w:t>
-            </w:r>
-          </w:p>
-        </w:tc>
-        <w:tc>
-          <w:tcPr>
-            <w:tcW w:w="1791" w:type="dxa"/>
-          </w:tcPr>
-          <w:p>
-            <w:pPr>
-              <w:spacing w:after="20" w:line="276" w:lineRule="auto"/>
-              <w:jc w:val="center"/>
-            </w:pPr>
-            <w:r>
-              <w:rPr>
-                <w:rFonts w:ascii="Times New Roman" w:hAnsi="Times New Roman"/>
-                <w:b/>
-                <w:i w:val="0"/>
-                <w:sz w:val="22"/>
-              </w:rPr>
-              <w:t>23</w:t>
+            <w:tcW w:type="dxa" w:w="1271"/>
+          </w:tcPr>
+          <w:p>
+            <w:pPr>
+              <w:spacing w:before="20" w:after="20"/>
+            </w:pPr>
+            <w:r>
+              <w:rPr>
+                <w:rFonts w:ascii="Times New Roman" w:hAnsi="Times New Roman"/>
+                <w:b/>
+                <w:sz w:val="24"/>
+              </w:rPr>
+              <w:t>6</w:t>
+            </w:r>
+          </w:p>
+        </w:tc>
+        <w:tc>
+          <w:tcPr>
+            <w:tcW w:type="dxa" w:w="5954"/>
+          </w:tcPr>
+          <w:p>
+            <w:pPr>
+              <w:spacing w:before="20" w:after="20"/>
+            </w:pPr>
+            <w:r>
+              <w:rPr>
+                <w:rFonts w:ascii="Times New Roman" w:hAnsi="Times New Roman"/>
+                <w:b/>
+                <w:sz w:val="24"/>
+              </w:rPr>
+              <w:t>Project Demonstration</w:t>
+            </w:r>
+          </w:p>
+        </w:tc>
+        <w:tc>
+          <w:tcPr>
+            <w:tcW w:type="dxa" w:w="1791"/>
+          </w:tcPr>
+          <w:p>
+            <w:pPr>
+              <w:spacing w:before="20" w:after="20"/>
+            </w:pPr>
+            <w:r>
+              <w:rPr>
+                <w:rFonts w:ascii="Times New Roman" w:hAnsi="Times New Roman"/>
+                <w:b/>
+                <w:sz w:val="24"/>
+              </w:rPr>
+              <w:t>28</w:t>
             </w:r>
           </w:p>
         </w:tc>
@@ -4138,59 +4238,55 @@
       <w:tr>
         <w:tc>
           <w:tcPr>
-            <w:tcW w:w="1271" w:type="dxa"/>
-          </w:tcPr>
-          <w:p>
-            <w:pPr>
-              <w:spacing w:after="20" w:line="276" w:lineRule="auto"/>
-              <w:jc w:val="center"/>
-            </w:pPr>
-            <w:r>
-              <w:rPr>
-                <w:rFonts w:ascii="Times New Roman" w:hAnsi="Times New Roman"/>
-                <w:b w:val="0"/>
-                <w:i w:val="0"/>
-                <w:sz w:val="22"/>
-              </w:rPr>
-            </w:r>
-          </w:p>
-        </w:tc>
-        <w:tc>
-          <w:tcPr>
-            <w:tcW w:w="5954" w:type="dxa"/>
-          </w:tcPr>
-          <w:p>
-            <w:pPr>
-              <w:spacing w:after="20" w:line="276" w:lineRule="auto"/>
-            </w:pPr>
-            <w:r>
-              <w:rPr>
-                <w:rFonts w:ascii="Times New Roman" w:hAnsi="Times New Roman"/>
-                <w:b w:val="0"/>
-                <w:i w:val="0"/>
-                <w:sz w:val="22"/>
-              </w:rPr>
-              <w:t>5.1 Architecture &amp; Core Modules</w:t>
-            </w:r>
-          </w:p>
-        </w:tc>
-        <w:tc>
-          <w:tcPr>
-            <w:tcW w:w="1791" w:type="dxa"/>
-          </w:tcPr>
-          <w:p>
-            <w:pPr>
-              <w:spacing w:after="20" w:line="276" w:lineRule="auto"/>
-              <w:jc w:val="center"/>
-            </w:pPr>
-            <w:r>
-              <w:rPr>
-                <w:rFonts w:ascii="Times New Roman" w:hAnsi="Times New Roman"/>
-                <w:b w:val="0"/>
-                <w:i w:val="0"/>
-                <w:sz w:val="22"/>
-              </w:rPr>
-              <w:t>23</w:t>
+            <w:tcW w:type="dxa" w:w="1271"/>
+          </w:tcPr>
+          <w:p>
+            <w:pPr>
+              <w:spacing w:before="20" w:after="20"/>
+            </w:pPr>
+            <w:r>
+              <w:rPr>
+                <w:rFonts w:ascii="Times New Roman" w:hAnsi="Times New Roman"/>
+                <w:b w:val="0"/>
+                <w:sz w:val="24"/>
+              </w:rPr>
+              <w:t>6.1</w:t>
+            </w:r>
+          </w:p>
+        </w:tc>
+        <w:tc>
+          <w:tcPr>
+            <w:tcW w:type="dxa" w:w="5954"/>
+          </w:tcPr>
+          <w:p>
+            <w:pPr>
+              <w:spacing w:before="20" w:after="20"/>
+            </w:pPr>
+            <w:r>
+              <w:rPr>
+                <w:rFonts w:ascii="Times New Roman" w:hAnsi="Times New Roman"/>
+                <w:b w:val="0"/>
+                <w:sz w:val="24"/>
+              </w:rPr>
+              <w:t>Real-Time SOC Simulation Dashboard</w:t>
+            </w:r>
+          </w:p>
+        </w:tc>
+        <w:tc>
+          <w:tcPr>
+            <w:tcW w:type="dxa" w:w="1791"/>
+          </w:tcPr>
+          <w:p>
+            <w:pPr>
+              <w:spacing w:before="20" w:after="20"/>
+            </w:pPr>
+            <w:r>
+              <w:rPr>
+                <w:rFonts w:ascii="Times New Roman" w:hAnsi="Times New Roman"/>
+                <w:b w:val="0"/>
+                <w:sz w:val="24"/>
+              </w:rPr>
+              <w:t>28</w:t>
             </w:r>
           </w:p>
         </w:tc>
@@ -4198,59 +4294,55 @@
       <w:tr>
         <w:tc>
           <w:tcPr>
-            <w:tcW w:w="1271" w:type="dxa"/>
-          </w:tcPr>
-          <w:p>
-            <w:pPr>
-              <w:spacing w:after="20" w:line="276" w:lineRule="auto"/>
-              <w:jc w:val="center"/>
-            </w:pPr>
-            <w:r>
-              <w:rPr>
-                <w:rFonts w:ascii="Times New Roman" w:hAnsi="Times New Roman"/>
-                <w:b w:val="0"/>
-                <w:i w:val="0"/>
-                <w:sz w:val="22"/>
-              </w:rPr>
-            </w:r>
-          </w:p>
-        </w:tc>
-        <w:tc>
-          <w:tcPr>
-            <w:tcW w:w="5954" w:type="dxa"/>
-          </w:tcPr>
-          <w:p>
-            <w:pPr>
-              <w:spacing w:after="20" w:line="276" w:lineRule="auto"/>
-            </w:pPr>
-            <w:r>
-              <w:rPr>
-                <w:rFonts w:ascii="Times New Roman" w:hAnsi="Times New Roman"/>
-                <w:b w:val="0"/>
-                <w:i w:val="0"/>
-                <w:sz w:val="22"/>
-              </w:rPr>
-              <w:t>5.2 Implementation Details &amp; Empirical Testing</w:t>
-            </w:r>
-          </w:p>
-        </w:tc>
-        <w:tc>
-          <w:tcPr>
-            <w:tcW w:w="1791" w:type="dxa"/>
-          </w:tcPr>
-          <w:p>
-            <w:pPr>
-              <w:spacing w:after="20" w:line="276" w:lineRule="auto"/>
-              <w:jc w:val="center"/>
-            </w:pPr>
-            <w:r>
-              <w:rPr>
-                <w:rFonts w:ascii="Times New Roman" w:hAnsi="Times New Roman"/>
-                <w:b w:val="0"/>
-                <w:i w:val="0"/>
-                <w:sz w:val="22"/>
-              </w:rPr>
-              <w:t>28</w:t>
+            <w:tcW w:type="dxa" w:w="1271"/>
+          </w:tcPr>
+          <w:p>
+            <w:pPr>
+              <w:spacing w:before="20" w:after="20"/>
+            </w:pPr>
+            <w:r>
+              <w:rPr>
+                <w:rFonts w:ascii="Times New Roman" w:hAnsi="Times New Roman"/>
+                <w:b w:val="0"/>
+                <w:sz w:val="24"/>
+              </w:rPr>
+              <w:t>6.2</w:t>
+            </w:r>
+          </w:p>
+        </w:tc>
+        <w:tc>
+          <w:tcPr>
+            <w:tcW w:type="dxa" w:w="5954"/>
+          </w:tcPr>
+          <w:p>
+            <w:pPr>
+              <w:spacing w:before="20" w:after="20"/>
+            </w:pPr>
+            <w:r>
+              <w:rPr>
+                <w:rFonts w:ascii="Times New Roman" w:hAnsi="Times New Roman"/>
+                <w:b w:val="0"/>
+                <w:sz w:val="24"/>
+              </w:rPr>
+              <w:t>Attack Simulation &amp; Detection Demonstration</w:t>
+            </w:r>
+          </w:p>
+        </w:tc>
+        <w:tc>
+          <w:tcPr>
+            <w:tcW w:type="dxa" w:w="1791"/>
+          </w:tcPr>
+          <w:p>
+            <w:pPr>
+              <w:spacing w:before="20" w:after="20"/>
+            </w:pPr>
+            <w:r>
+              <w:rPr>
+                <w:rFonts w:ascii="Times New Roman" w:hAnsi="Times New Roman"/>
+                <w:b w:val="0"/>
+                <w:sz w:val="24"/>
+              </w:rPr>
+              <w:t>29</w:t>
             </w:r>
           </w:p>
         </w:tc>
@@ -4258,58 +4350,53 @@
       <w:tr>
         <w:tc>
           <w:tcPr>
-            <w:tcW w:w="1271" w:type="dxa"/>
-          </w:tcPr>
-          <w:p>
-            <w:pPr>
-              <w:spacing w:after="20" w:line="276" w:lineRule="auto"/>
-              <w:jc w:val="center"/>
-            </w:pPr>
-            <w:r>
-              <w:rPr>
-                <w:rFonts w:ascii="Times New Roman" w:hAnsi="Times New Roman"/>
-                <w:b/>
-                <w:i w:val="0"/>
-                <w:sz w:val="22"/>
-              </w:rPr>
-              <w:t>6.</w:t>
-            </w:r>
-          </w:p>
-        </w:tc>
-        <w:tc>
-          <w:tcPr>
-            <w:tcW w:w="5954" w:type="dxa"/>
-          </w:tcPr>
-          <w:p>
-            <w:pPr>
-              <w:spacing w:after="20" w:line="276" w:lineRule="auto"/>
-            </w:pPr>
-            <w:r>
-              <w:rPr>
-                <w:rFonts w:ascii="Times New Roman" w:hAnsi="Times New Roman"/>
-                <w:b/>
-                <w:i w:val="0"/>
-                <w:sz w:val="22"/>
-              </w:rPr>
-              <w:t>PROJECT DEMONSTRATION</w:t>
-            </w:r>
-          </w:p>
-        </w:tc>
-        <w:tc>
-          <w:tcPr>
-            <w:tcW w:w="1791" w:type="dxa"/>
-          </w:tcPr>
-          <w:p>
-            <w:pPr>
-              <w:spacing w:after="20" w:line="276" w:lineRule="auto"/>
-              <w:jc w:val="center"/>
-            </w:pPr>
-            <w:r>
-              <w:rPr>
-                <w:rFonts w:ascii="Times New Roman" w:hAnsi="Times New Roman"/>
-                <w:b/>
-                <w:i w:val="0"/>
-                <w:sz w:val="22"/>
+            <w:tcW w:type="dxa" w:w="1271"/>
+          </w:tcPr>
+          <w:p>
+            <w:pPr>
+              <w:spacing w:before="20" w:after="20"/>
+            </w:pPr>
+            <w:r>
+              <w:rPr>
+                <w:rFonts w:ascii="Times New Roman" w:hAnsi="Times New Roman"/>
+                <w:b/>
+                <w:sz w:val="24"/>
+              </w:rPr>
+              <w:t>7</w:t>
+            </w:r>
+          </w:p>
+        </w:tc>
+        <w:tc>
+          <w:tcPr>
+            <w:tcW w:type="dxa" w:w="5954"/>
+          </w:tcPr>
+          <w:p>
+            <w:pPr>
+              <w:spacing w:before="20" w:after="20"/>
+            </w:pPr>
+            <w:r>
+              <w:rPr>
+                <w:rFonts w:ascii="Times New Roman" w:hAnsi="Times New Roman"/>
+                <w:b/>
+                <w:sz w:val="24"/>
+              </w:rPr>
+              <w:t>Results and Analysis</w:t>
+            </w:r>
+          </w:p>
+        </w:tc>
+        <w:tc>
+          <w:tcPr>
+            <w:tcW w:type="dxa" w:w="1791"/>
+          </w:tcPr>
+          <w:p>
+            <w:pPr>
+              <w:spacing w:before="20" w:after="20"/>
+            </w:pPr>
+            <w:r>
+              <w:rPr>
+                <w:rFonts w:ascii="Times New Roman" w:hAnsi="Times New Roman"/>
+                <w:b/>
+                <w:sz w:val="24"/>
               </w:rPr>
               <w:t>31</w:t>
             </w:r>
@@ -4319,60 +4406,55 @@
       <w:tr>
         <w:tc>
           <w:tcPr>
-            <w:tcW w:w="1271" w:type="dxa"/>
-          </w:tcPr>
-          <w:p>
-            <w:pPr>
-              <w:spacing w:after="20" w:line="276" w:lineRule="auto"/>
-              <w:jc w:val="center"/>
-            </w:pPr>
-            <w:r>
-              <w:rPr>
-                <w:rFonts w:ascii="Times New Roman" w:hAnsi="Times New Roman"/>
-                <w:b/>
-                <w:i w:val="0"/>
-                <w:sz w:val="22"/>
-              </w:rPr>
-              <w:t>7.</w:t>
-            </w:r>
-          </w:p>
-        </w:tc>
-        <w:tc>
-          <w:tcPr>
-            <w:tcW w:w="5954" w:type="dxa"/>
-          </w:tcPr>
-          <w:p>
-            <w:pPr>
-              <w:spacing w:after="20" w:line="276" w:lineRule="auto"/>
-            </w:pPr>
-            <w:r>
-              <w:rPr>
-                <w:rFonts w:ascii="Times New Roman" w:hAnsi="Times New Roman"/>
-                <w:b/>
-                <w:i w:val="0"/>
-                <w:sz w:val="22"/>
-              </w:rPr>
-              <w:t>RESULT AND DISCUSSION (COST ANALYSIS)</w:t>
-            </w:r>
-          </w:p>
-        </w:tc>
-        <w:tc>
-          <w:tcPr>
-            <w:tcW w:w="1791" w:type="dxa"/>
-          </w:tcPr>
-          <w:p>
-            <w:pPr>
-              <w:spacing w:after="20" w:line="276" w:lineRule="auto"/>
-              <w:jc w:val="center"/>
-            </w:pPr>
-            <w:r>
-              <w:rPr>
-                <w:rFonts w:ascii="Times New Roman" w:hAnsi="Times New Roman"/>
-                <w:b/>
-                <w:i w:val="0"/>
-                <w:sz w:val="22"/>
-              </w:rPr>
-              <w:t>34</w:t>
+            <w:tcW w:type="dxa" w:w="1271"/>
+          </w:tcPr>
+          <w:p>
+            <w:pPr>
+              <w:spacing w:before="20" w:after="20"/>
+            </w:pPr>
+            <w:r>
+              <w:rPr>
+                <w:rFonts w:ascii="Times New Roman" w:hAnsi="Times New Roman"/>
+                <w:b w:val="0"/>
+                <w:sz w:val="24"/>
+              </w:rPr>
+              <w:t>7.1</w:t>
+            </w:r>
+          </w:p>
+        </w:tc>
+        <w:tc>
+          <w:tcPr>
+            <w:tcW w:type="dxa" w:w="5954"/>
+          </w:tcPr>
+          <w:p>
+            <w:pPr>
+              <w:spacing w:before="20" w:after="20"/>
+            </w:pPr>
+            <w:r>
+              <w:rPr>
+                <w:rFonts w:ascii="Times New Roman" w:hAnsi="Times New Roman"/>
+                <w:b w:val="0"/>
+                <w:sz w:val="24"/>
+              </w:rPr>
+              <w:t>Performance Metrics</w:t>
+            </w:r>
+          </w:p>
+        </w:tc>
+        <w:tc>
+          <w:tcPr>
+            <w:tcW w:type="dxa" w:w="1791"/>
+          </w:tcPr>
+          <w:p>
+            <w:pPr>
+              <w:spacing w:before="20" w:after="20"/>
+            </w:pPr>
+            <w:r>
+              <w:rPr>
+                <w:rFonts w:ascii="Times New Roman" w:hAnsi="Times New Roman"/>
+                <w:b w:val="0"/>
+                <w:sz w:val="24"/>
+              </w:rPr>
+              <w:t>31</w:t>
             </w:r>
           </w:p>
         </w:tc>
@@ -4380,60 +4462,55 @@
       <w:tr>
         <w:tc>
           <w:tcPr>
-            <w:tcW w:w="1271" w:type="dxa"/>
-          </w:tcPr>
-          <w:p>
-            <w:pPr>
-              <w:spacing w:after="20" w:line="276" w:lineRule="auto"/>
-              <w:jc w:val="center"/>
-            </w:pPr>
-            <w:r>
-              <w:rPr>
-                <w:rFonts w:ascii="Times New Roman" w:hAnsi="Times New Roman"/>
-                <w:b/>
-                <w:i w:val="0"/>
-                <w:sz w:val="22"/>
-              </w:rPr>
-              <w:t>8.</w:t>
-            </w:r>
-          </w:p>
-        </w:tc>
-        <w:tc>
-          <w:tcPr>
-            <w:tcW w:w="5954" w:type="dxa"/>
-          </w:tcPr>
-          <w:p>
-            <w:pPr>
-              <w:spacing w:after="20" w:line="276" w:lineRule="auto"/>
-            </w:pPr>
-            <w:r>
-              <w:rPr>
-                <w:rFonts w:ascii="Times New Roman" w:hAnsi="Times New Roman"/>
-                <w:b/>
-                <w:i w:val="0"/>
-                <w:sz w:val="22"/>
-              </w:rPr>
-              <w:t>CONCLUSION AND FUTURE WORK</w:t>
-            </w:r>
-          </w:p>
-        </w:tc>
-        <w:tc>
-          <w:tcPr>
-            <w:tcW w:w="1791" w:type="dxa"/>
-          </w:tcPr>
-          <w:p>
-            <w:pPr>
-              <w:spacing w:after="20" w:line="276" w:lineRule="auto"/>
-              <w:jc w:val="center"/>
-            </w:pPr>
-            <w:r>
-              <w:rPr>
-                <w:rFonts w:ascii="Times New Roman" w:hAnsi="Times New Roman"/>
-                <w:b/>
-                <w:i w:val="0"/>
-                <w:sz w:val="22"/>
-              </w:rPr>
-              <w:t>38</w:t>
+            <w:tcW w:type="dxa" w:w="1271"/>
+          </w:tcPr>
+          <w:p>
+            <w:pPr>
+              <w:spacing w:before="20" w:after="20"/>
+            </w:pPr>
+            <w:r>
+              <w:rPr>
+                <w:rFonts w:ascii="Times New Roman" w:hAnsi="Times New Roman"/>
+                <w:b w:val="0"/>
+                <w:sz w:val="24"/>
+              </w:rPr>
+              <w:t>7.2</w:t>
+            </w:r>
+          </w:p>
+        </w:tc>
+        <w:tc>
+          <w:tcPr>
+            <w:tcW w:type="dxa" w:w="5954"/>
+          </w:tcPr>
+          <w:p>
+            <w:pPr>
+              <w:spacing w:before="20" w:after="20"/>
+            </w:pPr>
+            <w:r>
+              <w:rPr>
+                <w:rFonts w:ascii="Times New Roman" w:hAnsi="Times New Roman"/>
+                <w:b w:val="0"/>
+                <w:sz w:val="24"/>
+              </w:rPr>
+              <w:t>Comparative Analysis</w:t>
+            </w:r>
+          </w:p>
+        </w:tc>
+        <w:tc>
+          <w:tcPr>
+            <w:tcW w:type="dxa" w:w="1791"/>
+          </w:tcPr>
+          <w:p>
+            <w:pPr>
+              <w:spacing w:before="20" w:after="20"/>
+            </w:pPr>
+            <w:r>
+              <w:rPr>
+                <w:rFonts w:ascii="Times New Roman" w:hAnsi="Times New Roman"/>
+                <w:b w:val="0"/>
+                <w:sz w:val="24"/>
+              </w:rPr>
+              <w:t>33</w:t>
             </w:r>
           </w:p>
         </w:tc>
@@ -4441,60 +4518,55 @@
       <w:tr>
         <w:tc>
           <w:tcPr>
-            <w:tcW w:w="1271" w:type="dxa"/>
-          </w:tcPr>
-          <w:p>
-            <w:pPr>
-              <w:spacing w:after="20" w:line="276" w:lineRule="auto"/>
-              <w:jc w:val="center"/>
-            </w:pPr>
-            <w:r>
-              <w:rPr>
-                <w:rFonts w:ascii="Times New Roman" w:hAnsi="Times New Roman"/>
-                <w:b/>
-                <w:i w:val="0"/>
-                <w:sz w:val="22"/>
-              </w:rPr>
-              <w:t>9.</w:t>
-            </w:r>
-          </w:p>
-        </w:tc>
-        <w:tc>
-          <w:tcPr>
-            <w:tcW w:w="5954" w:type="dxa"/>
-          </w:tcPr>
-          <w:p>
-            <w:pPr>
-              <w:spacing w:after="20" w:line="276" w:lineRule="auto"/>
-            </w:pPr>
-            <w:r>
-              <w:rPr>
-                <w:rFonts w:ascii="Times New Roman" w:hAnsi="Times New Roman"/>
-                <w:b/>
-                <w:i w:val="0"/>
-                <w:sz w:val="22"/>
-              </w:rPr>
-              <w:t>REFERENCES</w:t>
-            </w:r>
-          </w:p>
-        </w:tc>
-        <w:tc>
-          <w:tcPr>
-            <w:tcW w:w="1791" w:type="dxa"/>
-          </w:tcPr>
-          <w:p>
-            <w:pPr>
-              <w:spacing w:after="20" w:line="276" w:lineRule="auto"/>
-              <w:jc w:val="center"/>
-            </w:pPr>
-            <w:r>
-              <w:rPr>
-                <w:rFonts w:ascii="Times New Roman" w:hAnsi="Times New Roman"/>
-                <w:b/>
-                <w:i w:val="0"/>
-                <w:sz w:val="22"/>
-              </w:rPr>
-              <w:t>40</w:t>
+            <w:tcW w:type="dxa" w:w="1271"/>
+          </w:tcPr>
+          <w:p>
+            <w:pPr>
+              <w:spacing w:before="20" w:after="20"/>
+            </w:pPr>
+            <w:r>
+              <w:rPr>
+                <w:rFonts w:ascii="Times New Roman" w:hAnsi="Times New Roman"/>
+                <w:b/>
+                <w:sz w:val="24"/>
+              </w:rPr>
+              <w:t>8</w:t>
+            </w:r>
+          </w:p>
+        </w:tc>
+        <w:tc>
+          <w:tcPr>
+            <w:tcW w:type="dxa" w:w="5954"/>
+          </w:tcPr>
+          <w:p>
+            <w:pPr>
+              <w:spacing w:before="20" w:after="20"/>
+            </w:pPr>
+            <w:r>
+              <w:rPr>
+                <w:rFonts w:ascii="Times New Roman" w:hAnsi="Times New Roman"/>
+                <w:b/>
+                <w:sz w:val="24"/>
+              </w:rPr>
+              <w:t>Conclusion and Future Enhancements</w:t>
+            </w:r>
+          </w:p>
+        </w:tc>
+        <w:tc>
+          <w:tcPr>
+            <w:tcW w:type="dxa" w:w="1791"/>
+          </w:tcPr>
+          <w:p>
+            <w:pPr>
+              <w:spacing w:before="20" w:after="20"/>
+            </w:pPr>
+            <w:r>
+              <w:rPr>
+                <w:rFonts w:ascii="Times New Roman" w:hAnsi="Times New Roman"/>
+                <w:b/>
+                <w:sz w:val="24"/>
+              </w:rPr>
+              <w:t>35</w:t>
             </w:r>
           </w:p>
         </w:tc>
@@ -4506,16 +4578,15 @@
           </w:tcPr>
           <w:p>
             <w:pPr>
-              <w:spacing w:after="20" w:line="276" w:lineRule="auto"/>
-              <w:jc w:val="center"/>
-            </w:pPr>
-            <w:r>
-              <w:rPr>
-                <w:rFonts w:ascii="Times New Roman" w:hAnsi="Times New Roman"/>
-                <w:b w:val="0"/>
-                <w:i w:val="0"/>
-                <w:sz w:val="22"/>
-              </w:rPr>
+              <w:spacing w:before="20" w:after="20"/>
+            </w:pPr>
+            <w:r>
+              <w:rPr>
+                <w:rFonts w:ascii="Times New Roman" w:hAnsi="Times New Roman"/>
+                <w:b w:val="0"/>
+                <w:sz w:val="24"/>
+              </w:rPr>
+              <w:t>8.1</w:t>
             </w:r>
           </w:p>
         </w:tc>
@@ -4525,16 +4596,15 @@
           </w:tcPr>
           <w:p>
             <w:pPr>
-              <w:spacing w:after="20" w:line="276" w:lineRule="auto"/>
-            </w:pPr>
-            <w:r>
-              <w:rPr>
-                <w:rFonts w:ascii="Times New Roman" w:hAnsi="Times New Roman"/>
-                <w:b w:val="0"/>
-                <w:i w:val="0"/>
-                <w:sz w:val="22"/>
-              </w:rPr>
-              <w:t>APPENDIX A – SAMPLE CODE</w:t>
+              <w:spacing w:before="20" w:after="20"/>
+            </w:pPr>
+            <w:r>
+              <w:rPr>
+                <w:rFonts w:ascii="Times New Roman" w:hAnsi="Times New Roman"/>
+                <w:b w:val="0"/>
+                <w:sz w:val="24"/>
+              </w:rPr>
+              <w:t>Summary of Contributions</w:t>
             </w:r>
           </w:p>
         </w:tc>
@@ -4544,17 +4614,182 @@
           </w:tcPr>
           <w:p>
             <w:pPr>
-              <w:spacing w:after="20" w:line="276" w:lineRule="auto"/>
-              <w:jc w:val="center"/>
-            </w:pPr>
-            <w:r>
-              <w:rPr>
-                <w:rFonts w:ascii="Times New Roman" w:hAnsi="Times New Roman"/>
-                <w:b w:val="0"/>
-                <w:i w:val="0"/>
-                <w:sz w:val="22"/>
-              </w:rPr>
-              <w:t>42</w:t>
+              <w:spacing w:before="20" w:after="20"/>
+            </w:pPr>
+            <w:r>
+              <w:rPr>
+                <w:rFonts w:ascii="Times New Roman" w:hAnsi="Times New Roman"/>
+                <w:b w:val="0"/>
+                <w:sz w:val="24"/>
+              </w:rPr>
+              <w:t>35</w:t>
+            </w:r>
+          </w:p>
+        </w:tc>
+      </w:tr>
+      <w:tr>
+        <w:tc>
+          <w:tcPr>
+            <w:tcW w:type="dxa" w:w="1271"/>
+          </w:tcPr>
+          <w:p>
+            <w:pPr>
+              <w:spacing w:before="20" w:after="20"/>
+            </w:pPr>
+            <w:r>
+              <w:rPr>
+                <w:rFonts w:ascii="Times New Roman" w:hAnsi="Times New Roman"/>
+                <w:b w:val="0"/>
+                <w:sz w:val="24"/>
+              </w:rPr>
+              <w:t>8.2</w:t>
+            </w:r>
+          </w:p>
+        </w:tc>
+        <w:tc>
+          <w:tcPr>
+            <w:tcW w:type="dxa" w:w="5954"/>
+          </w:tcPr>
+          <w:p>
+            <w:pPr>
+              <w:spacing w:before="20" w:after="20"/>
+            </w:pPr>
+            <w:r>
+              <w:rPr>
+                <w:rFonts w:ascii="Times New Roman" w:hAnsi="Times New Roman"/>
+                <w:b w:val="0"/>
+                <w:sz w:val="24"/>
+              </w:rPr>
+              <w:t>Future Work</w:t>
+            </w:r>
+          </w:p>
+        </w:tc>
+        <w:tc>
+          <w:tcPr>
+            <w:tcW w:type="dxa" w:w="1791"/>
+          </w:tcPr>
+          <w:p>
+            <w:pPr>
+              <w:spacing w:before="20" w:after="20"/>
+            </w:pPr>
+            <w:r>
+              <w:rPr>
+                <w:rFonts w:ascii="Times New Roman" w:hAnsi="Times New Roman"/>
+                <w:b w:val="0"/>
+                <w:sz w:val="24"/>
+              </w:rPr>
+              <w:t>36</w:t>
+            </w:r>
+          </w:p>
+        </w:tc>
+      </w:tr>
+      <w:tr>
+        <w:tc>
+          <w:tcPr>
+            <w:tcW w:type="dxa" w:w="1271"/>
+          </w:tcPr>
+          <w:p>
+            <w:pPr>
+              <w:spacing w:before="20" w:after="20"/>
+            </w:pPr>
+            <w:r>
+              <w:rPr>
+                <w:rFonts w:ascii="Times New Roman" w:hAnsi="Times New Roman"/>
+                <w:b/>
+                <w:sz w:val="24"/>
+              </w:rPr>
+              <w:t>9</w:t>
+            </w:r>
+          </w:p>
+        </w:tc>
+        <w:tc>
+          <w:tcPr>
+            <w:tcW w:type="dxa" w:w="5954"/>
+          </w:tcPr>
+          <w:p>
+            <w:pPr>
+              <w:spacing w:before="20" w:after="20"/>
+            </w:pPr>
+            <w:r>
+              <w:rPr>
+                <w:rFonts w:ascii="Times New Roman" w:hAnsi="Times New Roman"/>
+                <w:b/>
+                <w:sz w:val="24"/>
+              </w:rPr>
+              <w:t>References</w:t>
+            </w:r>
+          </w:p>
+        </w:tc>
+        <w:tc>
+          <w:tcPr>
+            <w:tcW w:type="dxa" w:w="1791"/>
+          </w:tcPr>
+          <w:p>
+            <w:pPr>
+              <w:spacing w:before="20" w:after="20"/>
+            </w:pPr>
+            <w:r>
+              <w:rPr>
+                <w:rFonts w:ascii="Times New Roman" w:hAnsi="Times New Roman"/>
+                <w:b/>
+                <w:sz w:val="24"/>
+              </w:rPr>
+              <w:t>38</w:t>
+            </w:r>
+          </w:p>
+        </w:tc>
+      </w:tr>
+      <w:tr>
+        <w:tc>
+          <w:tcPr>
+            <w:tcW w:type="dxa" w:w="1271"/>
+          </w:tcPr>
+          <w:p>
+            <w:pPr>
+              <w:spacing w:before="20" w:after="20"/>
+            </w:pPr>
+            <w:r>
+              <w:rPr>
+                <w:rFonts w:ascii="Times New Roman" w:hAnsi="Times New Roman"/>
+                <w:b/>
+                <w:sz w:val="24"/>
+              </w:rPr>
+            </w:r>
+          </w:p>
+        </w:tc>
+        <w:tc>
+          <w:tcPr>
+            <w:tcW w:type="dxa" w:w="5954"/>
+          </w:tcPr>
+          <w:p>
+            <w:pPr>
+              <w:spacing w:before="20" w:after="20"/>
+            </w:pPr>
+            <w:r>
+              <w:rPr>
+                <w:rFonts w:ascii="Times New Roman" w:hAnsi="Times New Roman"/>
+                <w:b/>
+                <w:sz w:val="24"/>
+              </w:rPr>
+              <w:t>Appendix A – Sample Code</w:t>
+            </w:r>
+          </w:p>
+        </w:tc>
+        <w:tc>
+          <w:tcPr>
+            <w:tcW w:type="dxa" w:w="1791"/>
+          </w:tcPr>
+          <w:p>
+            <w:pPr>
+              <w:spacing w:before="20" w:after="20"/>
+            </w:pPr>
+            <w:r>
+              <w:rPr>
+                <w:rFonts w:ascii="Times New Roman" w:hAnsi="Times New Roman"/>
+                <w:b/>
+                <w:sz w:val="24"/>
+              </w:rPr>
+              <w:t>41</w:t>
             </w:r>
           </w:p>
         </w:tc>
@@ -4699,6 +4934,7 @@
             </w:pPr>
             <w:r>
               <w:rPr>
+                <w:rFonts w:ascii="Times New Roman" w:hAnsi="Times New Roman"/>
                 <w:b/>
                 <w:sz w:val="28"/>
               </w:rPr>
@@ -4706,6 +4942,7 @@
             </w:r>
             <w:r>
               <w:rPr>
+                <w:rFonts w:ascii="Times New Roman" w:hAnsi="Times New Roman"/>
                 <w:b/>
                 <w:spacing w:val="-3"/>
                 <w:sz w:val="28"/>
@@ -4714,6 +4951,7 @@
             </w:r>
             <w:r>
               <w:rPr>
+                <w:rFonts w:ascii="Times New Roman" w:hAnsi="Times New Roman"/>
                 <w:b/>
                 <w:sz w:val="28"/>
               </w:rPr>
@@ -4738,6 +4976,7 @@
             </w:pPr>
             <w:r>
               <w:rPr>
+                <w:rFonts w:ascii="Times New Roman" w:hAnsi="Times New Roman"/>
                 <w:b/>
                 <w:sz w:val="28"/>
               </w:rPr>
@@ -4762,6 +5001,7 @@
             </w:pPr>
             <w:r>
               <w:rPr>
+                <w:rFonts w:ascii="Times New Roman" w:hAnsi="Times New Roman"/>
                 <w:b/>
                 <w:sz w:val="28"/>
               </w:rPr>
@@ -4769,6 +5009,7 @@
             </w:r>
             <w:r>
               <w:rPr>
+                <w:rFonts w:ascii="Times New Roman" w:hAnsi="Times New Roman"/>
                 <w:b/>
                 <w:spacing w:val="-2"/>
                 <w:sz w:val="28"/>
@@ -4777,6 +5018,7 @@
             </w:r>
             <w:r>
               <w:rPr>
+                <w:rFonts w:ascii="Times New Roman" w:hAnsi="Times New Roman"/>
                 <w:b/>
                 <w:sz w:val="28"/>
               </w:rPr>
@@ -4786,129 +5028,107 @@
         </w:tc>
       </w:tr>
       <w:tr>
-        <w:trPr>
-          <w:trHeight w:val="468"/>
-        </w:trPr>
-        <w:tc>
-          <w:tcPr>
-            <w:tcW w:w="1527" w:type="dxa"/>
-          </w:tcPr>
-          <w:p>
-            <w:pPr>
-              <w:spacing w:after="20" w:line="276" w:lineRule="auto"/>
-              <w:jc w:val="center"/>
-            </w:pPr>
-            <w:r>
-              <w:rPr>
-                <w:rFonts w:ascii="Times New Roman" w:hAnsi="Times New Roman"/>
-                <w:b w:val="0"/>
-                <w:i w:val="0"/>
-                <w:sz w:val="22"/>
-              </w:rPr>
-              <w:t>2.1</w:t>
-            </w:r>
-          </w:p>
-        </w:tc>
-        <w:tc>
-          <w:tcPr>
-            <w:tcW w:w="4285" w:type="dxa"/>
-          </w:tcPr>
-          <w:p>
-            <w:pPr>
-              <w:spacing w:after="20" w:line="276" w:lineRule="auto"/>
-            </w:pPr>
-            <w:r>
-              <w:rPr>
-                <w:rFonts w:ascii="Times New Roman" w:hAnsi="Times New Roman"/>
-                <w:b w:val="0"/>
-                <w:i w:val="0"/>
-                <w:sz w:val="22"/>
-              </w:rPr>
-              <w:t>Project Lifecycle Gantt Chart</w:t>
-            </w:r>
-          </w:p>
-        </w:tc>
-        <w:tc>
-          <w:tcPr>
-            <w:tcW w:w="2347" w:type="dxa"/>
-          </w:tcPr>
-          <w:p>
-            <w:pPr>
-              <w:spacing w:after="20" w:line="276" w:lineRule="auto"/>
-              <w:jc w:val="center"/>
-            </w:pPr>
-            <w:r>
-              <w:rPr>
-                <w:rFonts w:ascii="Times New Roman" w:hAnsi="Times New Roman"/>
-                <w:b w:val="0"/>
-                <w:i w:val="0"/>
-                <w:sz w:val="22"/>
-              </w:rPr>
-              <w:t>10</w:t>
+        <w:tc>
+          <w:tcPr>
+            <w:tcW w:type="dxa" w:w="1527"/>
+          </w:tcPr>
+          <w:p>
+            <w:pPr>
+              <w:spacing w:before="20" w:after="20"/>
+            </w:pPr>
+            <w:r>
+              <w:rPr>
+                <w:rFonts w:ascii="Times New Roman" w:hAnsi="Times New Roman"/>
+                <w:sz w:val="20"/>
+              </w:rPr>
+              <w:t>1.1</w:t>
+            </w:r>
+          </w:p>
+        </w:tc>
+        <w:tc>
+          <w:tcPr>
+            <w:tcW w:type="dxa" w:w="4285"/>
+          </w:tcPr>
+          <w:p>
+            <w:pPr>
+              <w:spacing w:before="20" w:after="20"/>
+            </w:pPr>
+            <w:r>
+              <w:rPr>
+                <w:rFonts w:ascii="Times New Roman" w:hAnsi="Times New Roman"/>
+                <w:sz w:val="20"/>
+              </w:rPr>
+              <w:t>High-Level Federated Anomaly Detection Architecture</w:t>
+            </w:r>
+          </w:p>
+        </w:tc>
+        <w:tc>
+          <w:tcPr>
+            <w:tcW w:type="dxa" w:w="2347"/>
+          </w:tcPr>
+          <w:p>
+            <w:pPr>
+              <w:spacing w:before="20" w:after="20"/>
+            </w:pPr>
+            <w:r>
+              <w:rPr>
+                <w:rFonts w:ascii="Times New Roman" w:hAnsi="Times New Roman"/>
+                <w:sz w:val="20"/>
+              </w:rPr>
+              <w:t>4</w:t>
             </w:r>
           </w:p>
         </w:tc>
       </w:tr>
       <w:tr>
-        <w:trPr>
-          <w:trHeight w:val="341"/>
-        </w:trPr>
-        <w:tc>
-          <w:tcPr>
-            <w:tcW w:w="1527" w:type="dxa"/>
-          </w:tcPr>
-          <w:p>
-            <w:pPr>
-              <w:spacing w:after="20" w:line="276" w:lineRule="auto"/>
-              <w:jc w:val="center"/>
-            </w:pPr>
-            <w:r>
-              <w:rPr>
-                <w:rFonts w:ascii="Times New Roman" w:hAnsi="Times New Roman"/>
-                <w:b w:val="0"/>
-                <w:i w:val="0"/>
-                <w:sz w:val="22"/>
-              </w:rPr>
-              <w:t>4.1</w:t>
-            </w:r>
-          </w:p>
-        </w:tc>
-        <w:tc>
-          <w:tcPr>
-            <w:tcW w:w="4285" w:type="dxa"/>
-          </w:tcPr>
-          <w:p>
-            <w:pPr>
-              <w:spacing w:after="20" w:line="276" w:lineRule="auto"/>
-            </w:pPr>
-            <w:r>
-              <w:rPr>
-                <w:rFonts w:ascii="Times New Roman" w:hAnsi="Times New Roman"/>
-                <w:b w:val="0"/>
-                <w:i w:val="0"/>
-                <w:sz w:val="22"/>
-              </w:rPr>
-              <w:t>Three-Tier Microservice Architecture</w:t>
-            </w:r>
-          </w:p>
-        </w:tc>
-        <w:tc>
-          <w:tcPr>
-            <w:tcW w:w="2347" w:type="dxa"/>
-          </w:tcPr>
-          <w:p>
-            <w:pPr>
-              <w:spacing w:after="20" w:line="276" w:lineRule="auto"/>
-              <w:jc w:val="center"/>
-            </w:pPr>
-            <w:r>
-              <w:rPr>
-                <w:rFonts w:ascii="Times New Roman" w:hAnsi="Times New Roman"/>
-                <w:b w:val="0"/>
-                <w:i w:val="0"/>
-                <w:sz w:val="22"/>
-              </w:rPr>
-              <w:t>18</w:t>
+        <w:tc>
+          <w:tcPr>
+            <w:tcW w:type="dxa" w:w="1527"/>
+          </w:tcPr>
+          <w:p>
+            <w:pPr>
+              <w:spacing w:before="20" w:after="20"/>
+            </w:pPr>
+            <w:r>
+              <w:rPr>
+                <w:rFonts w:ascii="Times New Roman" w:hAnsi="Times New Roman"/>
+                <w:sz w:val="20"/>
+              </w:rPr>
+              <w:t>3.1</w:t>
+            </w:r>
+          </w:p>
+        </w:tc>
+        <w:tc>
+          <w:tcPr>
+            <w:tcW w:type="dxa" w:w="4285"/>
+          </w:tcPr>
+          <w:p>
+            <w:pPr>
+              <w:spacing w:before="20" w:after="20"/>
+            </w:pPr>
+            <w:r>
+              <w:rPr>
+                <w:rFonts w:ascii="Times New Roman" w:hAnsi="Times New Roman"/>
+                <w:sz w:val="20"/>
+              </w:rPr>
+              <w:t>System Architecture Block Diagram</w:t>
+            </w:r>
+          </w:p>
+        </w:tc>
+        <w:tc>
+          <w:tcPr>
+            <w:tcW w:type="dxa" w:w="2347"/>
+          </w:tcPr>
+          <w:p>
+            <w:pPr>
+              <w:spacing w:before="20" w:after="20"/>
+            </w:pPr>
+            <w:r>
+              <w:rPr>
+                <w:rFonts w:ascii="Times New Roman" w:hAnsi="Times New Roman"/>
+                <w:sz w:val="20"/>
+              </w:rPr>
+              <w:t>15</w:t>
             </w:r>
           </w:p>
         </w:tc>
@@ -4920,17 +5140,14 @@
           </w:tcPr>
           <w:p>
             <w:pPr>
-              <w:spacing w:after="20" w:line="276" w:lineRule="auto"/>
-              <w:jc w:val="center"/>
-            </w:pPr>
-            <w:r>
-              <w:rPr>
-                <w:rFonts w:ascii="Times New Roman" w:hAnsi="Times New Roman"/>
-                <w:b w:val="0"/>
-                <w:i w:val="0"/>
-                <w:sz w:val="22"/>
-              </w:rPr>
-              <w:t>4.2</w:t>
+              <w:spacing w:before="20" w:after="20"/>
+            </w:pPr>
+            <w:r>
+              <w:rPr>
+                <w:rFonts w:ascii="Times New Roman" w:hAnsi="Times New Roman"/>
+                <w:sz w:val="20"/>
+              </w:rPr>
+              <w:t>3.2</w:t>
             </w:r>
           </w:p>
         </w:tc>
@@ -4940,16 +5157,14 @@
           </w:tcPr>
           <w:p>
             <w:pPr>
-              <w:spacing w:after="20" w:line="276" w:lineRule="auto"/>
-            </w:pPr>
-            <w:r>
-              <w:rPr>
-                <w:rFonts w:ascii="Times New Roman" w:hAnsi="Times New Roman"/>
-                <w:b w:val="0"/>
-                <w:i w:val="0"/>
-                <w:sz w:val="22"/>
-              </w:rPr>
-              <w:t>Data Flow Diagram (Level 0 and Level 1)</w:t>
+              <w:spacing w:before="20" w:after="20"/>
+            </w:pPr>
+            <w:r>
+              <w:rPr>
+                <w:rFonts w:ascii="Times New Roman" w:hAnsi="Times New Roman"/>
+                <w:sz w:val="20"/>
+              </w:rPr>
+              <w:t>Component Interaction Diagram</w:t>
             </w:r>
           </w:p>
         </w:tc>
@@ -4959,17 +5174,14 @@
           </w:tcPr>
           <w:p>
             <w:pPr>
-              <w:spacing w:after="20" w:line="276" w:lineRule="auto"/>
-              <w:jc w:val="center"/>
-            </w:pPr>
-            <w:r>
-              <w:rPr>
-                <w:rFonts w:ascii="Times New Roman" w:hAnsi="Times New Roman"/>
-                <w:b w:val="0"/>
-                <w:i w:val="0"/>
-                <w:sz w:val="22"/>
-              </w:rPr>
-              <w:t>19</w:t>
+              <w:spacing w:before="20" w:after="20"/>
+            </w:pPr>
+            <w:r>
+              <w:rPr>
+                <w:rFonts w:ascii="Times New Roman" w:hAnsi="Times New Roman"/>
+                <w:sz w:val="20"/>
+              </w:rPr>
+              <w:t>16</w:t>
             </w:r>
           </w:p>
         </w:tc>
@@ -4981,17 +5193,14 @@
           </w:tcPr>
           <w:p>
             <w:pPr>
-              <w:spacing w:after="20" w:line="276" w:lineRule="auto"/>
-              <w:jc w:val="center"/>
-            </w:pPr>
-            <w:r>
-              <w:rPr>
-                <w:rFonts w:ascii="Times New Roman" w:hAnsi="Times New Roman"/>
-                <w:b w:val="0"/>
-                <w:i w:val="0"/>
-                <w:sz w:val="22"/>
-              </w:rPr>
-              <w:t>4.3</w:t>
+              <w:spacing w:before="20" w:after="20"/>
+            </w:pPr>
+            <w:r>
+              <w:rPr>
+                <w:rFonts w:ascii="Times New Roman" w:hAnsi="Times New Roman"/>
+                <w:sz w:val="20"/>
+              </w:rPr>
+              <w:t>3.3</w:t>
             </w:r>
           </w:p>
         </w:tc>
@@ -5001,16 +5210,14 @@
           </w:tcPr>
           <w:p>
             <w:pPr>
-              <w:spacing w:after="20" w:line="276" w:lineRule="auto"/>
-            </w:pPr>
-            <w:r>
-              <w:rPr>
-                <w:rFonts w:ascii="Times New Roman" w:hAnsi="Times New Roman"/>
-                <w:b w:val="0"/>
-                <w:i w:val="0"/>
-                <w:sz w:val="22"/>
-              </w:rPr>
-              <w:t>Use Case Diagram for Real-Time SOC Simulation</w:t>
+              <w:spacing w:before="20" w:after="20"/>
+            </w:pPr>
+            <w:r>
+              <w:rPr>
+                <w:rFonts w:ascii="Times New Roman" w:hAnsi="Times New Roman"/>
+                <w:sz w:val="20"/>
+              </w:rPr>
+              <w:t>Data Flow Diagram - Network Traffic Processing Pipeline</w:t>
             </w:r>
           </w:p>
         </w:tc>
@@ -5020,17 +5227,14 @@
           </w:tcPr>
           <w:p>
             <w:pPr>
-              <w:spacing w:after="20" w:line="276" w:lineRule="auto"/>
-              <w:jc w:val="center"/>
-            </w:pPr>
-            <w:r>
-              <w:rPr>
-                <w:rFonts w:ascii="Times New Roman" w:hAnsi="Times New Roman"/>
-                <w:b w:val="0"/>
-                <w:i w:val="0"/>
-                <w:sz w:val="22"/>
-              </w:rPr>
-              <w:t>20</w:t>
+              <w:spacing w:before="20" w:after="20"/>
+            </w:pPr>
+            <w:r>
+              <w:rPr>
+                <w:rFonts w:ascii="Times New Roman" w:hAnsi="Times New Roman"/>
+                <w:sz w:val="20"/>
+              </w:rPr>
+              <w:t>17</w:t>
             </w:r>
           </w:p>
         </w:tc>
@@ -5042,17 +5246,14 @@
           </w:tcPr>
           <w:p>
             <w:pPr>
-              <w:spacing w:after="20" w:line="276" w:lineRule="auto"/>
-              <w:jc w:val="center"/>
-            </w:pPr>
-            <w:r>
-              <w:rPr>
-                <w:rFonts w:ascii="Times New Roman" w:hAnsi="Times New Roman"/>
-                <w:b w:val="0"/>
-                <w:i w:val="0"/>
-                <w:sz w:val="22"/>
-              </w:rPr>
-              <w:t>4.4</w:t>
+              <w:spacing w:before="20" w:after="20"/>
+            </w:pPr>
+            <w:r>
+              <w:rPr>
+                <w:rFonts w:ascii="Times New Roman" w:hAnsi="Times New Roman"/>
+                <w:sz w:val="20"/>
+              </w:rPr>
+              <w:t>3.4</w:t>
             </w:r>
           </w:p>
         </w:tc>
@@ -5062,16 +5263,14 @@
           </w:tcPr>
           <w:p>
             <w:pPr>
-              <w:spacing w:after="20" w:line="276" w:lineRule="auto"/>
-            </w:pPr>
-            <w:r>
-              <w:rPr>
-                <w:rFonts w:ascii="Times New Roman" w:hAnsi="Times New Roman"/>
-                <w:b w:val="0"/>
-                <w:i w:val="0"/>
-                <w:sz w:val="22"/>
-              </w:rPr>
-              <w:t>Class Diagram of Core Simulation &amp; Model Entities</w:t>
+              <w:spacing w:before="20" w:after="20"/>
+            </w:pPr>
+            <w:r>
+              <w:rPr>
+                <w:rFonts w:ascii="Times New Roman" w:hAnsi="Times New Roman"/>
+                <w:sz w:val="20"/>
+              </w:rPr>
+              <w:t>UML Use Case Diagram</w:t>
             </w:r>
           </w:p>
         </w:tc>
@@ -5081,17 +5280,14 @@
           </w:tcPr>
           <w:p>
             <w:pPr>
-              <w:spacing w:after="20" w:line="276" w:lineRule="auto"/>
-              <w:jc w:val="center"/>
-            </w:pPr>
-            <w:r>
-              <w:rPr>
-                <w:rFonts w:ascii="Times New Roman" w:hAnsi="Times New Roman"/>
-                <w:b w:val="0"/>
-                <w:i w:val="0"/>
-                <w:sz w:val="22"/>
-              </w:rPr>
-              <w:t>21</w:t>
+              <w:spacing w:before="20" w:after="20"/>
+            </w:pPr>
+            <w:r>
+              <w:rPr>
+                <w:rFonts w:ascii="Times New Roman" w:hAnsi="Times New Roman"/>
+                <w:sz w:val="20"/>
+              </w:rPr>
+              <w:t>18</w:t>
             </w:r>
           </w:p>
         </w:tc>
@@ -5103,17 +5299,14 @@
           </w:tcPr>
           <w:p>
             <w:pPr>
-              <w:spacing w:after="20" w:line="276" w:lineRule="auto"/>
-              <w:jc w:val="center"/>
-            </w:pPr>
-            <w:r>
-              <w:rPr>
-                <w:rFonts w:ascii="Times New Roman" w:hAnsi="Times New Roman"/>
-                <w:b w:val="0"/>
-                <w:i w:val="0"/>
-                <w:sz w:val="22"/>
-              </w:rPr>
-              <w:t>4.5</w:t>
+              <w:spacing w:before="20" w:after="20"/>
+            </w:pPr>
+            <w:r>
+              <w:rPr>
+                <w:rFonts w:ascii="Times New Roman" w:hAnsi="Times New Roman"/>
+                <w:sz w:val="20"/>
+              </w:rPr>
+              <w:t>3.5</w:t>
             </w:r>
           </w:p>
         </w:tc>
@@ -5123,16 +5316,14 @@
           </w:tcPr>
           <w:p>
             <w:pPr>
-              <w:spacing w:after="20" w:line="276" w:lineRule="auto"/>
-            </w:pPr>
-            <w:r>
-              <w:rPr>
-                <w:rFonts w:ascii="Times New Roman" w:hAnsi="Times New Roman"/>
-                <w:b w:val="0"/>
-                <w:i w:val="0"/>
-                <w:sz w:val="22"/>
-              </w:rPr>
-              <w:t>Sequence Diagram for Threat Detection and Automated Mitigation</w:t>
+              <w:spacing w:before="20" w:after="20"/>
+            </w:pPr>
+            <w:r>
+              <w:rPr>
+                <w:rFonts w:ascii="Times New Roman" w:hAnsi="Times New Roman"/>
+                <w:sz w:val="20"/>
+              </w:rPr>
+              <w:t>UML Sequence Diagram - Anomaly Detection Flow</w:t>
             </w:r>
           </w:p>
         </w:tc>
@@ -5142,17 +5333,14 @@
           </w:tcPr>
           <w:p>
             <w:pPr>
-              <w:spacing w:after="20" w:line="276" w:lineRule="auto"/>
-              <w:jc w:val="center"/>
-            </w:pPr>
-            <w:r>
-              <w:rPr>
-                <w:rFonts w:ascii="Times New Roman" w:hAnsi="Times New Roman"/>
-                <w:b w:val="0"/>
-                <w:i w:val="0"/>
-                <w:sz w:val="22"/>
-              </w:rPr>
-              <w:t>22</w:t>
+              <w:spacing w:before="20" w:after="20"/>
+            </w:pPr>
+            <w:r>
+              <w:rPr>
+                <w:rFonts w:ascii="Times New Roman" w:hAnsi="Times New Roman"/>
+                <w:sz w:val="20"/>
+              </w:rPr>
+              <w:t>19</w:t>
             </w:r>
           </w:p>
         </w:tc>
@@ -5164,17 +5352,14 @@
           </w:tcPr>
           <w:p>
             <w:pPr>
-              <w:spacing w:after="20" w:line="276" w:lineRule="auto"/>
-              <w:jc w:val="center"/>
-            </w:pPr>
-            <w:r>
-              <w:rPr>
-                <w:rFonts w:ascii="Times New Roman" w:hAnsi="Times New Roman"/>
-                <w:b w:val="0"/>
-                <w:i w:val="0"/>
-                <w:sz w:val="22"/>
-              </w:rPr>
-              <w:t>5.1</w:t>
+              <w:spacing w:before="20" w:after="20"/>
+            </w:pPr>
+            <w:r>
+              <w:rPr>
+                <w:rFonts w:ascii="Times New Roman" w:hAnsi="Times New Roman"/>
+                <w:sz w:val="20"/>
+              </w:rPr>
+              <w:t>4.1</w:t>
             </w:r>
           </w:p>
         </w:tc>
@@ -5184,16 +5369,14 @@
           </w:tcPr>
           <w:p>
             <w:pPr>
-              <w:spacing w:after="20" w:line="276" w:lineRule="auto"/>
-            </w:pPr>
-            <w:r>
-              <w:rPr>
-                <w:rFonts w:ascii="Times New Roman" w:hAnsi="Times New Roman"/>
-                <w:b w:val="0"/>
-                <w:i w:val="0"/>
-                <w:sz w:val="22"/>
-              </w:rPr>
-              <w:t>16-Node Enterprise Multi-Tier Network Topology</w:t>
+              <w:spacing w:before="20" w:after="20"/>
+            </w:pPr>
+            <w:r>
+              <w:rPr>
+                <w:rFonts w:ascii="Times New Roman" w:hAnsi="Times New Roman"/>
+                <w:sz w:val="20"/>
+              </w:rPr>
+              <w:t>Three-Tier Microservice Architecture Deployment Diagram</w:t>
             </w:r>
           </w:p>
         </w:tc>
@@ -5203,17 +5386,14 @@
           </w:tcPr>
           <w:p>
             <w:pPr>
-              <w:spacing w:after="20" w:line="276" w:lineRule="auto"/>
-              <w:jc w:val="center"/>
-            </w:pPr>
-            <w:r>
-              <w:rPr>
-                <w:rFonts w:ascii="Times New Roman" w:hAnsi="Times New Roman"/>
-                <w:b w:val="0"/>
-                <w:i w:val="0"/>
-                <w:sz w:val="22"/>
-              </w:rPr>
-              <w:t>24</w:t>
+              <w:spacing w:before="20" w:after="20"/>
+            </w:pPr>
+            <w:r>
+              <w:rPr>
+                <w:rFonts w:ascii="Times New Roman" w:hAnsi="Times New Roman"/>
+                <w:sz w:val="20"/>
+              </w:rPr>
+              <w:t>15</w:t>
             </w:r>
           </w:p>
         </w:tc>
@@ -5225,17 +5405,14 @@
           </w:tcPr>
           <w:p>
             <w:pPr>
-              <w:spacing w:after="20" w:line="276" w:lineRule="auto"/>
-              <w:jc w:val="center"/>
-            </w:pPr>
-            <w:r>
-              <w:rPr>
-                <w:rFonts w:ascii="Times New Roman" w:hAnsi="Times New Roman"/>
-                <w:b w:val="0"/>
-                <w:i w:val="0"/>
-                <w:sz w:val="22"/>
-              </w:rPr>
-              <w:t>5.2</w:t>
+              <w:spacing w:before="20" w:after="20"/>
+            </w:pPr>
+            <w:r>
+              <w:rPr>
+                <w:rFonts w:ascii="Times New Roman" w:hAnsi="Times New Roman"/>
+                <w:sz w:val="20"/>
+              </w:rPr>
+              <w:t>4.2</w:t>
             </w:r>
           </w:p>
         </w:tc>
@@ -5245,16 +5422,14 @@
           </w:tcPr>
           <w:p>
             <w:pPr>
-              <w:spacing w:after="20" w:line="276" w:lineRule="auto"/>
-            </w:pPr>
-            <w:r>
-              <w:rPr>
-                <w:rFonts w:ascii="Times New Roman" w:hAnsi="Times New Roman"/>
-                <w:b w:val="0"/>
-                <w:i w:val="0"/>
-                <w:sz w:val="22"/>
-              </w:rPr>
-              <w:t>Isolation Forest Recursive Feature Splitting Heuristic</w:t>
+              <w:spacing w:before="20" w:after="20"/>
+            </w:pPr>
+            <w:r>
+              <w:rPr>
+                <w:rFonts w:ascii="Times New Roman" w:hAnsi="Times New Roman"/>
+                <w:sz w:val="20"/>
+              </w:rPr>
+              <w:t>Federated Learning Round Lifecycle</w:t>
             </w:r>
           </w:p>
         </w:tc>
@@ -5264,17 +5439,14 @@
           </w:tcPr>
           <w:p>
             <w:pPr>
-              <w:spacing w:after="20" w:line="276" w:lineRule="auto"/>
-              <w:jc w:val="center"/>
-            </w:pPr>
-            <w:r>
-              <w:rPr>
-                <w:rFonts w:ascii="Times New Roman" w:hAnsi="Times New Roman"/>
-                <w:b w:val="0"/>
-                <w:i w:val="0"/>
-                <w:sz w:val="22"/>
-              </w:rPr>
-              <w:t>26</w:t>
+              <w:spacing w:before="20" w:after="20"/>
+            </w:pPr>
+            <w:r>
+              <w:rPr>
+                <w:rFonts w:ascii="Times New Roman" w:hAnsi="Times New Roman"/>
+                <w:sz w:val="20"/>
+              </w:rPr>
+              <w:t>17</w:t>
             </w:r>
           </w:p>
         </w:tc>
@@ -5286,17 +5458,14 @@
           </w:tcPr>
           <w:p>
             <w:pPr>
-              <w:spacing w:after="20" w:line="276" w:lineRule="auto"/>
-              <w:jc w:val="center"/>
-            </w:pPr>
-            <w:r>
-              <w:rPr>
-                <w:rFonts w:ascii="Times New Roman" w:hAnsi="Times New Roman"/>
-                <w:b w:val="0"/>
-                <w:i w:val="0"/>
-                <w:sz w:val="22"/>
-              </w:rPr>
-              <w:t>5.3</w:t>
+              <w:spacing w:before="20" w:after="20"/>
+            </w:pPr>
+            <w:r>
+              <w:rPr>
+                <w:rFonts w:ascii="Times New Roman" w:hAnsi="Times New Roman"/>
+                <w:sz w:val="20"/>
+              </w:rPr>
+              <w:t>5.1</w:t>
             </w:r>
           </w:p>
         </w:tc>
@@ -5306,16 +5475,14 @@
           </w:tcPr>
           <w:p>
             <w:pPr>
-              <w:spacing w:after="20" w:line="276" w:lineRule="auto"/>
-            </w:pPr>
-            <w:r>
-              <w:rPr>
-                <w:rFonts w:ascii="Times New Roman" w:hAnsi="Times New Roman"/>
-                <w:b w:val="0"/>
-                <w:i w:val="0"/>
-                <w:sz w:val="22"/>
-              </w:rPr>
-              <w:t>Explainable AI (XAI) Feature Perturbation Pipeline</w:t>
+              <w:spacing w:before="20" w:after="20"/>
+            </w:pPr>
+            <w:r>
+              <w:rPr>
+                <w:rFonts w:ascii="Times New Roman" w:hAnsi="Times New Roman"/>
+                <w:sz w:val="20"/>
+              </w:rPr>
+              <w:t>16-Node Enterprise Multi-Tier Network Topology</w:t>
             </w:r>
           </w:p>
         </w:tc>
@@ -5325,17 +5492,14 @@
           </w:tcPr>
           <w:p>
             <w:pPr>
-              <w:spacing w:after="20" w:line="276" w:lineRule="auto"/>
-              <w:jc w:val="center"/>
-            </w:pPr>
-            <w:r>
-              <w:rPr>
-                <w:rFonts w:ascii="Times New Roman" w:hAnsi="Times New Roman"/>
-                <w:b w:val="0"/>
-                <w:i w:val="0"/>
-                <w:sz w:val="22"/>
-              </w:rPr>
-              <w:t>27</w:t>
+              <w:spacing w:before="20" w:after="20"/>
+            </w:pPr>
+            <w:r>
+              <w:rPr>
+                <w:rFonts w:ascii="Times New Roman" w:hAnsi="Times New Roman"/>
+                <w:sz w:val="20"/>
+              </w:rPr>
+              <w:t>20</w:t>
             </w:r>
           </w:p>
         </w:tc>
@@ -5347,17 +5511,14 @@
           </w:tcPr>
           <w:p>
             <w:pPr>
-              <w:spacing w:after="20" w:line="276" w:lineRule="auto"/>
-              <w:jc w:val="center"/>
-            </w:pPr>
-            <w:r>
-              <w:rPr>
-                <w:rFonts w:ascii="Times New Roman" w:hAnsi="Times New Roman"/>
-                <w:b w:val="0"/>
-                <w:i w:val="0"/>
-                <w:sz w:val="22"/>
-              </w:rPr>
-              <w:t>6.1</w:t>
+              <w:spacing w:before="20" w:after="20"/>
+            </w:pPr>
+            <w:r>
+              <w:rPr>
+                <w:rFonts w:ascii="Times New Roman" w:hAnsi="Times New Roman"/>
+                <w:sz w:val="20"/>
+              </w:rPr>
+              <w:t>5.2</w:t>
             </w:r>
           </w:p>
         </w:tc>
@@ -5367,16 +5528,14 @@
           </w:tcPr>
           <w:p>
             <w:pPr>
-              <w:spacing w:after="20" w:line="276" w:lineRule="auto"/>
-            </w:pPr>
-            <w:r>
-              <w:rPr>
-                <w:rFonts w:ascii="Times New Roman" w:hAnsi="Times New Roman"/>
-                <w:b w:val="0"/>
-                <w:i w:val="0"/>
-                <w:sz w:val="22"/>
-              </w:rPr>
-              <w:t>Real-Time SOC Topology Monitoring Dashboard</w:t>
+              <w:spacing w:before="20" w:after="20"/>
+            </w:pPr>
+            <w:r>
+              <w:rPr>
+                <w:rFonts w:ascii="Times New Roman" w:hAnsi="Times New Roman"/>
+                <w:sz w:val="20"/>
+              </w:rPr>
+              <w:t>Isolation Forest Anomaly Score Distribution</w:t>
             </w:r>
           </w:p>
         </w:tc>
@@ -5386,17 +5545,14 @@
           </w:tcPr>
           <w:p>
             <w:pPr>
-              <w:spacing w:after="20" w:line="276" w:lineRule="auto"/>
-              <w:jc w:val="center"/>
-            </w:pPr>
-            <w:r>
-              <w:rPr>
-                <w:rFonts w:ascii="Times New Roman" w:hAnsi="Times New Roman"/>
-                <w:b w:val="0"/>
-                <w:i w:val="0"/>
-                <w:sz w:val="22"/>
-              </w:rPr>
-              <w:t>31</w:t>
+              <w:spacing w:before="20" w:after="20"/>
+            </w:pPr>
+            <w:r>
+              <w:rPr>
+                <w:rFonts w:ascii="Times New Roman" w:hAnsi="Times New Roman"/>
+                <w:sz w:val="20"/>
+              </w:rPr>
+              <w:t>22</w:t>
             </w:r>
           </w:p>
         </w:tc>
@@ -5408,17 +5564,14 @@
           </w:tcPr>
           <w:p>
             <w:pPr>
-              <w:spacing w:after="20" w:line="276" w:lineRule="auto"/>
-              <w:jc w:val="center"/>
-            </w:pPr>
-            <w:r>
-              <w:rPr>
-                <w:rFonts w:ascii="Times New Roman" w:hAnsi="Times New Roman"/>
-                <w:b w:val="0"/>
-                <w:i w:val="0"/>
-                <w:sz w:val="22"/>
-              </w:rPr>
-              <w:t>6.2</w:t>
+              <w:spacing w:before="20" w:after="20"/>
+            </w:pPr>
+            <w:r>
+              <w:rPr>
+                <w:rFonts w:ascii="Times New Roman" w:hAnsi="Times New Roman"/>
+                <w:sz w:val="20"/>
+              </w:rPr>
+              <w:t>5.3</w:t>
             </w:r>
           </w:p>
         </w:tc>
@@ -5428,16 +5581,14 @@
           </w:tcPr>
           <w:p>
             <w:pPr>
-              <w:spacing w:after="20" w:line="276" w:lineRule="auto"/>
-            </w:pPr>
-            <w:r>
-              <w:rPr>
-                <w:rFonts w:ascii="Times New Roman" w:hAnsi="Times New Roman"/>
-                <w:b w:val="0"/>
-                <w:i w:val="0"/>
-                <w:sz w:val="22"/>
-              </w:rPr>
-              <w:t>Attack Telemetry and Deep Packet Inspection Feed</w:t>
+              <w:spacing w:before="20" w:after="20"/>
+            </w:pPr>
+            <w:r>
+              <w:rPr>
+                <w:rFonts w:ascii="Times New Roman" w:hAnsi="Times New Roman"/>
+                <w:sz w:val="20"/>
+              </w:rPr>
+              <w:t>Trust Score Decay and Recovery Lifecycle</w:t>
             </w:r>
           </w:p>
         </w:tc>
@@ -5447,17 +5598,14 @@
           </w:tcPr>
           <w:p>
             <w:pPr>
-              <w:spacing w:after="20" w:line="276" w:lineRule="auto"/>
-              <w:jc w:val="center"/>
-            </w:pPr>
-            <w:r>
-              <w:rPr>
-                <w:rFonts w:ascii="Times New Roman" w:hAnsi="Times New Roman"/>
-                <w:b w:val="0"/>
-                <w:i w:val="0"/>
-                <w:sz w:val="22"/>
-              </w:rPr>
-              <w:t>32</w:t>
+              <w:spacing w:before="20" w:after="20"/>
+            </w:pPr>
+            <w:r>
+              <w:rPr>
+                <w:rFonts w:ascii="Times New Roman" w:hAnsi="Times New Roman"/>
+                <w:sz w:val="20"/>
+              </w:rPr>
+              <w:t>24</w:t>
             </w:r>
           </w:p>
         </w:tc>
@@ -5469,17 +5617,14 @@
           </w:tcPr>
           <w:p>
             <w:pPr>
-              <w:spacing w:after="20" w:line="276" w:lineRule="auto"/>
-              <w:jc w:val="center"/>
-            </w:pPr>
-            <w:r>
-              <w:rPr>
-                <w:rFonts w:ascii="Times New Roman" w:hAnsi="Times New Roman"/>
-                <w:b w:val="0"/>
-                <w:i w:val="0"/>
-                <w:sz w:val="22"/>
-              </w:rPr>
-              <w:t>6.3</w:t>
+              <w:spacing w:before="20" w:after="20"/>
+            </w:pPr>
+            <w:r>
+              <w:rPr>
+                <w:rFonts w:ascii="Times New Roman" w:hAnsi="Times New Roman"/>
+                <w:sz w:val="20"/>
+              </w:rPr>
+              <w:t>6.1</w:t>
             </w:r>
           </w:p>
         </w:tc>
@@ -5489,16 +5634,14 @@
           </w:tcPr>
           <w:p>
             <w:pPr>
-              <w:spacing w:after="20" w:line="276" w:lineRule="auto"/>
-            </w:pPr>
-            <w:r>
-              <w:rPr>
-                <w:rFonts w:ascii="Times New Roman" w:hAnsi="Times New Roman"/>
-                <w:b w:val="0"/>
-                <w:i w:val="0"/>
-                <w:sz w:val="22"/>
-              </w:rPr>
-              <w:t>Threat Alerting, Trust Decay, and Automated Quarantine</w:t>
+              <w:spacing w:before="20" w:after="20"/>
+            </w:pPr>
+            <w:r>
+              <w:rPr>
+                <w:rFonts w:ascii="Times New Roman" w:hAnsi="Times New Roman"/>
+                <w:sz w:val="20"/>
+              </w:rPr>
+              <w:t>Real-Time SOC Topology Monitoring Dashboard</w:t>
             </w:r>
           </w:p>
         </w:tc>
@@ -5508,17 +5651,14 @@
           </w:tcPr>
           <w:p>
             <w:pPr>
-              <w:spacing w:after="20" w:line="276" w:lineRule="auto"/>
-              <w:jc w:val="center"/>
-            </w:pPr>
-            <w:r>
-              <w:rPr>
-                <w:rFonts w:ascii="Times New Roman" w:hAnsi="Times New Roman"/>
-                <w:b w:val="0"/>
-                <w:i w:val="0"/>
-                <w:sz w:val="22"/>
-              </w:rPr>
-              <w:t>33</w:t>
+              <w:spacing w:before="20" w:after="20"/>
+            </w:pPr>
+            <w:r>
+              <w:rPr>
+                <w:rFonts w:ascii="Times New Roman" w:hAnsi="Times New Roman"/>
+                <w:sz w:val="20"/>
+              </w:rPr>
+              <w:t>28</w:t>
             </w:r>
           </w:p>
         </w:tc>
@@ -5530,17 +5670,14 @@
           </w:tcPr>
           <w:p>
             <w:pPr>
-              <w:spacing w:after="20" w:line="276" w:lineRule="auto"/>
-              <w:jc w:val="center"/>
-            </w:pPr>
-            <w:r>
-              <w:rPr>
-                <w:rFonts w:ascii="Times New Roman" w:hAnsi="Times New Roman"/>
-                <w:b w:val="0"/>
-                <w:i w:val="0"/>
-                <w:sz w:val="22"/>
-              </w:rPr>
-              <w:t>6.4</w:t>
+              <w:spacing w:before="20" w:after="20"/>
+            </w:pPr>
+            <w:r>
+              <w:rPr>
+                <w:rFonts w:ascii="Times New Roman" w:hAnsi="Times New Roman"/>
+                <w:sz w:val="20"/>
+              </w:rPr>
+              <w:t>6.2</w:t>
             </w:r>
           </w:p>
         </w:tc>
@@ -5550,16 +5687,14 @@
           </w:tcPr>
           <w:p>
             <w:pPr>
-              <w:spacing w:after="20" w:line="276" w:lineRule="auto"/>
-            </w:pPr>
-            <w:r>
-              <w:rPr>
-                <w:rFonts w:ascii="Times New Roman" w:hAnsi="Times New Roman"/>
-                <w:b w:val="0"/>
-                <w:i w:val="0"/>
-                <w:sz w:val="22"/>
-              </w:rPr>
-              <w:t>Federated Learning Model Synchronization and FedAvg Convergence</w:t>
+              <w:spacing w:before="20" w:after="20"/>
+            </w:pPr>
+            <w:r>
+              <w:rPr>
+                <w:rFonts w:ascii="Times New Roman" w:hAnsi="Times New Roman"/>
+                <w:sz w:val="20"/>
+              </w:rPr>
+              <w:t>Attack Injection and Node Quarantine Visualization</w:t>
             </w:r>
           </w:p>
         </w:tc>
@@ -5569,17 +5704,14 @@
           </w:tcPr>
           <w:p>
             <w:pPr>
-              <w:spacing w:after="20" w:line="276" w:lineRule="auto"/>
-              <w:jc w:val="center"/>
-            </w:pPr>
-            <w:r>
-              <w:rPr>
-                <w:rFonts w:ascii="Times New Roman" w:hAnsi="Times New Roman"/>
-                <w:b w:val="0"/>
-                <w:i w:val="0"/>
-                <w:sz w:val="22"/>
-              </w:rPr>
-              <w:t>33</w:t>
+              <w:spacing w:before="20" w:after="20"/>
+            </w:pPr>
+            <w:r>
+              <w:rPr>
+                <w:rFonts w:ascii="Times New Roman" w:hAnsi="Times New Roman"/>
+                <w:sz w:val="20"/>
+              </w:rPr>
+              <w:t>29</w:t>
             </w:r>
           </w:p>
         </w:tc>
@@ -5591,17 +5723,14 @@
           </w:tcPr>
           <w:p>
             <w:pPr>
-              <w:spacing w:after="20" w:line="276" w:lineRule="auto"/>
-              <w:jc w:val="center"/>
-            </w:pPr>
-            <w:r>
-              <w:rPr>
-                <w:rFonts w:ascii="Times New Roman" w:hAnsi="Times New Roman"/>
-                <w:b w:val="0"/>
-                <w:i w:val="0"/>
-                <w:sz w:val="22"/>
-              </w:rPr>
-              <w:t>7.1</w:t>
+              <w:spacing w:before="20" w:after="20"/>
+            </w:pPr>
+            <w:r>
+              <w:rPr>
+                <w:rFonts w:ascii="Times New Roman" w:hAnsi="Times New Roman"/>
+                <w:sz w:val="20"/>
+              </w:rPr>
+              <w:t>6.3</w:t>
             </w:r>
           </w:p>
         </w:tc>
@@ -5611,16 +5740,14 @@
           </w:tcPr>
           <w:p>
             <w:pPr>
-              <w:spacing w:after="20" w:line="276" w:lineRule="auto"/>
-            </w:pPr>
-            <w:r>
-              <w:rPr>
-                <w:rFonts w:ascii="Times New Roman" w:hAnsi="Times New Roman"/>
-                <w:b w:val="0"/>
-                <w:i w:val="0"/>
-                <w:sz w:val="22"/>
-              </w:rPr>
-              <w:t>Comparative Anomaly Detection Accuracy Across 6 Attack Profiles</w:t>
+              <w:spacing w:before="20" w:after="20"/>
+            </w:pPr>
+            <w:r>
+              <w:rPr>
+                <w:rFonts w:ascii="Times New Roman" w:hAnsi="Times New Roman"/>
+                <w:sz w:val="20"/>
+              </w:rPr>
+              <w:t>Federated Aggregation Round Telemetry</w:t>
             </w:r>
           </w:p>
         </w:tc>
@@ -5630,17 +5757,14 @@
           </w:tcPr>
           <w:p>
             <w:pPr>
-              <w:spacing w:after="20" w:line="276" w:lineRule="auto"/>
-              <w:jc w:val="center"/>
-            </w:pPr>
-            <w:r>
-              <w:rPr>
-                <w:rFonts w:ascii="Times New Roman" w:hAnsi="Times New Roman"/>
-                <w:b w:val="0"/>
-                <w:i w:val="0"/>
-                <w:sz w:val="22"/>
-              </w:rPr>
-              <w:t>36</w:t>
+              <w:spacing w:before="20" w:after="20"/>
+            </w:pPr>
+            <w:r>
+              <w:rPr>
+                <w:rFonts w:ascii="Times New Roman" w:hAnsi="Times New Roman"/>
+                <w:sz w:val="20"/>
+              </w:rPr>
+              <w:t>30</w:t>
             </w:r>
           </w:p>
         </w:tc>
@@ -5652,17 +5776,14 @@
           </w:tcPr>
           <w:p>
             <w:pPr>
-              <w:spacing w:after="20" w:line="276" w:lineRule="auto"/>
-              <w:jc w:val="center"/>
-            </w:pPr>
-            <w:r>
-              <w:rPr>
-                <w:rFonts w:ascii="Times New Roman" w:hAnsi="Times New Roman"/>
-                <w:b w:val="0"/>
-                <w:i w:val="0"/>
-                <w:sz w:val="22"/>
-              </w:rPr>
-              <w:t>7.2</w:t>
+              <w:spacing w:before="20" w:after="20"/>
+            </w:pPr>
+            <w:r>
+              <w:rPr>
+                <w:rFonts w:ascii="Times New Roman" w:hAnsi="Times New Roman"/>
+                <w:sz w:val="20"/>
+              </w:rPr>
+              <w:t>7.1</w:t>
             </w:r>
           </w:p>
         </w:tc>
@@ -5672,16 +5793,14 @@
           </w:tcPr>
           <w:p>
             <w:pPr>
-              <w:spacing w:after="20" w:line="276" w:lineRule="auto"/>
-            </w:pPr>
-            <w:r>
-              <w:rPr>
-                <w:rFonts w:ascii="Times New Roman" w:hAnsi="Times New Roman"/>
-                <w:b w:val="0"/>
-                <w:i w:val="0"/>
-                <w:sz w:val="22"/>
-              </w:rPr>
-              <w:t>Node Trust Decay and Automated Quarantine Trajectory</w:t>
+              <w:spacing w:before="20" w:after="20"/>
+            </w:pPr>
+            <w:r>
+              <w:rPr>
+                <w:rFonts w:ascii="Times New Roman" w:hAnsi="Times New Roman"/>
+                <w:sz w:val="20"/>
+              </w:rPr>
+              <w:t>Detection Rate Comparison Across Attack Profiles</w:t>
             </w:r>
           </w:p>
         </w:tc>
@@ -5691,17 +5810,14 @@
           </w:tcPr>
           <w:p>
             <w:pPr>
-              <w:spacing w:after="20" w:line="276" w:lineRule="auto"/>
-              <w:jc w:val="center"/>
-            </w:pPr>
-            <w:r>
-              <w:rPr>
-                <w:rFonts w:ascii="Times New Roman" w:hAnsi="Times New Roman"/>
-                <w:b w:val="0"/>
-                <w:i w:val="0"/>
-                <w:sz w:val="22"/>
-              </w:rPr>
-              <w:t>37</w:t>
+              <w:spacing w:before="20" w:after="20"/>
+            </w:pPr>
+            <w:r>
+              <w:rPr>
+                <w:rFonts w:ascii="Times New Roman" w:hAnsi="Times New Roman"/>
+                <w:sz w:val="20"/>
+              </w:rPr>
+              <w:t>32</w:t>
             </w:r>
           </w:p>
         </w:tc>
@@ -5741,162 +5857,109 @@
         <w:spacing w:line="362" w:lineRule="auto"/>
         <w:ind w:left="480"/>
       </w:pPr>
-      <w:r>
-        <w:t>(In</w:t>
-      </w:r>
+      <w:r/>
       <w:r>
         <w:rPr>
           <w:spacing w:val="-5"/>
         </w:rPr>
-        <w:t xml:space="preserve"> </w:t>
-      </w:r>
-      <w:r>
-        <w:t>the</w:t>
-      </w:r>
+      </w:r>
+      <w:r/>
       <w:r>
         <w:rPr>
           <w:spacing w:val="-1"/>
         </w:rPr>
-        <w:t xml:space="preserve"> </w:t>
-      </w:r>
-      <w:r>
-        <w:t>chapters,</w:t>
-      </w:r>
+      </w:r>
+      <w:r/>
       <w:r>
         <w:rPr>
           <w:spacing w:val="8"/>
         </w:rPr>
-        <w:t xml:space="preserve"> </w:t>
-      </w:r>
-      <w:r>
-        <w:t>figure</w:t>
-      </w:r>
+      </w:r>
+      <w:r/>
       <w:r>
         <w:rPr>
           <w:spacing w:val="-1"/>
         </w:rPr>
-        <w:t xml:space="preserve"> </w:t>
-      </w:r>
-      <w:r>
-        <w:t>caption</w:t>
-      </w:r>
+      </w:r>
+      <w:r/>
       <w:r>
         <w:rPr>
           <w:spacing w:val="-5"/>
         </w:rPr>
-        <w:t xml:space="preserve"> </w:t>
-      </w:r>
-      <w:r>
-        <w:t>should</w:t>
-      </w:r>
+      </w:r>
+      <w:r/>
       <w:r>
         <w:rPr>
           <w:spacing w:val="6"/>
         </w:rPr>
-        <w:t xml:space="preserve"> </w:t>
-      </w:r>
-      <w:r>
-        <w:t>come</w:t>
-      </w:r>
+      </w:r>
+      <w:r/>
       <w:r>
         <w:rPr>
           <w:spacing w:val="4"/>
         </w:rPr>
-        <w:t xml:space="preserve"> </w:t>
-      </w:r>
-      <w:r>
-        <w:t>below</w:t>
-      </w:r>
+      </w:r>
+      <w:r/>
       <w:r>
         <w:rPr>
           <w:spacing w:val="4"/>
         </w:rPr>
-        <w:t xml:space="preserve"> </w:t>
-      </w:r>
-      <w:r>
-        <w:t>the</w:t>
-      </w:r>
+      </w:r>
+      <w:r/>
       <w:r>
         <w:rPr>
           <w:spacing w:val="4"/>
         </w:rPr>
-        <w:t xml:space="preserve"> </w:t>
-      </w:r>
-      <w:r>
-        <w:t>figure and table</w:t>
-      </w:r>
+      </w:r>
+      <w:r/>
       <w:r>
         <w:rPr>
           <w:spacing w:val="-1"/>
         </w:rPr>
-        <w:t xml:space="preserve"> </w:t>
-      </w:r>
-      <w:r>
-        <w:t>caption</w:t>
-      </w:r>
+      </w:r>
+      <w:r/>
       <w:r>
         <w:rPr>
           <w:spacing w:val="1"/>
         </w:rPr>
-        <w:t xml:space="preserve"> </w:t>
-      </w:r>
-      <w:r>
-        <w:t>should</w:t>
-      </w:r>
+      </w:r>
+      <w:r/>
       <w:r>
         <w:rPr>
           <w:spacing w:val="-57"/>
         </w:rPr>
-        <w:t xml:space="preserve"> </w:t>
-      </w:r>
-      <w:r>
-        <w:t>come</w:t>
-      </w:r>
+      </w:r>
+      <w:r/>
       <w:r>
         <w:rPr>
           <w:spacing w:val="-1"/>
         </w:rPr>
-        <w:t xml:space="preserve"> </w:t>
-      </w:r>
-      <w:r>
-        <w:t>above the table.</w:t>
-      </w:r>
+      </w:r>
+      <w:r/>
       <w:r>
         <w:rPr>
           <w:spacing w:val="2"/>
         </w:rPr>
-        <w:t xml:space="preserve"> </w:t>
-      </w:r>
-      <w:r>
-        <w:t>Figure and table captions</w:t>
-      </w:r>
+      </w:r>
+      <w:r/>
       <w:r>
         <w:rPr>
           <w:spacing w:val="-1"/>
         </w:rPr>
-        <w:t xml:space="preserve"> </w:t>
-      </w:r>
-      <w:r>
-        <w:t>should be of</w:t>
-      </w:r>
+      </w:r>
+      <w:r/>
       <w:r>
         <w:rPr>
           <w:spacing w:val="-2"/>
         </w:rPr>
-        <w:t xml:space="preserve"> </w:t>
-      </w:r>
-      <w:r>
-        <w:t>font</w:t>
-      </w:r>
+      </w:r>
+      <w:r/>
       <w:r>
         <w:rPr>
           <w:spacing w:val="5"/>
         </w:rPr>
-        <w:t xml:space="preserve"> </w:t>
-      </w:r>
-      <w:r>
-        <w:t>size 10.)</w:t>
-      </w:r>
+      </w:r>
+      <w:r/>
       <w:bookmarkStart w:id="1" w:name="_TOC_250002"/>
     </w:p>
     <w:p>
@@ -5929,6 +5992,7 @@
       </w:pPr>
       <w:r>
         <w:rPr>
+          <w:rFonts w:ascii="Times New Roman" w:hAnsi="Times New Roman"/>
           <w:b/>
           <w:bCs/>
           <w:sz w:val="32"/>
@@ -5940,6 +6004,7 @@
       <w:bookmarkEnd w:id="1"/>
       <w:r>
         <w:rPr>
+          <w:rFonts w:ascii="Times New Roman" w:hAnsi="Times New Roman"/>
           <w:b/>
           <w:bCs/>
           <w:sz w:val="32"/>
@@ -5964,7 +6029,7 @@
           <w:tab w:val="left" w:pos="4167"/>
           <w:tab w:val="left" w:pos="7416"/>
         </w:tabs>
-        <w:spacing w:before="1"/>
+        <w:spacing w:before="1" w:line="276" w:lineRule="auto"/>
         <w:ind w:left="336"/>
         <w:jc w:val="center"/>
         <w:rPr>
@@ -5974,6 +6039,7 @@
       </w:pPr>
       <w:r>
         <w:rPr>
+          <w:rFonts w:ascii="Times New Roman" w:hAnsi="Times New Roman"/>
           <w:b/>
           <w:sz w:val="28"/>
         </w:rPr>
@@ -5981,6 +6047,7 @@
       </w:r>
       <w:r>
         <w:rPr>
+          <w:rFonts w:ascii="Times New Roman" w:hAnsi="Times New Roman"/>
           <w:b/>
           <w:spacing w:val="-3"/>
           <w:sz w:val="28"/>
@@ -5989,6 +6056,7 @@
       </w:r>
       <w:r>
         <w:rPr>
+          <w:rFonts w:ascii="Times New Roman" w:hAnsi="Times New Roman"/>
           <w:b/>
           <w:sz w:val="28"/>
         </w:rPr>
@@ -5996,6 +6064,7 @@
       </w:r>
       <w:r>
         <w:rPr>
+          <w:rFonts w:ascii="Times New Roman" w:hAnsi="Times New Roman"/>
           <w:b/>
           <w:sz w:val="28"/>
         </w:rPr>
@@ -6004,6 +6073,7 @@
       </w:r>
       <w:r>
         <w:rPr>
+          <w:rFonts w:ascii="Times New Roman" w:hAnsi="Times New Roman"/>
           <w:b/>
           <w:sz w:val="28"/>
         </w:rPr>
@@ -6012,6 +6082,7 @@
       </w:r>
       <w:r>
         <w:rPr>
+          <w:rFonts w:ascii="Times New Roman" w:hAnsi="Times New Roman"/>
           <w:b/>
           <w:spacing w:val="-2"/>
           <w:sz w:val="28"/>
@@ -6020,6 +6091,7 @@
       </w:r>
       <w:r>
         <w:rPr>
+          <w:rFonts w:ascii="Times New Roman" w:hAnsi="Times New Roman"/>
           <w:b/>
           <w:sz w:val="28"/>
         </w:rPr>
@@ -6033,7 +6105,7 @@
           <w:tab w:val="left" w:pos="2006"/>
           <w:tab w:val="right" w:pos="8279"/>
         </w:tabs>
-        <w:spacing w:before="161"/>
+        <w:spacing w:before="161" w:line="276" w:lineRule="auto"/>
         <w:ind w:left="983"/>
       </w:pPr>
       <w:r>
@@ -6193,7 +6265,7 @@
         <w:tabs>
           <w:tab w:val="left" w:pos="4881"/>
         </w:tabs>
-        <w:spacing w:before="180"/>
+        <w:spacing w:before="180" w:line="276" w:lineRule="auto"/>
         <w:ind w:left="482"/>
         <w:rPr>
           <w:sz w:val="24"/>
@@ -6461,7 +6533,7 @@
         <w:tabs>
           <w:tab w:val="left" w:pos="4881"/>
         </w:tabs>
-        <w:spacing w:before="180"/>
+        <w:spacing w:before="180" w:line="276" w:lineRule="auto"/>
         <w:ind w:left="482"/>
         <w:rPr>
           <w:sz w:val="24"/>
@@ -6470,6 +6542,7 @@
       </w:pPr>
       <w:r>
         <w:rPr>
+          <w:rFonts w:ascii="Times New Roman" w:hAnsi="Times New Roman"/>
           <w:sz w:val="24"/>
           <w:szCs w:val="24"/>
         </w:rPr>
@@ -6477,6 +6550,7 @@
       </w:r>
       <w:r>
         <w:rPr>
+          <w:rFonts w:ascii="Times New Roman" w:hAnsi="Times New Roman"/>
           <w:sz w:val="24"/>
           <w:szCs w:val="24"/>
         </w:rPr>
@@ -6485,6 +6559,7 @@
       </w:r>
       <w:r>
         <w:rPr>
+          <w:rFonts w:ascii="Times New Roman" w:hAnsi="Times New Roman"/>
           <w:spacing w:val="-6"/>
           <w:sz w:val="24"/>
           <w:szCs w:val="24"/>
@@ -6493,6 +6568,7 @@
       </w:r>
       <w:r>
         <w:rPr>
+          <w:rFonts w:ascii="Times New Roman" w:hAnsi="Times New Roman"/>
           <w:sz w:val="24"/>
           <w:szCs w:val="24"/>
         </w:rPr>
@@ -6500,6 +6576,7 @@
       </w:r>
       <w:r>
         <w:rPr>
+          <w:rFonts w:ascii="Times New Roman" w:hAnsi="Times New Roman"/>
           <w:spacing w:val="-6"/>
           <w:sz w:val="24"/>
           <w:szCs w:val="24"/>
@@ -6508,6 +6585,7 @@
       </w:r>
       <w:r>
         <w:rPr>
+          <w:rFonts w:ascii="Times New Roman" w:hAnsi="Times New Roman"/>
           <w:sz w:val="24"/>
           <w:szCs w:val="24"/>
         </w:rPr>
@@ -6515,6 +6593,7 @@
       </w:r>
       <w:r>
         <w:rPr>
+          <w:rFonts w:ascii="Times New Roman" w:hAnsi="Times New Roman"/>
           <w:spacing w:val="-1"/>
           <w:sz w:val="24"/>
           <w:szCs w:val="24"/>
@@ -6523,10 +6602,287 @@
       </w:r>
       <w:r>
         <w:rPr>
+          <w:rFonts w:ascii="Times New Roman" w:hAnsi="Times New Roman"/>
           <w:sz w:val="24"/>
           <w:szCs w:val="24"/>
         </w:rPr>
         <w:t>Project</w:t>
+      </w:r>
+    </w:p>
+    <w:p>
+      <w:pPr>
+        <w:tabs>
+          <w:tab w:val="left" w:pos="4881"/>
+        </w:tabs>
+        <w:spacing w:before="180" w:line="276" w:lineRule="auto"/>
+        <w:ind w:left="482"/>
+        <w:rPr>
+          <w:sz w:val="24"/>
+          <w:szCs w:val="24"/>
+        </w:rPr>
+      </w:pPr>
+      <w:r>
+        <w:rPr>
+          <w:rFonts w:ascii="Times New Roman" w:hAnsi="Times New Roman"/>
+          <w:sz w:val="24"/>
+          <w:szCs w:val="24"/>
+        </w:rPr>
+        <w:t>3G</w:t>
+      </w:r>
+      <w:r>
+        <w:rPr>
+          <w:rFonts w:ascii="Times New Roman" w:hAnsi="Times New Roman"/>
+          <w:sz w:val="24"/>
+          <w:szCs w:val="24"/>
+        </w:rPr>
+        <w:tab/>
+        <w:t>Third</w:t>
+      </w:r>
+      <w:r>
+        <w:rPr>
+          <w:rFonts w:ascii="Times New Roman" w:hAnsi="Times New Roman"/>
+          <w:spacing w:val="-4"/>
+          <w:sz w:val="24"/>
+          <w:szCs w:val="24"/>
+        </w:rPr>
+        <w:t xml:space="preserve"> </w:t>
+      </w:r>
+      <w:r>
+        <w:rPr>
+          <w:rFonts w:ascii="Times New Roman" w:hAnsi="Times New Roman"/>
+          <w:sz w:val="24"/>
+          <w:szCs w:val="24"/>
+        </w:rPr>
+        <w:t>Generation</w:t>
+      </w:r>
+    </w:p>
+    <w:p>
+      <w:pPr>
+        <w:tabs>
+          <w:tab w:val="left" w:pos="4881"/>
+        </w:tabs>
+        <w:spacing w:before="180" w:line="276" w:lineRule="auto"/>
+        <w:ind w:left="482"/>
+        <w:rPr>
+          <w:sz w:val="24"/>
+          <w:szCs w:val="24"/>
+        </w:rPr>
+      </w:pPr>
+      <w:r>
+        <w:rPr>
+          <w:rFonts w:ascii="Times New Roman" w:hAnsi="Times New Roman"/>
+          <w:sz w:val="24"/>
+          <w:szCs w:val="24"/>
+        </w:rPr>
+        <w:t>4G</w:t>
+      </w:r>
+      <w:r>
+        <w:rPr>
+          <w:rFonts w:ascii="Times New Roman" w:hAnsi="Times New Roman"/>
+          <w:sz w:val="24"/>
+          <w:szCs w:val="24"/>
+        </w:rPr>
+        <w:tab/>
+        <w:t>Fourth</w:t>
+      </w:r>
+      <w:r>
+        <w:rPr>
+          <w:rFonts w:ascii="Times New Roman" w:hAnsi="Times New Roman"/>
+          <w:spacing w:val="-5"/>
+          <w:sz w:val="24"/>
+          <w:szCs w:val="24"/>
+        </w:rPr>
+        <w:t xml:space="preserve"> </w:t>
+      </w:r>
+      <w:r>
+        <w:rPr>
+          <w:rFonts w:ascii="Times New Roman" w:hAnsi="Times New Roman"/>
+          <w:sz w:val="24"/>
+          <w:szCs w:val="24"/>
+        </w:rPr>
+        <w:t>Generation</w:t>
+      </w:r>
+    </w:p>
+    <w:p>
+      <w:pPr>
+        <w:tabs>
+          <w:tab w:val="left" w:pos="4881"/>
+        </w:tabs>
+        <w:spacing w:before="180" w:line="276" w:lineRule="auto"/>
+        <w:ind w:left="482"/>
+        <w:rPr>
+          <w:sz w:val="24"/>
+          <w:szCs w:val="24"/>
+        </w:rPr>
+      </w:pPr>
+      <w:r>
+        <w:rPr>
+          <w:rFonts w:ascii="Times New Roman" w:hAnsi="Times New Roman"/>
+          <w:sz w:val="24"/>
+          <w:szCs w:val="24"/>
+        </w:rPr>
+        <w:t>AWGN</w:t>
+      </w:r>
+      <w:r>
+        <w:rPr>
+          <w:rFonts w:ascii="Times New Roman" w:hAnsi="Times New Roman"/>
+          <w:sz w:val="24"/>
+          <w:szCs w:val="24"/>
+        </w:rPr>
+        <w:tab/>
+        <w:t>Additive</w:t>
+      </w:r>
+      <w:r>
+        <w:rPr>
+          <w:rFonts w:ascii="Times New Roman" w:hAnsi="Times New Roman"/>
+          <w:spacing w:val="-5"/>
+          <w:sz w:val="24"/>
+          <w:szCs w:val="24"/>
+        </w:rPr>
+        <w:t xml:space="preserve"> </w:t>
+      </w:r>
+      <w:r>
+        <w:rPr>
+          <w:rFonts w:ascii="Times New Roman" w:hAnsi="Times New Roman"/>
+          <w:sz w:val="24"/>
+          <w:szCs w:val="24"/>
+        </w:rPr>
+        <w:t>White</w:t>
+      </w:r>
+      <w:r>
+        <w:rPr>
+          <w:rFonts w:ascii="Times New Roman" w:hAnsi="Times New Roman"/>
+          <w:spacing w:val="-5"/>
+          <w:sz w:val="24"/>
+          <w:szCs w:val="24"/>
+        </w:rPr>
+        <w:t xml:space="preserve"> </w:t>
+      </w:r>
+      <w:r>
+        <w:rPr>
+          <w:rFonts w:ascii="Times New Roman" w:hAnsi="Times New Roman"/>
+          <w:sz w:val="24"/>
+          <w:szCs w:val="24"/>
+        </w:rPr>
+        <w:t>Gaussian</w:t>
+      </w:r>
+      <w:r>
+        <w:rPr>
+          <w:rFonts w:ascii="Times New Roman" w:hAnsi="Times New Roman"/>
+          <w:spacing w:val="-3"/>
+          <w:sz w:val="24"/>
+          <w:szCs w:val="24"/>
+        </w:rPr>
+        <w:t xml:space="preserve"> </w:t>
+      </w:r>
+      <w:r>
+        <w:rPr>
+          <w:rFonts w:ascii="Times New Roman" w:hAnsi="Times New Roman"/>
+          <w:sz w:val="24"/>
+          <w:szCs w:val="24"/>
+        </w:rPr>
+        <w:t>Noise</w:t>
+      </w:r>
+    </w:p>
+    <w:p>
+      <w:pPr>
+        <w:tabs>
+          <w:tab w:val="left" w:pos="4881"/>
+        </w:tabs>
+        <w:spacing w:before="180" w:line="276" w:lineRule="auto"/>
+        <w:ind w:left="482"/>
+        <w:rPr>
+          <w:sz w:val="24"/>
+          <w:szCs w:val="24"/>
+        </w:rPr>
+      </w:pPr>
+      <w:r>
+        <w:rPr>
+          <w:rFonts w:ascii="Times New Roman" w:hAnsi="Times New Roman"/>
+          <w:sz w:val="24"/>
+          <w:szCs w:val="24"/>
+        </w:rPr>
+        <w:t>B</w:t>
+      </w:r>
+      <w:r>
+        <w:rPr>
+          <w:rFonts w:ascii="Times New Roman" w:hAnsi="Times New Roman"/>
+          <w:sz w:val="24"/>
+          <w:szCs w:val="24"/>
+        </w:rPr>
+        <w:t>BE</w:t>
+      </w:r>
+      <w:r>
+        <w:rPr>
+          <w:rFonts w:ascii="Times New Roman" w:hAnsi="Times New Roman"/>
+          <w:sz w:val="24"/>
+          <w:szCs w:val="24"/>
+        </w:rPr>
+        <w:tab/>
+      </w:r>
+      <w:r>
+        <w:rPr>
+          <w:rFonts w:ascii="Times New Roman" w:hAnsi="Times New Roman"/>
+          <w:sz w:val="24"/>
+          <w:szCs w:val="24"/>
+        </w:rPr>
+        <w:t>Background Block Error</w:t>
+      </w:r>
+    </w:p>
+    <w:p>
+      <w:pPr>
+        <w:tabs>
+          <w:tab w:val="left" w:pos="4881"/>
+        </w:tabs>
+        <w:spacing w:before="180" w:line="276" w:lineRule="auto"/>
+        <w:ind w:left="482"/>
+        <w:rPr>
+          <w:sz w:val="24"/>
+          <w:szCs w:val="24"/>
+        </w:rPr>
+      </w:pPr>
+      <w:r>
+        <w:rPr>
+          <w:rFonts w:ascii="Times New Roman" w:hAnsi="Times New Roman"/>
+          <w:sz w:val="24"/>
+          <w:szCs w:val="24"/>
+        </w:rPr>
+        <w:t>CSMA</w:t>
+      </w:r>
+      <w:r>
+        <w:rPr>
+          <w:rFonts w:ascii="Times New Roman" w:hAnsi="Times New Roman"/>
+          <w:sz w:val="24"/>
+          <w:szCs w:val="24"/>
+        </w:rPr>
+        <w:tab/>
+        <w:t>Carrier Sense Multiple Access</w:t>
+      </w:r>
+    </w:p>
+    <w:p>
+      <w:pPr>
+        <w:tabs>
+          <w:tab w:val="left" w:pos="4881"/>
+        </w:tabs>
+        <w:spacing w:before="180" w:line="276" w:lineRule="auto"/>
+        <w:ind w:left="482"/>
+      </w:pPr>
+      <w:r>
+        <w:rPr>
+          <w:rFonts w:ascii="Times New Roman" w:hAnsi="Times New Roman"/>
+          <w:sz w:val="24"/>
+          <w:szCs w:val="24"/>
+        </w:rPr>
+        <w:t>DAS</w:t>
+      </w:r>
+      <w:r>
+        <w:rPr>
+          <w:rFonts w:ascii="Times New Roman" w:hAnsi="Times New Roman"/>
+          <w:sz w:val="24"/>
+          <w:szCs w:val="24"/>
+        </w:rPr>
+        <w:tab/>
+        <w:t>Direct Attached Storage</w:t>
       </w:r>
     </w:p>
     <w:p>
@@ -6536,258 +6892,6 @@
         </w:tabs>
         <w:spacing w:before="180"/>
         <w:ind w:left="482"/>
-        <w:rPr>
-          <w:sz w:val="24"/>
-          <w:szCs w:val="24"/>
-        </w:rPr>
-      </w:pPr>
-      <w:r>
-        <w:rPr>
-          <w:sz w:val="24"/>
-          <w:szCs w:val="24"/>
-        </w:rPr>
-        <w:t>3G</w:t>
-      </w:r>
-      <w:r>
-        <w:rPr>
-          <w:sz w:val="24"/>
-          <w:szCs w:val="24"/>
-        </w:rPr>
-        <w:tab/>
-        <w:t>Third</w:t>
-      </w:r>
-      <w:r>
-        <w:rPr>
-          <w:spacing w:val="-4"/>
-          <w:sz w:val="24"/>
-          <w:szCs w:val="24"/>
-        </w:rPr>
-        <w:t xml:space="preserve"> </w:t>
-      </w:r>
-      <w:r>
-        <w:rPr>
-          <w:sz w:val="24"/>
-          <w:szCs w:val="24"/>
-        </w:rPr>
-        <w:t>Generation</w:t>
-      </w:r>
-    </w:p>
-    <w:p>
-      <w:pPr>
-        <w:tabs>
-          <w:tab w:val="left" w:pos="4881"/>
-        </w:tabs>
-        <w:spacing w:before="180"/>
-        <w:ind w:left="482"/>
-        <w:rPr>
-          <w:sz w:val="24"/>
-          <w:szCs w:val="24"/>
-        </w:rPr>
-      </w:pPr>
-      <w:r>
-        <w:rPr>
-          <w:sz w:val="24"/>
-          <w:szCs w:val="24"/>
-        </w:rPr>
-        <w:t>4G</w:t>
-      </w:r>
-      <w:r>
-        <w:rPr>
-          <w:sz w:val="24"/>
-          <w:szCs w:val="24"/>
-        </w:rPr>
-        <w:tab/>
-        <w:t>Fourth</w:t>
-      </w:r>
-      <w:r>
-        <w:rPr>
-          <w:spacing w:val="-5"/>
-          <w:sz w:val="24"/>
-          <w:szCs w:val="24"/>
-        </w:rPr>
-        <w:t xml:space="preserve"> </w:t>
-      </w:r>
-      <w:r>
-        <w:rPr>
-          <w:sz w:val="24"/>
-          <w:szCs w:val="24"/>
-        </w:rPr>
-        <w:t>Generation</w:t>
-      </w:r>
-    </w:p>
-    <w:p>
-      <w:pPr>
-        <w:tabs>
-          <w:tab w:val="left" w:pos="4881"/>
-        </w:tabs>
-        <w:spacing w:before="180"/>
-        <w:ind w:left="482"/>
-        <w:rPr>
-          <w:sz w:val="24"/>
-          <w:szCs w:val="24"/>
-        </w:rPr>
-      </w:pPr>
-      <w:r>
-        <w:rPr>
-          <w:sz w:val="24"/>
-          <w:szCs w:val="24"/>
-        </w:rPr>
-        <w:t>AWGN</w:t>
-      </w:r>
-      <w:r>
-        <w:rPr>
-          <w:sz w:val="24"/>
-          <w:szCs w:val="24"/>
-        </w:rPr>
-        <w:tab/>
-        <w:t>Additive</w:t>
-      </w:r>
-      <w:r>
-        <w:rPr>
-          <w:spacing w:val="-5"/>
-          <w:sz w:val="24"/>
-          <w:szCs w:val="24"/>
-        </w:rPr>
-        <w:t xml:space="preserve"> </w:t>
-      </w:r>
-      <w:r>
-        <w:rPr>
-          <w:sz w:val="24"/>
-          <w:szCs w:val="24"/>
-        </w:rPr>
-        <w:t>White</w:t>
-      </w:r>
-      <w:r>
-        <w:rPr>
-          <w:spacing w:val="-5"/>
-          <w:sz w:val="24"/>
-          <w:szCs w:val="24"/>
-        </w:rPr>
-        <w:t xml:space="preserve"> </w:t>
-      </w:r>
-      <w:r>
-        <w:rPr>
-          <w:sz w:val="24"/>
-          <w:szCs w:val="24"/>
-        </w:rPr>
-        <w:t>Gaussian</w:t>
-      </w:r>
-      <w:r>
-        <w:rPr>
-          <w:spacing w:val="-3"/>
-          <w:sz w:val="24"/>
-          <w:szCs w:val="24"/>
-        </w:rPr>
-        <w:t xml:space="preserve"> </w:t>
-      </w:r>
-      <w:r>
-        <w:rPr>
-          <w:sz w:val="24"/>
-          <w:szCs w:val="24"/>
-        </w:rPr>
-        <w:t>Noise</w:t>
-      </w:r>
-    </w:p>
-    <w:p>
-      <w:pPr>
-        <w:tabs>
-          <w:tab w:val="left" w:pos="4881"/>
-        </w:tabs>
-        <w:spacing w:before="180"/>
-        <w:ind w:left="482"/>
-        <w:rPr>
-          <w:sz w:val="24"/>
-          <w:szCs w:val="24"/>
-        </w:rPr>
-      </w:pPr>
-      <w:r>
-        <w:rPr>
-          <w:sz w:val="24"/>
-          <w:szCs w:val="24"/>
-        </w:rPr>
-        <w:t>B</w:t>
-      </w:r>
-      <w:r>
-        <w:rPr>
-          <w:sz w:val="24"/>
-          <w:szCs w:val="24"/>
-        </w:rPr>
-        <w:t>BE</w:t>
-      </w:r>
-      <w:r>
-        <w:rPr>
-          <w:sz w:val="24"/>
-          <w:szCs w:val="24"/>
-        </w:rPr>
-        <w:tab/>
-      </w:r>
-      <w:r>
-        <w:rPr>
-          <w:sz w:val="24"/>
-          <w:szCs w:val="24"/>
-        </w:rPr>
-        <w:t>Background Block Error</w:t>
-      </w:r>
-    </w:p>
-    <w:p>
-      <w:pPr>
-        <w:tabs>
-          <w:tab w:val="left" w:pos="4881"/>
-        </w:tabs>
-        <w:spacing w:before="180"/>
-        <w:ind w:left="482"/>
-        <w:rPr>
-          <w:sz w:val="24"/>
-          <w:szCs w:val="24"/>
-        </w:rPr>
-      </w:pPr>
-      <w:r>
-        <w:rPr>
-          <w:sz w:val="24"/>
-          <w:szCs w:val="24"/>
-        </w:rPr>
-        <w:t>CSMA</w:t>
-      </w:r>
-      <w:r>
-        <w:rPr>
-          <w:sz w:val="24"/>
-          <w:szCs w:val="24"/>
-        </w:rPr>
-        <w:tab/>
-        <w:t>Carrier Sense Multiple Access</w:t>
-      </w:r>
-    </w:p>
-    <w:p>
-      <w:pPr>
-        <w:tabs>
-          <w:tab w:val="left" w:pos="4881"/>
-        </w:tabs>
-        <w:spacing w:before="180"/>
-        <w:ind w:left="482"/>
-      </w:pPr>
-      <w:r>
-        <w:rPr>
-          <w:sz w:val="24"/>
-          <w:szCs w:val="24"/>
-        </w:rPr>
-        <w:t>DAS</w:t>
-      </w:r>
-      <w:r>
-        <w:rPr>
-          <w:sz w:val="24"/>
-          <w:szCs w:val="24"/>
-        </w:rPr>
-        <w:tab/>
-        <w:t>Direct Attached Storage</w:t>
-      </w:r>
-    </w:p>
-    <w:p>
-      <w:pPr>
-        <w:tabs>
-          <w:tab w:val="left" w:pos="4881"/>
-        </w:tabs>
-        <w:spacing w:before="180"/>
-        <w:ind w:left="482"/>
       </w:pPr>
     </w:p>
     <w:p/>
@@ -6808,7 +6912,6 @@
           <w:szCs w:val="24"/>
           <w:highlight w:val="yellow"/>
         </w:rPr>
-        <w:t>Note: All the abbreviations should follow Alphabetical order</w:t>
       </w:r>
       <w:bookmarkStart w:id="2" w:name="_TOC_250001"/>
       <w:bookmarkEnd w:id="2"/>
@@ -6836,6 +6939,7 @@
     </w:p>
     <w:p>
       <w:pPr>
+        <w:spacing w:line="276" w:lineRule="auto"/>
         <w:jc w:val="center"/>
         <w:rPr>
           <w:b/>
@@ -6846,6 +6950,7 @@
       </w:pPr>
       <w:r>
         <w:rPr>
+          <w:rFonts w:ascii="Times New Roman" w:hAnsi="Times New Roman"/>
           <w:b/>
           <w:bCs/>
           <w:sz w:val="32"/>
@@ -6870,7 +6975,7 @@
         <w:tabs>
           <w:tab w:val="left" w:pos="4718"/>
         </w:tabs>
-        <w:spacing w:before="103"/>
+        <w:spacing w:before="103" w:line="276" w:lineRule="auto"/>
         <w:ind w:left="513"/>
       </w:pPr>
       <w:r>
@@ -6938,7 +7043,7 @@
         <w:tabs>
           <w:tab w:val="left" w:pos="4718"/>
         </w:tabs>
-        <w:spacing w:before="93"/>
+        <w:spacing w:before="93" w:line="276" w:lineRule="auto"/>
         <w:ind w:left="513"/>
       </w:pPr>
       <w:r>
@@ -6951,12 +7056,17 @@
       </w:r>
       <w:r>
         <w:rPr>
+          <w:rFonts w:ascii="Times New Roman" w:hAnsi="Times New Roman"/>
           <w:position w:val="1"/>
           <w:sz w:val="24"/>
         </w:rPr>
         <w:tab/>
       </w:r>
       <w:r>
+        <w:rPr>
+          <w:rFonts w:ascii="Times New Roman" w:hAnsi="Times New Roman"/>
+          <w:sz w:val="24"/>
+        </w:rPr>
         <w:t>NCFO</w:t>
       </w:r>
     </w:p>
@@ -7052,7 +7162,6 @@
           <w:szCs w:val="26"/>
           <w:highlight w:val="yellow"/>
         </w:rPr>
-        <w:t>(</w:t>
       </w:r>
       <w:r>
         <w:rPr>
@@ -7061,7 +7170,6 @@
           <w:szCs w:val="26"/>
           <w:highlight w:val="yellow"/>
         </w:rPr>
-        <w:t>Times New Roman 16, Bold, Upper Case, Line spacing 1.5</w:t>
       </w:r>
       <w:r>
         <w:rPr>
@@ -7070,7 +7178,6 @@
           <w:szCs w:val="26"/>
           <w:highlight w:val="yellow"/>
         </w:rPr>
-        <w:t>)</w:t>
       </w:r>
     </w:p>
     <w:p>
@@ -7106,21 +7213,18 @@
           <w:sz w:val="24"/>
           <w:szCs w:val="24"/>
         </w:rPr>
-        <w:t xml:space="preserve">One page and not exceeding 500 words </w:t>
       </w:r>
       <w:r>
         <w:rPr>
           <w:sz w:val="24"/>
           <w:szCs w:val="24"/>
         </w:rPr>
-        <w:t>(</w:t>
       </w:r>
       <w:r>
         <w:rPr>
           <w:sz w:val="24"/>
           <w:szCs w:val="24"/>
         </w:rPr>
-        <w:t>minimum 300 words)</w:t>
       </w:r>
     </w:p>
     <w:p>
@@ -7834,7 +7938,7 @@
     </w:p>
     <w:p>
       <w:pPr>
-        <w:spacing w:before="200" w:after="80"/>
+        <w:spacing w:before="200" w:after="80" w:line="276" w:lineRule="auto"/>
         <w:jc w:val="center"/>
       </w:pPr>
       <w:r>
@@ -9915,7 +10019,7 @@
     </w:p>
     <w:p>
       <w:pPr>
-        <w:spacing w:before="40" w:after="200"/>
+        <w:spacing w:before="40" w:after="200" w:line="276" w:lineRule="auto"/>
         <w:jc w:val="center"/>
       </w:pPr>
       <w:r>
@@ -10010,7 +10114,7 @@
     </w:p>
     <w:p>
       <w:pPr>
-        <w:spacing w:before="200" w:after="80"/>
+        <w:spacing w:before="200" w:after="80" w:line="276" w:lineRule="auto"/>
         <w:jc w:val="center"/>
       </w:pPr>
       <w:r>
@@ -11508,7 +11612,7 @@
     </w:p>
     <w:p>
       <w:pPr>
-        <w:spacing w:before="200" w:after="80"/>
+        <w:spacing w:before="200" w:after="80" w:line="276" w:lineRule="auto"/>
         <w:jc w:val="center"/>
       </w:pPr>
       <w:r>
@@ -12466,7 +12570,7 @@
     </w:p>
     <w:p>
       <w:pPr>
-        <w:spacing w:before="200" w:after="80"/>
+        <w:spacing w:before="200" w:after="80" w:line="276" w:lineRule="auto"/>
         <w:jc w:val="center"/>
       </w:pPr>
       <w:r>
@@ -13194,7 +13298,7 @@
     </w:p>
     <w:p>
       <w:pPr>
-        <w:spacing w:before="200" w:after="80"/>
+        <w:spacing w:before="200" w:after="80" w:line="276" w:lineRule="auto"/>
         <w:jc w:val="center"/>
       </w:pPr>
       <w:r>
@@ -14877,7 +14981,7 @@
     </w:p>
     <w:p>
       <w:pPr>
-        <w:spacing w:before="40" w:after="200"/>
+        <w:spacing w:before="40" w:after="200" w:line="276" w:lineRule="auto"/>
         <w:jc w:val="center"/>
       </w:pPr>
       <w:r>
@@ -15094,7 +15198,7 @@
     </w:p>
     <w:p>
       <w:pPr>
-        <w:spacing w:before="40" w:after="200"/>
+        <w:spacing w:before="40" w:after="200" w:line="276" w:lineRule="auto"/>
         <w:jc w:val="center"/>
       </w:pPr>
       <w:r>
@@ -15179,7 +15283,7 @@
     </w:p>
     <w:p>
       <w:pPr>
-        <w:spacing w:before="40" w:after="200"/>
+        <w:spacing w:before="40" w:after="200" w:line="276" w:lineRule="auto"/>
         <w:jc w:val="center"/>
       </w:pPr>
       <w:r>
@@ -15264,7 +15368,7 @@
     </w:p>
     <w:p>
       <w:pPr>
-        <w:spacing w:before="40" w:after="200"/>
+        <w:spacing w:before="40" w:after="200" w:line="276" w:lineRule="auto"/>
         <w:jc w:val="center"/>
       </w:pPr>
       <w:r>
@@ -15349,7 +15453,7 @@
     </w:p>
     <w:p>
       <w:pPr>
-        <w:spacing w:before="40" w:after="200"/>
+        <w:spacing w:before="40" w:after="200" w:line="276" w:lineRule="auto"/>
         <w:jc w:val="center"/>
       </w:pPr>
       <w:r>
@@ -15484,7 +15588,7 @@
     </w:p>
     <w:p>
       <w:pPr>
-        <w:spacing w:before="40" w:after="200"/>
+        <w:spacing w:before="40" w:after="200" w:line="276" w:lineRule="auto"/>
         <w:jc w:val="center"/>
       </w:pPr>
       <w:r>
@@ -15499,7 +15603,7 @@
     </w:p>
     <w:p>
       <w:pPr>
-        <w:spacing w:before="200" w:after="80"/>
+        <w:spacing w:before="200" w:after="80" w:line="276" w:lineRule="auto"/>
         <w:jc w:val="center"/>
       </w:pPr>
       <w:r>
@@ -17898,7 +18002,7 @@
     </w:p>
     <w:p>
       <w:pPr>
-        <w:spacing w:before="200" w:after="80"/>
+        <w:spacing w:before="200" w:after="80" w:line="276" w:lineRule="auto"/>
         <w:jc w:val="center"/>
       </w:pPr>
       <w:r>
@@ -19090,7 +19194,7 @@
     </w:p>
     <w:p>
       <w:pPr>
-        <w:spacing w:before="200" w:after="80"/>
+        <w:spacing w:before="200" w:after="80" w:line="276" w:lineRule="auto"/>
         <w:jc w:val="center"/>
       </w:pPr>
       <w:r>
@@ -20406,7 +20510,7 @@
     </w:p>
     <w:p>
       <w:pPr>
-        <w:spacing w:before="40" w:after="200"/>
+        <w:spacing w:before="40" w:after="200" w:line="276" w:lineRule="auto"/>
         <w:jc w:val="center"/>
       </w:pPr>
       <w:r>
@@ -20606,7 +20710,7 @@
     </w:p>
     <w:p>
       <w:pPr>
-        <w:spacing w:before="200" w:after="80"/>
+        <w:spacing w:before="200" w:after="80" w:line="276" w:lineRule="auto"/>
         <w:jc w:val="center"/>
       </w:pPr>
       <w:r>
@@ -21554,7 +21658,7 @@
     </w:p>
     <w:p>
       <w:pPr>
-        <w:spacing w:before="200" w:after="80"/>
+        <w:spacing w:before="200" w:after="80" w:line="276" w:lineRule="auto"/>
         <w:jc w:val="center"/>
       </w:pPr>
       <w:r>
@@ -23216,7 +23320,7 @@
     </w:p>
     <w:p>
       <w:pPr>
-        <w:spacing w:before="200" w:after="80"/>
+        <w:spacing w:before="200" w:after="80" w:line="276" w:lineRule="auto"/>
         <w:jc w:val="center"/>
       </w:pPr>
       <w:r>
@@ -24900,7 +25004,7 @@
     </w:p>
     <w:p>
       <w:pPr>
-        <w:spacing w:before="80" w:after="160"/>
+        <w:spacing w:before="80" w:after="160" w:line="276" w:lineRule="auto"/>
       </w:pPr>
       <w:r>
         <w:rPr>
@@ -24988,7 +25092,7 @@
     </w:p>
     <w:p>
       <w:pPr>
-        <w:spacing w:before="80" w:after="160"/>
+        <w:spacing w:before="80" w:after="160" w:line="276" w:lineRule="auto"/>
       </w:pPr>
       <w:r>
         <w:rPr>
@@ -25079,7 +25183,7 @@
     </w:p>
     <w:p>
       <w:pPr>
-        <w:spacing w:before="80" w:after="160"/>
+        <w:spacing w:before="80" w:after="160" w:line="276" w:lineRule="auto"/>
       </w:pPr>
       <w:r>
         <w:rPr>
